--- a/hidromel/exame-julgamento/Mead-judging-exam-procedures-pt-br.docx
+++ b/hidromel/exame-julgamento/Mead-judging-exam-procedures-pt-br.docx
@@ -3086,311 +3086,273 @@
           <w:color w:val="000000"/>
           <w:lang w:val="pt-PT" w:eastAsia="pt-BR"/>
         </w:rPr>
-        <w:t xml:space="preserve">A administração </w:t>
-      </w:r>
-      <w:r>
-        <w:rPr>
-          <w:rFonts w:ascii="Arial" w:eastAsia="Times New Roman" w:hAnsi="Arial" w:cs="Arial"/>
-          <w:color w:val="000000"/>
-          <w:lang w:val="pt-PT" w:eastAsia="pt-BR"/>
-        </w:rPr>
-        <w:t xml:space="preserve">do Exame </w:t>
-      </w:r>
-      <w:r>
-        <w:rPr>
-          <w:rFonts w:ascii="Arial" w:eastAsia="Times New Roman" w:hAnsi="Arial" w:cs="Arial"/>
-          <w:color w:val="000000"/>
-          <w:lang w:val="pt-PT" w:eastAsia="pt-BR"/>
-        </w:rPr>
-        <w:t>de Julgamento</w:t>
-      </w:r>
-      <w:r>
-        <w:rPr>
-          <w:rFonts w:ascii="Arial" w:eastAsia="Times New Roman" w:hAnsi="Arial" w:cs="Arial"/>
-          <w:color w:val="000000"/>
-          <w:lang w:val="pt-PT" w:eastAsia="pt-BR"/>
-        </w:rPr>
-        <w:t xml:space="preserve"> d</w:t>
-      </w:r>
-      <w:r>
-        <w:rPr>
-          <w:rFonts w:ascii="Arial" w:eastAsia="Times New Roman" w:hAnsi="Arial" w:cs="Arial"/>
-          <w:color w:val="000000"/>
-          <w:lang w:val="pt-PT" w:eastAsia="pt-BR"/>
-        </w:rPr>
-        <w:t>e</w:t>
-      </w:r>
-      <w:r>
-        <w:rPr>
-          <w:rFonts w:ascii="Arial" w:eastAsia="Times New Roman" w:hAnsi="Arial" w:cs="Arial"/>
-          <w:color w:val="000000"/>
-          <w:lang w:val="pt-PT" w:eastAsia="pt-BR"/>
-        </w:rPr>
-        <w:t xml:space="preserve"> </w:t>
-      </w:r>
-      <w:r>
-        <w:rPr>
-          <w:rFonts w:ascii="Arial" w:eastAsia="Times New Roman" w:hAnsi="Arial" w:cs="Arial"/>
-          <w:color w:val="000000"/>
-          <w:lang w:val="pt-PT" w:eastAsia="pt-BR"/>
-        </w:rPr>
-        <w:t>Hidromel</w:t>
-      </w:r>
-      <w:r>
-        <w:rPr>
-          <w:rFonts w:ascii="Arial" w:eastAsia="Times New Roman" w:hAnsi="Arial" w:cs="Arial"/>
-          <w:color w:val="000000"/>
-          <w:lang w:val="pt-PT" w:eastAsia="pt-BR"/>
-        </w:rPr>
-        <w:t xml:space="preserve"> </w:t>
-      </w:r>
-      <w:r>
-        <w:rPr>
-          <w:rFonts w:ascii="Arial" w:eastAsia="Times New Roman" w:hAnsi="Arial" w:cs="Arial"/>
-          <w:color w:val="000000"/>
-          <w:lang w:val="pt-PT" w:eastAsia="pt-BR"/>
-        </w:rPr>
-        <w:t xml:space="preserve">do </w:t>
-      </w:r>
-      <w:r>
-        <w:rPr>
-          <w:rFonts w:ascii="Arial" w:eastAsia="Times New Roman" w:hAnsi="Arial" w:cs="Arial"/>
-          <w:color w:val="000000"/>
-          <w:lang w:val="pt-PT" w:eastAsia="pt-BR"/>
-        </w:rPr>
-        <w:t xml:space="preserve">BJCP requer um </w:t>
-      </w:r>
-      <w:r>
-        <w:rPr>
-          <w:rFonts w:ascii="Arial" w:eastAsia="Times New Roman" w:hAnsi="Arial" w:cs="Arial"/>
-          <w:color w:val="000000"/>
-          <w:lang w:val="pt-PT" w:eastAsia="pt-BR"/>
-        </w:rPr>
-        <w:t>A</w:t>
-      </w:r>
-      <w:r>
-        <w:rPr>
-          <w:rFonts w:ascii="Arial" w:eastAsia="Times New Roman" w:hAnsi="Arial" w:cs="Arial"/>
-          <w:color w:val="000000"/>
-          <w:lang w:val="pt-PT" w:eastAsia="pt-BR"/>
-        </w:rPr>
-        <w:t>dministrador d</w:t>
-      </w:r>
-      <w:r>
-        <w:rPr>
-          <w:rFonts w:ascii="Arial" w:eastAsia="Times New Roman" w:hAnsi="Arial" w:cs="Arial"/>
-          <w:color w:val="000000"/>
-          <w:lang w:val="pt-PT" w:eastAsia="pt-BR"/>
-        </w:rPr>
-        <w:t>e</w:t>
-      </w:r>
-      <w:r>
-        <w:rPr>
-          <w:rFonts w:ascii="Arial" w:eastAsia="Times New Roman" w:hAnsi="Arial" w:cs="Arial"/>
-          <w:color w:val="000000"/>
-          <w:lang w:val="pt-PT" w:eastAsia="pt-BR"/>
-        </w:rPr>
-        <w:t xml:space="preserve"> </w:t>
-      </w:r>
-      <w:r>
-        <w:rPr>
-          <w:rFonts w:ascii="Arial" w:eastAsia="Times New Roman" w:hAnsi="Arial" w:cs="Arial"/>
-          <w:color w:val="000000"/>
-          <w:lang w:val="pt-PT" w:eastAsia="pt-BR"/>
-        </w:rPr>
-        <w:t>E</w:t>
-      </w:r>
-      <w:r>
-        <w:rPr>
-          <w:rFonts w:ascii="Arial" w:eastAsia="Times New Roman" w:hAnsi="Arial" w:cs="Arial"/>
-          <w:color w:val="000000"/>
-          <w:lang w:val="pt-PT" w:eastAsia="pt-BR"/>
-        </w:rPr>
-        <w:t xml:space="preserve">xame, bem como </w:t>
-      </w:r>
-      <w:r>
-        <w:rPr>
-          <w:rFonts w:ascii="Arial" w:eastAsia="Times New Roman" w:hAnsi="Arial" w:cs="Arial"/>
-          <w:color w:val="000000"/>
-          <w:lang w:val="pt-PT" w:eastAsia="pt-BR"/>
-        </w:rPr>
-        <w:t>um</w:t>
-      </w:r>
-      <w:r>
-        <w:rPr>
-          <w:rFonts w:ascii="Arial" w:eastAsia="Times New Roman" w:hAnsi="Arial" w:cs="Arial"/>
-          <w:color w:val="000000"/>
-          <w:lang w:val="pt-PT" w:eastAsia="pt-BR"/>
-        </w:rPr>
-        <w:t xml:space="preserve"> mínimo de dois</w:t>
-      </w:r>
-      <w:r>
-        <w:rPr>
-          <w:rFonts w:ascii="Arial" w:eastAsia="Times New Roman" w:hAnsi="Arial" w:cs="Arial"/>
-          <w:color w:val="000000"/>
-          <w:lang w:val="pt-PT" w:eastAsia="pt-BR"/>
-        </w:rPr>
-        <w:t xml:space="preserve"> Proctors</w:t>
-      </w:r>
-      <w:r>
-        <w:rPr>
-          <w:rFonts w:ascii="Arial" w:eastAsia="Times New Roman" w:hAnsi="Arial" w:cs="Arial"/>
-          <w:color w:val="000000"/>
-          <w:lang w:val="pt-PT" w:eastAsia="pt-BR"/>
-        </w:rPr>
-        <w:t>.</w:t>
-      </w:r>
-      <w:r>
-        <w:rPr>
-          <w:rFonts w:ascii="Arial" w:eastAsia="Times New Roman" w:hAnsi="Arial" w:cs="Arial"/>
-          <w:color w:val="000000"/>
-          <w:lang w:val="pt-PT" w:eastAsia="pt-BR"/>
-        </w:rPr>
-        <w:t xml:space="preserve"> O papel dos </w:t>
-      </w:r>
-      <w:r>
-        <w:rPr>
-          <w:rFonts w:ascii="Arial" w:eastAsia="Times New Roman" w:hAnsi="Arial" w:cs="Arial"/>
-          <w:color w:val="000000"/>
-          <w:lang w:val="pt-PT" w:eastAsia="pt-BR"/>
-        </w:rPr>
-        <w:t>Proctor</w:t>
-      </w:r>
-      <w:r>
-        <w:rPr>
-          <w:rFonts w:ascii="Arial" w:eastAsia="Times New Roman" w:hAnsi="Arial" w:cs="Arial"/>
-          <w:color w:val="000000"/>
-          <w:lang w:val="pt-PT" w:eastAsia="pt-BR"/>
-        </w:rPr>
-        <w:t>s</w:t>
-      </w:r>
-      <w:r>
-        <w:rPr>
-          <w:rFonts w:ascii="Arial" w:eastAsia="Times New Roman" w:hAnsi="Arial" w:cs="Arial"/>
-          <w:color w:val="000000"/>
-          <w:lang w:val="pt-PT" w:eastAsia="pt-BR"/>
-        </w:rPr>
-        <w:t xml:space="preserve"> é </w:t>
-      </w:r>
-      <w:r>
-        <w:rPr>
-          <w:rFonts w:ascii="Arial" w:eastAsia="Times New Roman" w:hAnsi="Arial" w:cs="Arial"/>
-          <w:color w:val="000000"/>
-          <w:lang w:val="pt-PT" w:eastAsia="pt-BR"/>
-        </w:rPr>
-        <w:t>avaliar</w:t>
-      </w:r>
-      <w:r>
-        <w:rPr>
-          <w:rFonts w:ascii="Arial" w:eastAsia="Times New Roman" w:hAnsi="Arial" w:cs="Arial"/>
-          <w:color w:val="000000"/>
-          <w:lang w:val="pt-PT" w:eastAsia="pt-BR"/>
-        </w:rPr>
-        <w:t xml:space="preserve"> </w:t>
-      </w:r>
-      <w:r>
-        <w:rPr>
-          <w:rFonts w:ascii="Arial" w:eastAsia="Times New Roman" w:hAnsi="Arial" w:cs="Arial"/>
-          <w:color w:val="000000"/>
-          <w:lang w:val="pt-PT" w:eastAsia="pt-BR"/>
-        </w:rPr>
-        <w:t>o</w:t>
-      </w:r>
-      <w:r>
-        <w:rPr>
-          <w:rFonts w:ascii="Arial" w:eastAsia="Times New Roman" w:hAnsi="Arial" w:cs="Arial"/>
-          <w:color w:val="000000"/>
-          <w:lang w:val="pt-PT" w:eastAsia="pt-BR"/>
-        </w:rPr>
-        <w:t xml:space="preserve">s </w:t>
-      </w:r>
-      <w:r>
-        <w:rPr>
-          <w:rFonts w:ascii="Arial" w:eastAsia="Times New Roman" w:hAnsi="Arial" w:cs="Arial"/>
-          <w:color w:val="000000"/>
-          <w:lang w:val="pt-PT" w:eastAsia="pt-BR"/>
-        </w:rPr>
-        <w:t>hidromel</w:t>
-      </w:r>
-      <w:r>
-        <w:rPr>
-          <w:rFonts w:ascii="Arial" w:eastAsia="Times New Roman" w:hAnsi="Arial" w:cs="Arial"/>
-          <w:color w:val="000000"/>
-          <w:lang w:val="pt-PT" w:eastAsia="pt-BR"/>
-        </w:rPr>
-        <w:t>s</w:t>
-      </w:r>
-      <w:r>
-        <w:rPr>
-          <w:rFonts w:ascii="Arial" w:eastAsia="Times New Roman" w:hAnsi="Arial" w:cs="Arial"/>
-          <w:color w:val="000000"/>
-          <w:lang w:val="pt-PT" w:eastAsia="pt-BR"/>
-        </w:rPr>
-        <w:t xml:space="preserve"> do exame </w:t>
-      </w:r>
-      <w:r>
-        <w:rPr>
-          <w:rFonts w:ascii="Arial" w:eastAsia="Times New Roman" w:hAnsi="Arial" w:cs="Arial"/>
-          <w:color w:val="000000"/>
-          <w:lang w:val="pt-PT" w:eastAsia="pt-BR"/>
-        </w:rPr>
-        <w:t xml:space="preserve">utilizando apenas as informações </w:t>
-      </w:r>
-      <w:r>
-        <w:rPr>
-          <w:rFonts w:ascii="Arial" w:eastAsia="Times New Roman" w:hAnsi="Arial" w:cs="Arial"/>
-          <w:color w:val="000000"/>
-          <w:lang w:val="pt-PT" w:eastAsia="pt-BR"/>
-        </w:rPr>
-        <w:t xml:space="preserve">disponibilizadas aos </w:t>
-      </w:r>
-      <w:r>
-        <w:rPr>
-          <w:rFonts w:ascii="Arial" w:eastAsia="Times New Roman" w:hAnsi="Arial" w:cs="Arial"/>
-          <w:color w:val="000000"/>
-          <w:lang w:val="pt-PT" w:eastAsia="pt-BR"/>
-        </w:rPr>
-        <w:t>candidato</w:t>
-      </w:r>
-      <w:r>
-        <w:rPr>
-          <w:rFonts w:ascii="Arial" w:eastAsia="Times New Roman" w:hAnsi="Arial" w:cs="Arial"/>
-          <w:color w:val="000000"/>
-          <w:lang w:val="pt-PT" w:eastAsia="pt-BR"/>
-        </w:rPr>
-        <w:t>s</w:t>
-      </w:r>
-      <w:r>
-        <w:rPr>
-          <w:rFonts w:ascii="Arial" w:eastAsia="Times New Roman" w:hAnsi="Arial" w:cs="Arial"/>
-          <w:color w:val="000000"/>
-          <w:lang w:val="pt-PT" w:eastAsia="pt-BR"/>
-        </w:rPr>
-        <w:t>,</w:t>
-      </w:r>
-      <w:r>
-        <w:rPr>
-          <w:rFonts w:ascii="Arial" w:eastAsia="Times New Roman" w:hAnsi="Arial" w:cs="Arial"/>
-          <w:color w:val="000000"/>
-          <w:lang w:val="pt-PT" w:eastAsia="pt-BR"/>
-        </w:rPr>
-        <w:t xml:space="preserve"> a não ser </w:t>
-      </w:r>
-      <w:r>
-        <w:rPr>
-          <w:rFonts w:ascii="Arial" w:eastAsia="Times New Roman" w:hAnsi="Arial" w:cs="Arial"/>
-          <w:color w:val="000000"/>
-          <w:lang w:val="pt-PT" w:eastAsia="pt-BR"/>
-        </w:rPr>
-        <w:t>pela permissão de uso das</w:t>
-      </w:r>
-      <w:r>
-        <w:rPr>
-          <w:rFonts w:ascii="Arial" w:eastAsia="Times New Roman" w:hAnsi="Arial" w:cs="Arial"/>
-          <w:color w:val="000000"/>
-          <w:lang w:val="pt-PT" w:eastAsia="pt-BR"/>
-        </w:rPr>
-        <w:t> </w:t>
+        <w:t>A administração do Exame de Julgamento de Hidromel do BJCP requer um Administrador de Exame, bem como um mínimo de dois Proctors. O papel dos Proctors é avaliar os hidroméis do exame utilizando apenas as informações disponibilizadas aos candidatos, a não ser pela permissão de uso das Diretrizes de Estilo do BJCP. Os Proctors devem fornecer súmulas de avaliação não tendenciosas e sem o uso de informações adicionais que não estão disponíveis para os Candidatos. Justamente para evitar súmulas tendenciosas é que o Administrador do Exame não pode atuar como Proctor. O Administrador do Exame seleciona/prepara os hidroméis usados no exame e geralmente sabe demais sobre as amostras. Os Proctors não devem atuar como Administradores do Exame.</w:t>
+      </w:r>
+      <w:r>
+        <w:rPr>
+          <w:rFonts w:ascii="Arial" w:eastAsia="Times New Roman" w:hAnsi="Arial" w:cs="Arial"/>
+          <w:color w:val="000000"/>
+          <w:lang w:val="pt-PT" w:eastAsia="pt-BR"/>
+        </w:rPr>
+      </w:r>
+      <w:r>
+        <w:rPr>
+          <w:rFonts w:ascii="Arial" w:eastAsia="Times New Roman" w:hAnsi="Arial" w:cs="Arial"/>
+          <w:color w:val="000000"/>
+          <w:lang w:val="pt-PT" w:eastAsia="pt-BR"/>
+        </w:rPr>
+      </w:r>
+      <w:r>
+        <w:rPr>
+          <w:rFonts w:ascii="Arial" w:eastAsia="Times New Roman" w:hAnsi="Arial" w:cs="Arial"/>
+          <w:color w:val="000000"/>
+          <w:lang w:val="pt-PT" w:eastAsia="pt-BR"/>
+        </w:rPr>
+      </w:r>
+      <w:r>
+        <w:rPr>
+          <w:rFonts w:ascii="Arial" w:eastAsia="Times New Roman" w:hAnsi="Arial" w:cs="Arial"/>
+          <w:color w:val="000000"/>
+          <w:lang w:val="pt-PT" w:eastAsia="pt-BR"/>
+        </w:rPr>
+      </w:r>
+      <w:r>
+        <w:rPr>
+          <w:rFonts w:ascii="Arial" w:eastAsia="Times New Roman" w:hAnsi="Arial" w:cs="Arial"/>
+          <w:color w:val="000000"/>
+          <w:lang w:val="pt-PT" w:eastAsia="pt-BR"/>
+        </w:rPr>
+      </w:r>
+      <w:r>
+        <w:rPr>
+          <w:rFonts w:ascii="Arial" w:eastAsia="Times New Roman" w:hAnsi="Arial" w:cs="Arial"/>
+          <w:color w:val="000000"/>
+          <w:lang w:val="pt-PT" w:eastAsia="pt-BR"/>
+        </w:rPr>
+      </w:r>
+      <w:r>
+        <w:rPr>
+          <w:rFonts w:ascii="Arial" w:eastAsia="Times New Roman" w:hAnsi="Arial" w:cs="Arial"/>
+          <w:color w:val="000000"/>
+          <w:lang w:val="pt-PT" w:eastAsia="pt-BR"/>
+        </w:rPr>
+      </w:r>
+      <w:r>
+        <w:rPr>
+          <w:rFonts w:ascii="Arial" w:eastAsia="Times New Roman" w:hAnsi="Arial" w:cs="Arial"/>
+          <w:color w:val="000000"/>
+          <w:lang w:val="pt-PT" w:eastAsia="pt-BR"/>
+        </w:rPr>
+      </w:r>
+      <w:r>
+        <w:rPr>
+          <w:rFonts w:ascii="Arial" w:eastAsia="Times New Roman" w:hAnsi="Arial" w:cs="Arial"/>
+          <w:color w:val="000000"/>
+          <w:lang w:val="pt-PT" w:eastAsia="pt-BR"/>
+        </w:rPr>
+      </w:r>
+      <w:r>
+        <w:rPr>
+          <w:rFonts w:ascii="Arial" w:eastAsia="Times New Roman" w:hAnsi="Arial" w:cs="Arial"/>
+          <w:color w:val="000000"/>
+          <w:lang w:val="pt-PT" w:eastAsia="pt-BR"/>
+        </w:rPr>
+      </w:r>
+      <w:r>
+        <w:rPr>
+          <w:rFonts w:ascii="Arial" w:eastAsia="Times New Roman" w:hAnsi="Arial" w:cs="Arial"/>
+          <w:color w:val="000000"/>
+          <w:lang w:val="pt-PT" w:eastAsia="pt-BR"/>
+        </w:rPr>
+      </w:r>
+      <w:r>
+        <w:rPr>
+          <w:rFonts w:ascii="Arial" w:eastAsia="Times New Roman" w:hAnsi="Arial" w:cs="Arial"/>
+          <w:color w:val="000000"/>
+          <w:lang w:val="pt-PT" w:eastAsia="pt-BR"/>
+        </w:rPr>
+      </w:r>
+      <w:r>
+        <w:rPr>
+          <w:rFonts w:ascii="Arial" w:eastAsia="Times New Roman" w:hAnsi="Arial" w:cs="Arial"/>
+          <w:color w:val="000000"/>
+          <w:lang w:val="pt-PT" w:eastAsia="pt-BR"/>
+        </w:rPr>
+      </w:r>
+      <w:r>
+        <w:rPr>
+          <w:rFonts w:ascii="Arial" w:eastAsia="Times New Roman" w:hAnsi="Arial" w:cs="Arial"/>
+          <w:color w:val="000000"/>
+          <w:lang w:val="pt-PT" w:eastAsia="pt-BR"/>
+        </w:rPr>
+      </w:r>
+      <w:r>
+        <w:rPr>
+          <w:rFonts w:ascii="Arial" w:eastAsia="Times New Roman" w:hAnsi="Arial" w:cs="Arial"/>
+          <w:color w:val="000000"/>
+          <w:lang w:val="pt-PT" w:eastAsia="pt-BR"/>
+        </w:rPr>
+      </w:r>
+      <w:r>
+        <w:rPr>
+          <w:rFonts w:ascii="Arial" w:eastAsia="Times New Roman" w:hAnsi="Arial" w:cs="Arial"/>
+          <w:color w:val="000000"/>
+          <w:lang w:val="pt-PT" w:eastAsia="pt-BR"/>
+        </w:rPr>
+      </w:r>
+      <w:r>
+        <w:rPr>
+          <w:rFonts w:ascii="Arial" w:eastAsia="Times New Roman" w:hAnsi="Arial" w:cs="Arial"/>
+          <w:color w:val="000000"/>
+          <w:lang w:val="pt-PT" w:eastAsia="pt-BR"/>
+        </w:rPr>
+      </w:r>
+      <w:r>
+        <w:rPr>
+          <w:rFonts w:ascii="Arial" w:eastAsia="Times New Roman" w:hAnsi="Arial" w:cs="Arial"/>
+          <w:color w:val="000000"/>
+          <w:lang w:val="pt-PT" w:eastAsia="pt-BR"/>
+        </w:rPr>
+      </w:r>
+      <w:r>
+        <w:rPr>
+          <w:rFonts w:ascii="Arial" w:eastAsia="Times New Roman" w:hAnsi="Arial" w:cs="Arial"/>
+          <w:color w:val="000000"/>
+          <w:lang w:val="pt-PT" w:eastAsia="pt-BR"/>
+        </w:rPr>
+      </w:r>
+      <w:r>
+        <w:rPr>
+          <w:rFonts w:ascii="Arial" w:eastAsia="Times New Roman" w:hAnsi="Arial" w:cs="Arial"/>
+          <w:color w:val="000000"/>
+          <w:lang w:val="pt-PT" w:eastAsia="pt-BR"/>
+        </w:rPr>
+      </w:r>
+      <w:r>
+        <w:rPr>
+          <w:rFonts w:ascii="Arial" w:eastAsia="Times New Roman" w:hAnsi="Arial" w:cs="Arial"/>
+          <w:color w:val="000000"/>
+          <w:lang w:val="pt-PT" w:eastAsia="pt-BR"/>
+        </w:rPr>
+      </w:r>
+      <w:r>
+        <w:rPr>
+          <w:rFonts w:ascii="Arial" w:eastAsia="Times New Roman" w:hAnsi="Arial" w:cs="Arial"/>
+          <w:color w:val="000000"/>
+          <w:lang w:val="pt-PT" w:eastAsia="pt-BR"/>
+        </w:rPr>
+      </w:r>
+      <w:r>
+        <w:rPr>
+          <w:rFonts w:ascii="Arial" w:eastAsia="Times New Roman" w:hAnsi="Arial" w:cs="Arial"/>
+          <w:color w:val="000000"/>
+          <w:lang w:val="pt-PT" w:eastAsia="pt-BR"/>
+        </w:rPr>
+      </w:r>
+      <w:r>
+        <w:rPr>
+          <w:rFonts w:ascii="Arial" w:eastAsia="Times New Roman" w:hAnsi="Arial" w:cs="Arial"/>
+          <w:color w:val="000000"/>
+          <w:lang w:val="pt-PT" w:eastAsia="pt-BR"/>
+        </w:rPr>
+      </w:r>
+      <w:r>
+        <w:rPr>
+          <w:rFonts w:ascii="Arial" w:eastAsia="Times New Roman" w:hAnsi="Arial" w:cs="Arial"/>
+          <w:color w:val="000000"/>
+          <w:lang w:val="pt-PT" w:eastAsia="pt-BR"/>
+        </w:rPr>
+      </w:r>
+      <w:r>
+        <w:rPr>
+          <w:rFonts w:ascii="Arial" w:eastAsia="Times New Roman" w:hAnsi="Arial" w:cs="Arial"/>
+          <w:color w:val="000000"/>
+          <w:lang w:val="pt-PT" w:eastAsia="pt-BR"/>
+        </w:rPr>
+      </w:r>
+      <w:r>
+        <w:rPr>
+          <w:rFonts w:ascii="Arial" w:eastAsia="Times New Roman" w:hAnsi="Arial" w:cs="Arial"/>
+          <w:color w:val="000000"/>
+          <w:lang w:val="pt-PT" w:eastAsia="pt-BR"/>
+        </w:rPr>
+      </w:r>
+      <w:r>
+        <w:rPr>
+          <w:rFonts w:ascii="Arial" w:eastAsia="Times New Roman" w:hAnsi="Arial" w:cs="Arial"/>
+          <w:color w:val="000000"/>
+          <w:lang w:val="pt-PT" w:eastAsia="pt-BR"/>
+        </w:rPr>
+      </w:r>
+      <w:r>
+        <w:rPr>
+          <w:rFonts w:ascii="Arial" w:eastAsia="Times New Roman" w:hAnsi="Arial" w:cs="Arial"/>
+          <w:color w:val="000000"/>
+          <w:lang w:val="pt-PT" w:eastAsia="pt-BR"/>
+        </w:rPr>
+      </w:r>
+      <w:r>
+        <w:rPr>
+          <w:rFonts w:ascii="Arial" w:eastAsia="Times New Roman" w:hAnsi="Arial" w:cs="Arial"/>
+          <w:color w:val="000000"/>
+          <w:lang w:val="pt-PT" w:eastAsia="pt-BR"/>
+        </w:rPr>
+      </w:r>
+      <w:r>
+        <w:rPr>
+          <w:rFonts w:ascii="Arial" w:eastAsia="Times New Roman" w:hAnsi="Arial" w:cs="Arial"/>
+          <w:color w:val="000000"/>
+          <w:lang w:val="pt-PT" w:eastAsia="pt-BR"/>
+        </w:rPr>
+      </w:r>
+      <w:r>
+        <w:rPr>
+          <w:rFonts w:ascii="Arial" w:eastAsia="Times New Roman" w:hAnsi="Arial" w:cs="Arial"/>
+          <w:color w:val="000000"/>
+          <w:lang w:val="pt-PT" w:eastAsia="pt-BR"/>
+        </w:rPr>
+      </w:r>
+      <w:r>
+        <w:rPr>
+          <w:rFonts w:ascii="Arial" w:eastAsia="Times New Roman" w:hAnsi="Arial" w:cs="Arial"/>
+          <w:color w:val="000000"/>
+          <w:lang w:val="pt-PT" w:eastAsia="pt-BR"/>
+        </w:rPr>
+      </w:r>
+      <w:r>
+        <w:rPr>
+          <w:rFonts w:ascii="Arial" w:eastAsia="Times New Roman" w:hAnsi="Arial" w:cs="Arial"/>
+          <w:color w:val="000000"/>
+          <w:lang w:val="pt-PT" w:eastAsia="pt-BR"/>
+        </w:rPr>
+      </w:r>
+      <w:r>
+        <w:rPr>
+          <w:rFonts w:ascii="Arial" w:eastAsia="Times New Roman" w:hAnsi="Arial" w:cs="Arial"/>
+          <w:color w:val="000000"/>
+          <w:lang w:val="pt-PT" w:eastAsia="pt-BR"/>
+        </w:rPr>
+      </w:r>
+      <w:r>
+        <w:rPr>
+          <w:rFonts w:ascii="Arial" w:eastAsia="Times New Roman" w:hAnsi="Arial" w:cs="Arial"/>
+          <w:color w:val="000000"/>
+          <w:lang w:val="pt-PT" w:eastAsia="pt-BR"/>
+        </w:rPr>
+      </w:r>
+      <w:r>
+        <w:rPr>
+          <w:rFonts w:ascii="Arial" w:eastAsia="Times New Roman" w:hAnsi="Arial" w:cs="Arial"/>
+          <w:color w:val="000000"/>
+          <w:lang w:val="pt-PT" w:eastAsia="pt-BR"/>
+        </w:rPr>
+      </w:r>
+      <w:r>
+        <w:rPr>
+          <w:rFonts w:ascii="Arial" w:eastAsia="Times New Roman" w:hAnsi="Arial" w:cs="Arial"/>
+          <w:color w:val="000000"/>
+          <w:lang w:val="pt-PT" w:eastAsia="pt-BR"/>
+        </w:rPr>
       </w:r>
       <w:bookmarkStart w:id="1" w:name="_Hlk109042438"/>
       <w:r>
@@ -3399,23 +3361,20 @@
           <w:color w:val="000000"/>
           <w:lang w:val="pt-PT" w:eastAsia="pt-BR"/>
         </w:rPr>
-        <w:t xml:space="preserve">Diretrizes de Estilo </w:t>
-      </w:r>
-      <w:r>
-        <w:rPr>
-          <w:rFonts w:ascii="Arial" w:eastAsia="Times New Roman" w:hAnsi="Arial" w:cs="Arial"/>
-          <w:color w:val="000000"/>
-          <w:lang w:val="pt-PT" w:eastAsia="pt-BR"/>
-        </w:rPr>
-        <w:t xml:space="preserve">do </w:t>
-      </w:r>
-      <w:r>
-        <w:rPr>
-          <w:rFonts w:ascii="Arial" w:eastAsia="Times New Roman" w:hAnsi="Arial" w:cs="Arial"/>
-          <w:color w:val="000000"/>
-          <w:lang w:val="pt-PT" w:eastAsia="pt-BR"/>
-        </w:rPr>
-        <w:t>BJCP</w:t>
+      </w:r>
+      <w:r>
+        <w:rPr>
+          <w:rFonts w:ascii="Arial" w:eastAsia="Times New Roman" w:hAnsi="Arial" w:cs="Arial"/>
+          <w:color w:val="000000"/>
+          <w:lang w:val="pt-PT" w:eastAsia="pt-BR"/>
+        </w:rPr>
+      </w:r>
+      <w:r>
+        <w:rPr>
+          <w:rFonts w:ascii="Arial" w:eastAsia="Times New Roman" w:hAnsi="Arial" w:cs="Arial"/>
+          <w:color w:val="000000"/>
+          <w:lang w:val="pt-PT" w:eastAsia="pt-BR"/>
+        </w:rPr>
       </w:r>
       <w:bookmarkEnd w:id="1"/>
       <w:r>
@@ -3424,439 +3383,384 @@
           <w:color w:val="000000"/>
           <w:lang w:val="pt-PT" w:eastAsia="pt-BR"/>
         </w:rPr>
-        <w:t xml:space="preserve">. Os </w:t>
-      </w:r>
-      <w:r>
-        <w:rPr>
-          <w:rFonts w:ascii="Arial" w:eastAsia="Times New Roman" w:hAnsi="Arial" w:cs="Arial"/>
-          <w:color w:val="000000"/>
-          <w:lang w:val="pt-PT" w:eastAsia="pt-BR"/>
-        </w:rPr>
-        <w:t>Proctor</w:t>
-      </w:r>
-      <w:r>
-        <w:rPr>
-          <w:rFonts w:ascii="Arial" w:eastAsia="Times New Roman" w:hAnsi="Arial" w:cs="Arial"/>
-          <w:color w:val="000000"/>
-          <w:lang w:val="pt-PT" w:eastAsia="pt-BR"/>
-        </w:rPr>
-        <w:t>s</w:t>
-      </w:r>
-      <w:r>
-        <w:rPr>
-          <w:rFonts w:ascii="Arial" w:eastAsia="Times New Roman" w:hAnsi="Arial" w:cs="Arial"/>
-          <w:color w:val="000000"/>
-          <w:lang w:val="pt-PT" w:eastAsia="pt-BR"/>
-        </w:rPr>
-        <w:t xml:space="preserve"> devem fornecer </w:t>
-      </w:r>
-      <w:r>
-        <w:rPr>
-          <w:rFonts w:ascii="Arial" w:eastAsia="Times New Roman" w:hAnsi="Arial" w:cs="Arial"/>
-          <w:color w:val="000000"/>
-          <w:lang w:val="pt-PT" w:eastAsia="pt-BR"/>
-        </w:rPr>
-        <w:t>súmulas</w:t>
-      </w:r>
-      <w:r>
-        <w:rPr>
-          <w:rFonts w:ascii="Arial" w:eastAsia="Times New Roman" w:hAnsi="Arial" w:cs="Arial"/>
-          <w:color w:val="000000"/>
-          <w:lang w:val="pt-PT" w:eastAsia="pt-BR"/>
-        </w:rPr>
-        <w:t xml:space="preserve"> de </w:t>
-      </w:r>
-      <w:r>
-        <w:rPr>
-          <w:rFonts w:ascii="Arial" w:eastAsia="Times New Roman" w:hAnsi="Arial" w:cs="Arial"/>
-          <w:color w:val="000000"/>
-          <w:lang w:val="pt-PT" w:eastAsia="pt-BR"/>
-        </w:rPr>
-        <w:t>avaliação</w:t>
-      </w:r>
-      <w:r>
-        <w:rPr>
-          <w:rFonts w:ascii="Arial" w:eastAsia="Times New Roman" w:hAnsi="Arial" w:cs="Arial"/>
-          <w:color w:val="000000"/>
-          <w:lang w:val="pt-PT" w:eastAsia="pt-BR"/>
-        </w:rPr>
-        <w:t xml:space="preserve"> não tendenciosas </w:t>
-      </w:r>
-      <w:r>
-        <w:rPr>
-          <w:rFonts w:ascii="Arial" w:eastAsia="Times New Roman" w:hAnsi="Arial" w:cs="Arial"/>
-          <w:color w:val="000000"/>
-          <w:lang w:val="pt-PT" w:eastAsia="pt-BR"/>
-        </w:rPr>
-        <w:t>e sem</w:t>
-      </w:r>
-      <w:r>
-        <w:rPr>
-          <w:rFonts w:ascii="Arial" w:eastAsia="Times New Roman" w:hAnsi="Arial" w:cs="Arial"/>
-          <w:color w:val="000000"/>
-          <w:lang w:val="pt-PT" w:eastAsia="pt-BR"/>
-        </w:rPr>
-        <w:t xml:space="preserve"> o uso de</w:t>
-      </w:r>
-      <w:r>
-        <w:rPr>
-          <w:rFonts w:ascii="Arial" w:eastAsia="Times New Roman" w:hAnsi="Arial" w:cs="Arial"/>
-          <w:color w:val="000000"/>
-          <w:lang w:val="pt-PT" w:eastAsia="pt-BR"/>
-        </w:rPr>
-        <w:t xml:space="preserve"> informações </w:t>
-      </w:r>
-      <w:r>
-        <w:rPr>
-          <w:rFonts w:ascii="Arial" w:eastAsia="Times New Roman" w:hAnsi="Arial" w:cs="Arial"/>
-          <w:color w:val="000000"/>
-          <w:lang w:val="pt-PT" w:eastAsia="pt-BR"/>
-        </w:rPr>
-        <w:t xml:space="preserve">adicionais </w:t>
-      </w:r>
-      <w:r>
-        <w:rPr>
-          <w:rFonts w:ascii="Arial" w:eastAsia="Times New Roman" w:hAnsi="Arial" w:cs="Arial"/>
-          <w:color w:val="000000"/>
-          <w:lang w:val="pt-PT" w:eastAsia="pt-BR"/>
-        </w:rPr>
-        <w:t>que não estão d</w:t>
-      </w:r>
-      <w:r>
-        <w:rPr>
-          <w:rFonts w:ascii="Arial" w:eastAsia="Times New Roman" w:hAnsi="Arial" w:cs="Arial"/>
-          <w:color w:val="000000"/>
-          <w:lang w:val="pt-PT" w:eastAsia="pt-BR"/>
-        </w:rPr>
-        <w:t xml:space="preserve">isponíveis para os </w:t>
-      </w:r>
-      <w:r>
-        <w:rPr>
-          <w:rFonts w:ascii="Arial" w:eastAsia="Times New Roman" w:hAnsi="Arial" w:cs="Arial"/>
-          <w:color w:val="000000"/>
-          <w:lang w:val="pt-PT" w:eastAsia="pt-BR"/>
-        </w:rPr>
-        <w:t>C</w:t>
-      </w:r>
-      <w:r>
-        <w:rPr>
-          <w:rFonts w:ascii="Arial" w:eastAsia="Times New Roman" w:hAnsi="Arial" w:cs="Arial"/>
-          <w:color w:val="000000"/>
-          <w:lang w:val="pt-PT" w:eastAsia="pt-BR"/>
-        </w:rPr>
-        <w:t>andidato</w:t>
-      </w:r>
-      <w:r>
-        <w:rPr>
-          <w:rFonts w:ascii="Arial" w:eastAsia="Times New Roman" w:hAnsi="Arial" w:cs="Arial"/>
-          <w:color w:val="000000"/>
-          <w:lang w:val="pt-PT" w:eastAsia="pt-BR"/>
-        </w:rPr>
-        <w:t>s</w:t>
-      </w:r>
-      <w:r>
-        <w:rPr>
-          <w:rFonts w:ascii="Arial" w:eastAsia="Times New Roman" w:hAnsi="Arial" w:cs="Arial"/>
-          <w:color w:val="000000"/>
-          <w:lang w:val="pt-PT" w:eastAsia="pt-BR"/>
-        </w:rPr>
-        <w:t>. </w:t>
-      </w:r>
-      <w:r>
-        <w:rPr>
-          <w:rFonts w:ascii="Arial" w:eastAsia="Times New Roman" w:hAnsi="Arial" w:cs="Arial"/>
-          <w:color w:val="000000"/>
-          <w:lang w:val="pt-PT" w:eastAsia="pt-BR"/>
-        </w:rPr>
-        <w:t xml:space="preserve">Justamente para evitar </w:t>
-      </w:r>
-      <w:r>
-        <w:rPr>
-          <w:rFonts w:ascii="Arial" w:eastAsia="Times New Roman" w:hAnsi="Arial" w:cs="Arial"/>
-          <w:color w:val="000000"/>
-          <w:lang w:val="pt-PT" w:eastAsia="pt-BR"/>
-        </w:rPr>
-        <w:t>súmulas tendenciosas</w:t>
-      </w:r>
-      <w:r>
-        <w:rPr>
-          <w:rFonts w:ascii="Arial" w:eastAsia="Times New Roman" w:hAnsi="Arial" w:cs="Arial"/>
-          <w:color w:val="000000"/>
-          <w:lang w:val="pt-PT" w:eastAsia="pt-BR"/>
-        </w:rPr>
-        <w:t xml:space="preserve"> é que </w:t>
-      </w:r>
-      <w:r>
-        <w:rPr>
-          <w:rFonts w:ascii="Arial" w:eastAsia="Times New Roman" w:hAnsi="Arial" w:cs="Arial"/>
-          <w:color w:val="000000"/>
-          <w:lang w:val="pt-PT" w:eastAsia="pt-BR"/>
-        </w:rPr>
-        <w:t xml:space="preserve">o </w:t>
-      </w:r>
-      <w:r>
-        <w:rPr>
-          <w:rFonts w:ascii="Arial" w:eastAsia="Times New Roman" w:hAnsi="Arial" w:cs="Arial"/>
-          <w:color w:val="000000"/>
-          <w:lang w:val="pt-PT" w:eastAsia="pt-BR"/>
-        </w:rPr>
-        <w:t>A</w:t>
-      </w:r>
-      <w:r>
-        <w:rPr>
-          <w:rFonts w:ascii="Arial" w:eastAsia="Times New Roman" w:hAnsi="Arial" w:cs="Arial"/>
-          <w:color w:val="000000"/>
-          <w:lang w:val="pt-PT" w:eastAsia="pt-BR"/>
-        </w:rPr>
-        <w:t xml:space="preserve">dministrador do </w:t>
-      </w:r>
-      <w:r>
-        <w:rPr>
-          <w:rFonts w:ascii="Arial" w:eastAsia="Times New Roman" w:hAnsi="Arial" w:cs="Arial"/>
-          <w:color w:val="000000"/>
-          <w:lang w:val="pt-PT" w:eastAsia="pt-BR"/>
-        </w:rPr>
-        <w:t>E</w:t>
-      </w:r>
-      <w:r>
-        <w:rPr>
-          <w:rFonts w:ascii="Arial" w:eastAsia="Times New Roman" w:hAnsi="Arial" w:cs="Arial"/>
-          <w:color w:val="000000"/>
-          <w:lang w:val="pt-PT" w:eastAsia="pt-BR"/>
-        </w:rPr>
-        <w:t xml:space="preserve">xame não </w:t>
-      </w:r>
-      <w:r>
-        <w:rPr>
-          <w:rFonts w:ascii="Arial" w:eastAsia="Times New Roman" w:hAnsi="Arial" w:cs="Arial"/>
-          <w:color w:val="000000"/>
-          <w:lang w:val="pt-PT" w:eastAsia="pt-BR"/>
-        </w:rPr>
-        <w:t xml:space="preserve">pode atuar como </w:t>
-      </w:r>
-      <w:r>
-        <w:rPr>
-          <w:rFonts w:ascii="Arial" w:eastAsia="Times New Roman" w:hAnsi="Arial" w:cs="Arial"/>
-          <w:color w:val="000000"/>
-          <w:lang w:val="pt-PT" w:eastAsia="pt-BR"/>
-        </w:rPr>
-        <w:t>Proctor</w:t>
-      </w:r>
-      <w:r>
-        <w:rPr>
-          <w:rFonts w:ascii="Arial" w:eastAsia="Times New Roman" w:hAnsi="Arial" w:cs="Arial"/>
-          <w:color w:val="000000"/>
-          <w:lang w:val="pt-PT" w:eastAsia="pt-BR"/>
-        </w:rPr>
-        <w:t xml:space="preserve">. O </w:t>
-      </w:r>
-      <w:r>
-        <w:rPr>
-          <w:rFonts w:ascii="Arial" w:eastAsia="Times New Roman" w:hAnsi="Arial" w:cs="Arial"/>
-          <w:color w:val="000000"/>
-          <w:lang w:val="pt-PT" w:eastAsia="pt-BR"/>
-        </w:rPr>
-        <w:t>A</w:t>
-      </w:r>
-      <w:r>
-        <w:rPr>
-          <w:rFonts w:ascii="Arial" w:eastAsia="Times New Roman" w:hAnsi="Arial" w:cs="Arial"/>
-          <w:color w:val="000000"/>
-          <w:lang w:val="pt-PT" w:eastAsia="pt-BR"/>
-        </w:rPr>
-        <w:t xml:space="preserve">dministrador do </w:t>
-      </w:r>
-      <w:r>
-        <w:rPr>
-          <w:rFonts w:ascii="Arial" w:eastAsia="Times New Roman" w:hAnsi="Arial" w:cs="Arial"/>
-          <w:color w:val="000000"/>
-          <w:lang w:val="pt-PT" w:eastAsia="pt-BR"/>
-        </w:rPr>
-        <w:t>E</w:t>
-      </w:r>
-      <w:r>
-        <w:rPr>
-          <w:rFonts w:ascii="Arial" w:eastAsia="Times New Roman" w:hAnsi="Arial" w:cs="Arial"/>
-          <w:color w:val="000000"/>
-          <w:lang w:val="pt-PT" w:eastAsia="pt-BR"/>
-        </w:rPr>
-        <w:t xml:space="preserve">xame seleciona/prepara </w:t>
-      </w:r>
-      <w:r>
-        <w:rPr>
-          <w:rFonts w:ascii="Arial" w:eastAsia="Times New Roman" w:hAnsi="Arial" w:cs="Arial"/>
-          <w:color w:val="000000"/>
-          <w:lang w:val="pt-PT" w:eastAsia="pt-BR"/>
-        </w:rPr>
-        <w:t>os</w:t>
-      </w:r>
-      <w:r>
-        <w:rPr>
-          <w:rFonts w:ascii="Arial" w:eastAsia="Times New Roman" w:hAnsi="Arial" w:cs="Arial"/>
-          <w:color w:val="000000"/>
-          <w:lang w:val="pt-PT" w:eastAsia="pt-BR"/>
-        </w:rPr>
-        <w:t xml:space="preserve"> </w:t>
-      </w:r>
-      <w:r>
-        <w:rPr>
-          <w:rFonts w:ascii="Arial" w:eastAsia="Times New Roman" w:hAnsi="Arial" w:cs="Arial"/>
-          <w:color w:val="000000"/>
-          <w:lang w:val="pt-PT" w:eastAsia="pt-BR"/>
-        </w:rPr>
-        <w:t>hidroméis</w:t>
-      </w:r>
-      <w:r>
-        <w:rPr>
-          <w:rFonts w:ascii="Arial" w:eastAsia="Times New Roman" w:hAnsi="Arial" w:cs="Arial"/>
-          <w:color w:val="000000"/>
-          <w:lang w:val="pt-PT" w:eastAsia="pt-BR"/>
-        </w:rPr>
-        <w:t xml:space="preserve"> </w:t>
-      </w:r>
-      <w:r>
-        <w:rPr>
-          <w:rFonts w:ascii="Arial" w:eastAsia="Times New Roman" w:hAnsi="Arial" w:cs="Arial"/>
-          <w:color w:val="000000"/>
-          <w:lang w:val="pt-PT" w:eastAsia="pt-BR"/>
-        </w:rPr>
-        <w:t>usad</w:t>
-      </w:r>
-      <w:r>
-        <w:rPr>
-          <w:rFonts w:ascii="Arial" w:eastAsia="Times New Roman" w:hAnsi="Arial" w:cs="Arial"/>
-          <w:color w:val="000000"/>
-          <w:lang w:val="pt-PT" w:eastAsia="pt-BR"/>
-        </w:rPr>
-        <w:t>o</w:t>
-      </w:r>
-      <w:r>
-        <w:rPr>
-          <w:rFonts w:ascii="Arial" w:eastAsia="Times New Roman" w:hAnsi="Arial" w:cs="Arial"/>
-          <w:color w:val="000000"/>
-          <w:lang w:val="pt-PT" w:eastAsia="pt-BR"/>
-        </w:rPr>
-        <w:t>s n</w:t>
-      </w:r>
-      <w:r>
-        <w:rPr>
-          <w:rFonts w:ascii="Arial" w:eastAsia="Times New Roman" w:hAnsi="Arial" w:cs="Arial"/>
-          <w:color w:val="000000"/>
-          <w:lang w:val="pt-PT" w:eastAsia="pt-BR"/>
-        </w:rPr>
-        <w:t>o exam</w:t>
-      </w:r>
-      <w:r>
-        <w:rPr>
-          <w:rFonts w:ascii="Arial" w:eastAsia="Times New Roman" w:hAnsi="Arial" w:cs="Arial"/>
-          <w:color w:val="000000"/>
-          <w:lang w:val="pt-PT" w:eastAsia="pt-BR"/>
-        </w:rPr>
-        <w:t>e</w:t>
-      </w:r>
-      <w:r>
-        <w:rPr>
-          <w:rFonts w:ascii="Arial" w:eastAsia="Times New Roman" w:hAnsi="Arial" w:cs="Arial"/>
-          <w:color w:val="000000"/>
-          <w:lang w:val="pt-PT" w:eastAsia="pt-BR"/>
-        </w:rPr>
-        <w:t xml:space="preserve"> e geralmente sabe </w:t>
-      </w:r>
-      <w:r>
-        <w:rPr>
-          <w:rFonts w:ascii="Arial" w:eastAsia="Times New Roman" w:hAnsi="Arial" w:cs="Arial"/>
-          <w:color w:val="000000"/>
-          <w:lang w:val="pt-PT" w:eastAsia="pt-BR"/>
-        </w:rPr>
-        <w:t xml:space="preserve">demais </w:t>
-      </w:r>
-      <w:r>
-        <w:rPr>
-          <w:rFonts w:ascii="Arial" w:eastAsia="Times New Roman" w:hAnsi="Arial" w:cs="Arial"/>
-          <w:color w:val="000000"/>
-          <w:lang w:val="pt-PT" w:eastAsia="pt-BR"/>
-        </w:rPr>
-        <w:t xml:space="preserve">sobre </w:t>
-      </w:r>
-      <w:r>
-        <w:rPr>
-          <w:rFonts w:ascii="Arial" w:eastAsia="Times New Roman" w:hAnsi="Arial" w:cs="Arial"/>
-          <w:color w:val="000000"/>
-          <w:lang w:val="pt-PT" w:eastAsia="pt-BR"/>
-        </w:rPr>
-        <w:t>as amostras</w:t>
-      </w:r>
-      <w:r>
-        <w:rPr>
-          <w:rFonts w:ascii="Arial" w:eastAsia="Times New Roman" w:hAnsi="Arial" w:cs="Arial"/>
-          <w:color w:val="000000"/>
-          <w:lang w:val="pt-PT" w:eastAsia="pt-BR"/>
-        </w:rPr>
-        <w:t>.</w:t>
-      </w:r>
-      <w:r>
-        <w:rPr>
-          <w:rFonts w:ascii="Arial" w:eastAsia="Times New Roman" w:hAnsi="Arial" w:cs="Arial"/>
-          <w:color w:val="000000"/>
-          <w:lang w:val="pt-PT" w:eastAsia="pt-BR"/>
-        </w:rPr>
-        <w:t xml:space="preserve"> </w:t>
-      </w:r>
-      <w:r>
-        <w:rPr>
-          <w:rFonts w:ascii="Arial" w:eastAsia="Times New Roman" w:hAnsi="Arial" w:cs="Arial"/>
-          <w:color w:val="000000"/>
-          <w:lang w:val="pt-PT" w:eastAsia="pt-BR"/>
-        </w:rPr>
-        <w:t xml:space="preserve">Os </w:t>
-      </w:r>
-      <w:r>
-        <w:rPr>
-          <w:rFonts w:ascii="Arial" w:eastAsia="Times New Roman" w:hAnsi="Arial" w:cs="Arial"/>
-          <w:color w:val="000000"/>
-          <w:lang w:val="pt-PT" w:eastAsia="pt-BR"/>
-        </w:rPr>
-        <w:t>Proctors</w:t>
-      </w:r>
-      <w:r>
-        <w:rPr>
-          <w:rFonts w:ascii="Arial" w:eastAsia="Times New Roman" w:hAnsi="Arial" w:cs="Arial"/>
-          <w:color w:val="000000"/>
-          <w:lang w:val="pt-PT" w:eastAsia="pt-BR"/>
-        </w:rPr>
-        <w:t xml:space="preserve"> não devem atuar como </w:t>
-      </w:r>
-      <w:r>
-        <w:rPr>
-          <w:rFonts w:ascii="Arial" w:eastAsia="Times New Roman" w:hAnsi="Arial" w:cs="Arial"/>
-          <w:color w:val="000000"/>
-          <w:lang w:val="pt-PT" w:eastAsia="pt-BR"/>
-        </w:rPr>
-        <w:t>A</w:t>
-      </w:r>
-      <w:r>
-        <w:rPr>
-          <w:rFonts w:ascii="Arial" w:eastAsia="Times New Roman" w:hAnsi="Arial" w:cs="Arial"/>
-          <w:color w:val="000000"/>
-          <w:lang w:val="pt-PT" w:eastAsia="pt-BR"/>
-        </w:rPr>
-        <w:t xml:space="preserve">dministradores do </w:t>
-      </w:r>
-      <w:r>
-        <w:rPr>
-          <w:rFonts w:ascii="Arial" w:eastAsia="Times New Roman" w:hAnsi="Arial" w:cs="Arial"/>
-          <w:color w:val="000000"/>
-          <w:lang w:val="pt-PT" w:eastAsia="pt-BR"/>
-        </w:rPr>
-        <w:t>E</w:t>
-      </w:r>
-      <w:r>
-        <w:rPr>
-          <w:rFonts w:ascii="Arial" w:eastAsia="Times New Roman" w:hAnsi="Arial" w:cs="Arial"/>
-          <w:color w:val="000000"/>
-          <w:lang w:val="pt-PT" w:eastAsia="pt-BR"/>
-        </w:rPr>
-        <w:t>xame.</w:t>
+      </w:r>
+      <w:r>
+        <w:rPr>
+          <w:rFonts w:ascii="Arial" w:eastAsia="Times New Roman" w:hAnsi="Arial" w:cs="Arial"/>
+          <w:color w:val="000000"/>
+          <w:lang w:val="pt-PT" w:eastAsia="pt-BR"/>
+        </w:rPr>
+      </w:r>
+      <w:r>
+        <w:rPr>
+          <w:rFonts w:ascii="Arial" w:eastAsia="Times New Roman" w:hAnsi="Arial" w:cs="Arial"/>
+          <w:color w:val="000000"/>
+          <w:lang w:val="pt-PT" w:eastAsia="pt-BR"/>
+        </w:rPr>
+      </w:r>
+      <w:r>
+        <w:rPr>
+          <w:rFonts w:ascii="Arial" w:eastAsia="Times New Roman" w:hAnsi="Arial" w:cs="Arial"/>
+          <w:color w:val="000000"/>
+          <w:lang w:val="pt-PT" w:eastAsia="pt-BR"/>
+        </w:rPr>
+      </w:r>
+      <w:r>
+        <w:rPr>
+          <w:rFonts w:ascii="Arial" w:eastAsia="Times New Roman" w:hAnsi="Arial" w:cs="Arial"/>
+          <w:color w:val="000000"/>
+          <w:lang w:val="pt-PT" w:eastAsia="pt-BR"/>
+        </w:rPr>
+      </w:r>
+      <w:r>
+        <w:rPr>
+          <w:rFonts w:ascii="Arial" w:eastAsia="Times New Roman" w:hAnsi="Arial" w:cs="Arial"/>
+          <w:color w:val="000000"/>
+          <w:lang w:val="pt-PT" w:eastAsia="pt-BR"/>
+        </w:rPr>
+      </w:r>
+      <w:r>
+        <w:rPr>
+          <w:rFonts w:ascii="Arial" w:eastAsia="Times New Roman" w:hAnsi="Arial" w:cs="Arial"/>
+          <w:color w:val="000000"/>
+          <w:lang w:val="pt-PT" w:eastAsia="pt-BR"/>
+        </w:rPr>
+      </w:r>
+      <w:r>
+        <w:rPr>
+          <w:rFonts w:ascii="Arial" w:eastAsia="Times New Roman" w:hAnsi="Arial" w:cs="Arial"/>
+          <w:color w:val="000000"/>
+          <w:lang w:val="pt-PT" w:eastAsia="pt-BR"/>
+        </w:rPr>
+      </w:r>
+      <w:r>
+        <w:rPr>
+          <w:rFonts w:ascii="Arial" w:eastAsia="Times New Roman" w:hAnsi="Arial" w:cs="Arial"/>
+          <w:color w:val="000000"/>
+          <w:lang w:val="pt-PT" w:eastAsia="pt-BR"/>
+        </w:rPr>
+      </w:r>
+      <w:r>
+        <w:rPr>
+          <w:rFonts w:ascii="Arial" w:eastAsia="Times New Roman" w:hAnsi="Arial" w:cs="Arial"/>
+          <w:color w:val="000000"/>
+          <w:lang w:val="pt-PT" w:eastAsia="pt-BR"/>
+        </w:rPr>
+      </w:r>
+      <w:r>
+        <w:rPr>
+          <w:rFonts w:ascii="Arial" w:eastAsia="Times New Roman" w:hAnsi="Arial" w:cs="Arial"/>
+          <w:color w:val="000000"/>
+          <w:lang w:val="pt-PT" w:eastAsia="pt-BR"/>
+        </w:rPr>
+      </w:r>
+      <w:r>
+        <w:rPr>
+          <w:rFonts w:ascii="Arial" w:eastAsia="Times New Roman" w:hAnsi="Arial" w:cs="Arial"/>
+          <w:color w:val="000000"/>
+          <w:lang w:val="pt-PT" w:eastAsia="pt-BR"/>
+        </w:rPr>
+      </w:r>
+      <w:r>
+        <w:rPr>
+          <w:rFonts w:ascii="Arial" w:eastAsia="Times New Roman" w:hAnsi="Arial" w:cs="Arial"/>
+          <w:color w:val="000000"/>
+          <w:lang w:val="pt-PT" w:eastAsia="pt-BR"/>
+        </w:rPr>
+      </w:r>
+      <w:r>
+        <w:rPr>
+          <w:rFonts w:ascii="Arial" w:eastAsia="Times New Roman" w:hAnsi="Arial" w:cs="Arial"/>
+          <w:color w:val="000000"/>
+          <w:lang w:val="pt-PT" w:eastAsia="pt-BR"/>
+        </w:rPr>
+      </w:r>
+      <w:r>
+        <w:rPr>
+          <w:rFonts w:ascii="Arial" w:eastAsia="Times New Roman" w:hAnsi="Arial" w:cs="Arial"/>
+          <w:color w:val="000000"/>
+          <w:lang w:val="pt-PT" w:eastAsia="pt-BR"/>
+        </w:rPr>
+      </w:r>
+      <w:r>
+        <w:rPr>
+          <w:rFonts w:ascii="Arial" w:eastAsia="Times New Roman" w:hAnsi="Arial" w:cs="Arial"/>
+          <w:color w:val="000000"/>
+          <w:lang w:val="pt-PT" w:eastAsia="pt-BR"/>
+        </w:rPr>
+      </w:r>
+      <w:r>
+        <w:rPr>
+          <w:rFonts w:ascii="Arial" w:eastAsia="Times New Roman" w:hAnsi="Arial" w:cs="Arial"/>
+          <w:color w:val="000000"/>
+          <w:lang w:val="pt-PT" w:eastAsia="pt-BR"/>
+        </w:rPr>
+      </w:r>
+      <w:r>
+        <w:rPr>
+          <w:rFonts w:ascii="Arial" w:eastAsia="Times New Roman" w:hAnsi="Arial" w:cs="Arial"/>
+          <w:color w:val="000000"/>
+          <w:lang w:val="pt-PT" w:eastAsia="pt-BR"/>
+        </w:rPr>
+      </w:r>
+      <w:r>
+        <w:rPr>
+          <w:rFonts w:ascii="Arial" w:eastAsia="Times New Roman" w:hAnsi="Arial" w:cs="Arial"/>
+          <w:color w:val="000000"/>
+          <w:lang w:val="pt-PT" w:eastAsia="pt-BR"/>
+        </w:rPr>
+      </w:r>
+      <w:r>
+        <w:rPr>
+          <w:rFonts w:ascii="Arial" w:eastAsia="Times New Roman" w:hAnsi="Arial" w:cs="Arial"/>
+          <w:color w:val="000000"/>
+          <w:lang w:val="pt-PT" w:eastAsia="pt-BR"/>
+        </w:rPr>
+      </w:r>
+      <w:r>
+        <w:rPr>
+          <w:rFonts w:ascii="Arial" w:eastAsia="Times New Roman" w:hAnsi="Arial" w:cs="Arial"/>
+          <w:color w:val="000000"/>
+          <w:lang w:val="pt-PT" w:eastAsia="pt-BR"/>
+        </w:rPr>
+      </w:r>
+      <w:r>
+        <w:rPr>
+          <w:rFonts w:ascii="Arial" w:eastAsia="Times New Roman" w:hAnsi="Arial" w:cs="Arial"/>
+          <w:color w:val="000000"/>
+          <w:lang w:val="pt-PT" w:eastAsia="pt-BR"/>
+        </w:rPr>
+      </w:r>
+      <w:r>
+        <w:rPr>
+          <w:rFonts w:ascii="Arial" w:eastAsia="Times New Roman" w:hAnsi="Arial" w:cs="Arial"/>
+          <w:color w:val="000000"/>
+          <w:lang w:val="pt-PT" w:eastAsia="pt-BR"/>
+        </w:rPr>
+      </w:r>
+      <w:r>
+        <w:rPr>
+          <w:rFonts w:ascii="Arial" w:eastAsia="Times New Roman" w:hAnsi="Arial" w:cs="Arial"/>
+          <w:color w:val="000000"/>
+          <w:lang w:val="pt-PT" w:eastAsia="pt-BR"/>
+        </w:rPr>
+      </w:r>
+      <w:r>
+        <w:rPr>
+          <w:rFonts w:ascii="Arial" w:eastAsia="Times New Roman" w:hAnsi="Arial" w:cs="Arial"/>
+          <w:color w:val="000000"/>
+          <w:lang w:val="pt-PT" w:eastAsia="pt-BR"/>
+        </w:rPr>
+      </w:r>
+      <w:r>
+        <w:rPr>
+          <w:rFonts w:ascii="Arial" w:eastAsia="Times New Roman" w:hAnsi="Arial" w:cs="Arial"/>
+          <w:color w:val="000000"/>
+          <w:lang w:val="pt-PT" w:eastAsia="pt-BR"/>
+        </w:rPr>
+      </w:r>
+      <w:r>
+        <w:rPr>
+          <w:rFonts w:ascii="Arial" w:eastAsia="Times New Roman" w:hAnsi="Arial" w:cs="Arial"/>
+          <w:color w:val="000000"/>
+          <w:lang w:val="pt-PT" w:eastAsia="pt-BR"/>
+        </w:rPr>
+      </w:r>
+      <w:r>
+        <w:rPr>
+          <w:rFonts w:ascii="Arial" w:eastAsia="Times New Roman" w:hAnsi="Arial" w:cs="Arial"/>
+          <w:color w:val="000000"/>
+          <w:lang w:val="pt-PT" w:eastAsia="pt-BR"/>
+        </w:rPr>
+      </w:r>
+      <w:r>
+        <w:rPr>
+          <w:rFonts w:ascii="Arial" w:eastAsia="Times New Roman" w:hAnsi="Arial" w:cs="Arial"/>
+          <w:color w:val="000000"/>
+          <w:lang w:val="pt-PT" w:eastAsia="pt-BR"/>
+        </w:rPr>
+      </w:r>
+      <w:r>
+        <w:rPr>
+          <w:rFonts w:ascii="Arial" w:eastAsia="Times New Roman" w:hAnsi="Arial" w:cs="Arial"/>
+          <w:color w:val="000000"/>
+          <w:lang w:val="pt-PT" w:eastAsia="pt-BR"/>
+        </w:rPr>
+      </w:r>
+      <w:r>
+        <w:rPr>
+          <w:rFonts w:ascii="Arial" w:eastAsia="Times New Roman" w:hAnsi="Arial" w:cs="Arial"/>
+          <w:color w:val="000000"/>
+          <w:lang w:val="pt-PT" w:eastAsia="pt-BR"/>
+        </w:rPr>
+      </w:r>
+      <w:r>
+        <w:rPr>
+          <w:rFonts w:ascii="Arial" w:eastAsia="Times New Roman" w:hAnsi="Arial" w:cs="Arial"/>
+          <w:color w:val="000000"/>
+          <w:lang w:val="pt-PT" w:eastAsia="pt-BR"/>
+        </w:rPr>
+      </w:r>
+      <w:r>
+        <w:rPr>
+          <w:rFonts w:ascii="Arial" w:eastAsia="Times New Roman" w:hAnsi="Arial" w:cs="Arial"/>
+          <w:color w:val="000000"/>
+          <w:lang w:val="pt-PT" w:eastAsia="pt-BR"/>
+        </w:rPr>
+      </w:r>
+      <w:r>
+        <w:rPr>
+          <w:rFonts w:ascii="Arial" w:eastAsia="Times New Roman" w:hAnsi="Arial" w:cs="Arial"/>
+          <w:color w:val="000000"/>
+          <w:lang w:val="pt-PT" w:eastAsia="pt-BR"/>
+        </w:rPr>
+      </w:r>
+      <w:r>
+        <w:rPr>
+          <w:rFonts w:ascii="Arial" w:eastAsia="Times New Roman" w:hAnsi="Arial" w:cs="Arial"/>
+          <w:color w:val="000000"/>
+          <w:lang w:val="pt-PT" w:eastAsia="pt-BR"/>
+        </w:rPr>
+      </w:r>
+      <w:r>
+        <w:rPr>
+          <w:rFonts w:ascii="Arial" w:eastAsia="Times New Roman" w:hAnsi="Arial" w:cs="Arial"/>
+          <w:color w:val="000000"/>
+          <w:lang w:val="pt-PT" w:eastAsia="pt-BR"/>
+        </w:rPr>
+      </w:r>
+      <w:r>
+        <w:rPr>
+          <w:rFonts w:ascii="Arial" w:eastAsia="Times New Roman" w:hAnsi="Arial" w:cs="Arial"/>
+          <w:color w:val="000000"/>
+          <w:lang w:val="pt-PT" w:eastAsia="pt-BR"/>
+        </w:rPr>
+      </w:r>
+      <w:r>
+        <w:rPr>
+          <w:rFonts w:ascii="Arial" w:eastAsia="Times New Roman" w:hAnsi="Arial" w:cs="Arial"/>
+          <w:color w:val="000000"/>
+          <w:lang w:val="pt-PT" w:eastAsia="pt-BR"/>
+        </w:rPr>
+      </w:r>
+      <w:r>
+        <w:rPr>
+          <w:rFonts w:ascii="Arial" w:eastAsia="Times New Roman" w:hAnsi="Arial" w:cs="Arial"/>
+          <w:color w:val="000000"/>
+          <w:lang w:val="pt-PT" w:eastAsia="pt-BR"/>
+        </w:rPr>
+      </w:r>
+      <w:r>
+        <w:rPr>
+          <w:rFonts w:ascii="Arial" w:eastAsia="Times New Roman" w:hAnsi="Arial" w:cs="Arial"/>
+          <w:color w:val="000000"/>
+          <w:lang w:val="pt-PT" w:eastAsia="pt-BR"/>
+        </w:rPr>
+      </w:r>
+      <w:r>
+        <w:rPr>
+          <w:rFonts w:ascii="Arial" w:eastAsia="Times New Roman" w:hAnsi="Arial" w:cs="Arial"/>
+          <w:color w:val="000000"/>
+          <w:lang w:val="pt-PT" w:eastAsia="pt-BR"/>
+        </w:rPr>
+      </w:r>
+      <w:r>
+        <w:rPr>
+          <w:rFonts w:ascii="Arial" w:eastAsia="Times New Roman" w:hAnsi="Arial" w:cs="Arial"/>
+          <w:color w:val="000000"/>
+          <w:lang w:val="pt-PT" w:eastAsia="pt-BR"/>
+        </w:rPr>
+      </w:r>
+      <w:r>
+        <w:rPr>
+          <w:rFonts w:ascii="Arial" w:eastAsia="Times New Roman" w:hAnsi="Arial" w:cs="Arial"/>
+          <w:color w:val="000000"/>
+          <w:lang w:val="pt-PT" w:eastAsia="pt-BR"/>
+        </w:rPr>
+      </w:r>
+      <w:r>
+        <w:rPr>
+          <w:rFonts w:ascii="Arial" w:eastAsia="Times New Roman" w:hAnsi="Arial" w:cs="Arial"/>
+          <w:color w:val="000000"/>
+          <w:lang w:val="pt-PT" w:eastAsia="pt-BR"/>
+        </w:rPr>
+      </w:r>
+      <w:r>
+        <w:rPr>
+          <w:rFonts w:ascii="Arial" w:eastAsia="Times New Roman" w:hAnsi="Arial" w:cs="Arial"/>
+          <w:color w:val="000000"/>
+          <w:lang w:val="pt-PT" w:eastAsia="pt-BR"/>
+        </w:rPr>
+      </w:r>
+      <w:r>
+        <w:rPr>
+          <w:rFonts w:ascii="Arial" w:eastAsia="Times New Roman" w:hAnsi="Arial" w:cs="Arial"/>
+          <w:color w:val="000000"/>
+          <w:lang w:val="pt-PT" w:eastAsia="pt-BR"/>
+        </w:rPr>
+      </w:r>
+      <w:r>
+        <w:rPr>
+          <w:rFonts w:ascii="Arial" w:eastAsia="Times New Roman" w:hAnsi="Arial" w:cs="Arial"/>
+          <w:color w:val="000000"/>
+          <w:lang w:val="pt-PT" w:eastAsia="pt-BR"/>
+        </w:rPr>
+      </w:r>
+      <w:r>
+        <w:rPr>
+          <w:rFonts w:ascii="Arial" w:eastAsia="Times New Roman" w:hAnsi="Arial" w:cs="Arial"/>
+          <w:color w:val="000000"/>
+          <w:lang w:val="pt-PT" w:eastAsia="pt-BR"/>
+        </w:rPr>
+      </w:r>
+      <w:r>
+        <w:rPr>
+          <w:rFonts w:ascii="Arial" w:eastAsia="Times New Roman" w:hAnsi="Arial" w:cs="Arial"/>
+          <w:color w:val="000000"/>
+          <w:lang w:val="pt-PT" w:eastAsia="pt-BR"/>
+        </w:rPr>
+      </w:r>
+      <w:r>
+        <w:rPr>
+          <w:rFonts w:ascii="Arial" w:eastAsia="Times New Roman" w:hAnsi="Arial" w:cs="Arial"/>
+          <w:color w:val="000000"/>
+          <w:lang w:val="pt-PT" w:eastAsia="pt-BR"/>
+        </w:rPr>
+      </w:r>
+      <w:r>
+        <w:rPr>
+          <w:rFonts w:ascii="Arial" w:eastAsia="Times New Roman" w:hAnsi="Arial" w:cs="Arial"/>
+          <w:color w:val="000000"/>
+          <w:lang w:val="pt-PT" w:eastAsia="pt-BR"/>
+        </w:rPr>
+      </w:r>
+      <w:r>
+        <w:rPr>
+          <w:rFonts w:ascii="Arial" w:eastAsia="Times New Roman" w:hAnsi="Arial" w:cs="Arial"/>
+          <w:color w:val="000000"/>
+          <w:lang w:val="pt-PT" w:eastAsia="pt-BR"/>
+        </w:rPr>
+      </w:r>
+      <w:r>
+        <w:rPr>
+          <w:rFonts w:ascii="Arial" w:eastAsia="Times New Roman" w:hAnsi="Arial" w:cs="Arial"/>
+          <w:color w:val="000000"/>
+          <w:lang w:val="pt-PT" w:eastAsia="pt-BR"/>
+        </w:rPr>
+      </w:r>
+      <w:r>
+        <w:rPr>
+          <w:rFonts w:ascii="Arial" w:eastAsia="Times New Roman" w:hAnsi="Arial" w:cs="Arial"/>
+          <w:color w:val="000000"/>
+          <w:lang w:val="pt-PT" w:eastAsia="pt-BR"/>
+        </w:rPr>
+      </w:r>
+      <w:r>
+        <w:rPr>
+          <w:rFonts w:ascii="Arial" w:eastAsia="Times New Roman" w:hAnsi="Arial" w:cs="Arial"/>
+          <w:color w:val="000000"/>
+          <w:lang w:val="pt-PT" w:eastAsia="pt-BR"/>
+        </w:rPr>
       </w:r>
     </w:p>
     <w:p>
@@ -5996,103 +5900,91 @@
           <w:color w:val="000000"/>
           <w:lang w:val="pt-PT" w:eastAsia="pt-BR"/>
         </w:rPr>
-        <w:t xml:space="preserve">Antes do exame, você receberá um e-mail do Diretor de Exame designado para o </w:t>
-      </w:r>
-      <w:r>
-        <w:rPr>
-          <w:rFonts w:ascii="Arial" w:eastAsia="Times New Roman" w:hAnsi="Arial" w:cs="Arial"/>
-          <w:color w:val="000000"/>
-          <w:lang w:val="pt-PT" w:eastAsia="pt-BR"/>
-        </w:rPr>
-        <w:t xml:space="preserve">seu </w:t>
-      </w:r>
-      <w:r>
-        <w:rPr>
-          <w:rFonts w:ascii="Arial" w:eastAsia="Times New Roman" w:hAnsi="Arial" w:cs="Arial"/>
-          <w:color w:val="000000"/>
-          <w:lang w:val="pt-PT" w:eastAsia="pt-BR"/>
-        </w:rPr>
-        <w:t>exame</w:t>
-      </w:r>
-      <w:r>
-        <w:rPr>
-          <w:rFonts w:ascii="Arial" w:eastAsia="Times New Roman" w:hAnsi="Arial" w:cs="Arial"/>
-          <w:color w:val="000000"/>
-          <w:lang w:val="pt-PT" w:eastAsia="pt-BR"/>
-        </w:rPr>
-        <w:t xml:space="preserve"> com documentos pertinentes</w:t>
-      </w:r>
-      <w:r>
-        <w:rPr>
-          <w:rFonts w:ascii="Arial" w:eastAsia="Times New Roman" w:hAnsi="Arial" w:cs="Arial"/>
-          <w:color w:val="000000"/>
-          <w:lang w:val="pt-PT" w:eastAsia="pt-BR"/>
-        </w:rPr>
-        <w:t>. Se você não recebe</w:t>
-      </w:r>
-      <w:r>
-        <w:rPr>
-          <w:rFonts w:ascii="Arial" w:eastAsia="Times New Roman" w:hAnsi="Arial" w:cs="Arial"/>
-          <w:color w:val="000000"/>
-          <w:lang w:val="pt-PT" w:eastAsia="pt-BR"/>
-        </w:rPr>
-        <w:t>u</w:t>
-      </w:r>
-      <w:r>
-        <w:rPr>
-          <w:rFonts w:ascii="Arial" w:eastAsia="Times New Roman" w:hAnsi="Arial" w:cs="Arial"/>
-          <w:color w:val="000000"/>
-          <w:lang w:val="pt-PT" w:eastAsia="pt-BR"/>
-        </w:rPr>
-        <w:t xml:space="preserve"> </w:t>
-      </w:r>
-      <w:r>
-        <w:rPr>
-          <w:rFonts w:ascii="Arial" w:eastAsia="Times New Roman" w:hAnsi="Arial" w:cs="Arial"/>
-          <w:color w:val="000000"/>
-          <w:lang w:val="pt-PT" w:eastAsia="pt-BR"/>
-        </w:rPr>
-        <w:t>este</w:t>
-      </w:r>
-      <w:r>
-        <w:rPr>
-          <w:rFonts w:ascii="Arial" w:eastAsia="Times New Roman" w:hAnsi="Arial" w:cs="Arial"/>
-          <w:color w:val="000000"/>
-          <w:lang w:val="pt-PT" w:eastAsia="pt-BR"/>
-        </w:rPr>
-        <w:t xml:space="preserve"> e-mail</w:t>
-      </w:r>
-      <w:r>
-        <w:rPr>
-          <w:rFonts w:ascii="Arial" w:eastAsia="Times New Roman" w:hAnsi="Arial" w:cs="Arial"/>
-          <w:color w:val="000000"/>
-          <w:lang w:val="pt-PT" w:eastAsia="pt-BR"/>
-        </w:rPr>
-        <w:t>, por favor</w:t>
-      </w:r>
-      <w:r>
-        <w:rPr>
-          <w:rFonts w:ascii="Arial" w:eastAsia="Times New Roman" w:hAnsi="Arial" w:cs="Arial"/>
-          <w:color w:val="000000"/>
-          <w:lang w:val="pt-PT" w:eastAsia="pt-BR"/>
-        </w:rPr>
-        <w:t xml:space="preserve"> </w:t>
-      </w:r>
-      <w:r>
-        <w:rPr>
-          <w:rFonts w:ascii="Arial" w:eastAsia="Times New Roman" w:hAnsi="Arial" w:cs="Arial"/>
-          <w:color w:val="000000"/>
-          <w:lang w:val="pt-PT" w:eastAsia="pt-BR"/>
-        </w:rPr>
-        <w:t>entre em contato pelo</w:t>
-      </w:r>
-      <w:r>
-        <w:rPr>
-          <w:rFonts w:ascii="Arial" w:eastAsia="Times New Roman" w:hAnsi="Arial" w:cs="Arial"/>
-          <w:color w:val="000000"/>
-          <w:lang w:val="pt-PT" w:eastAsia="pt-BR"/>
-        </w:rPr>
-        <w:t> </w:t>
+        <w:t>Antes do exame, você receberá um e-mail do Diretor de Exame designado para o seu exame com documentos pertinentes. Se você não recebeu este e-mail, por favor entre em contato pelo exam_director@bjcp.org. O e-mail contém uma planilha do Excel chamada EDC - Examinee Data Capture Form (Formulário de Captura de Dados do Candidato). No EDC, você deverá preencher os nomes, endereços, endereços de e-mail e outras informações para todos os Candidatos que farão o exame. A primeira coluna no EDC é o Exam ID - Exam Identification Code (Código de Identificação do Exame), que tem o formato NNNNLLLL, onde N é um número e L é uma letra. A segunda coluna do EDC é um número de identificação de dois dígitos (tipicamente de 01 a 12) que será associado com o Código de Identificação do Exame para criar um Candidate ID (Identificação do Candidato) exclusivo para cada Candidato. É vital que você insira todos códigos de identificação corretamente, pois esta é a única maneira de associar um exame individual ao Candidato.</w:t>
+      </w:r>
+      <w:r>
+        <w:rPr>
+          <w:rFonts w:ascii="Arial" w:eastAsia="Times New Roman" w:hAnsi="Arial" w:cs="Arial"/>
+          <w:color w:val="000000"/>
+          <w:lang w:val="pt-PT" w:eastAsia="pt-BR"/>
+        </w:rPr>
+      </w:r>
+      <w:r>
+        <w:rPr>
+          <w:rFonts w:ascii="Arial" w:eastAsia="Times New Roman" w:hAnsi="Arial" w:cs="Arial"/>
+          <w:color w:val="000000"/>
+          <w:lang w:val="pt-PT" w:eastAsia="pt-BR"/>
+        </w:rPr>
+      </w:r>
+      <w:r>
+        <w:rPr>
+          <w:rFonts w:ascii="Arial" w:eastAsia="Times New Roman" w:hAnsi="Arial" w:cs="Arial"/>
+          <w:color w:val="000000"/>
+          <w:lang w:val="pt-PT" w:eastAsia="pt-BR"/>
+        </w:rPr>
+      </w:r>
+      <w:r>
+        <w:rPr>
+          <w:rFonts w:ascii="Arial" w:eastAsia="Times New Roman" w:hAnsi="Arial" w:cs="Arial"/>
+          <w:color w:val="000000"/>
+          <w:lang w:val="pt-PT" w:eastAsia="pt-BR"/>
+        </w:rPr>
+      </w:r>
+      <w:r>
+        <w:rPr>
+          <w:rFonts w:ascii="Arial" w:eastAsia="Times New Roman" w:hAnsi="Arial" w:cs="Arial"/>
+          <w:color w:val="000000"/>
+          <w:lang w:val="pt-PT" w:eastAsia="pt-BR"/>
+        </w:rPr>
+      </w:r>
+      <w:r>
+        <w:rPr>
+          <w:rFonts w:ascii="Arial" w:eastAsia="Times New Roman" w:hAnsi="Arial" w:cs="Arial"/>
+          <w:color w:val="000000"/>
+          <w:lang w:val="pt-PT" w:eastAsia="pt-BR"/>
+        </w:rPr>
+      </w:r>
+      <w:r>
+        <w:rPr>
+          <w:rFonts w:ascii="Arial" w:eastAsia="Times New Roman" w:hAnsi="Arial" w:cs="Arial"/>
+          <w:color w:val="000000"/>
+          <w:lang w:val="pt-PT" w:eastAsia="pt-BR"/>
+        </w:rPr>
+      </w:r>
+      <w:r>
+        <w:rPr>
+          <w:rFonts w:ascii="Arial" w:eastAsia="Times New Roman" w:hAnsi="Arial" w:cs="Arial"/>
+          <w:color w:val="000000"/>
+          <w:lang w:val="pt-PT" w:eastAsia="pt-BR"/>
+        </w:rPr>
+      </w:r>
+      <w:r>
+        <w:rPr>
+          <w:rFonts w:ascii="Arial" w:eastAsia="Times New Roman" w:hAnsi="Arial" w:cs="Arial"/>
+          <w:color w:val="000000"/>
+          <w:lang w:val="pt-PT" w:eastAsia="pt-BR"/>
+        </w:rPr>
+      </w:r>
+      <w:r>
+        <w:rPr>
+          <w:rFonts w:ascii="Arial" w:eastAsia="Times New Roman" w:hAnsi="Arial" w:cs="Arial"/>
+          <w:color w:val="000000"/>
+          <w:lang w:val="pt-PT" w:eastAsia="pt-BR"/>
+        </w:rPr>
+      </w:r>
+      <w:r>
+        <w:rPr>
+          <w:rFonts w:ascii="Arial" w:eastAsia="Times New Roman" w:hAnsi="Arial" w:cs="Arial"/>
+          <w:color w:val="000000"/>
+          <w:lang w:val="pt-PT" w:eastAsia="pt-BR"/>
+        </w:rPr>
+      </w:r>
+      <w:r>
+        <w:rPr>
+          <w:rFonts w:ascii="Arial" w:eastAsia="Times New Roman" w:hAnsi="Arial" w:cs="Arial"/>
+          <w:color w:val="000000"/>
+          <w:lang w:val="pt-PT" w:eastAsia="pt-BR"/>
+        </w:rPr>
       </w:r>
       <w:hyperlink r:id="rId13" w:history="1">
         <w:r>
@@ -6111,47 +6003,41 @@
           <w:color w:val="000000"/>
           <w:lang w:val="en-US" w:eastAsia="pt-BR"/>
         </w:rPr>
-        <w:t>. </w:t>
-      </w:r>
-      <w:r>
-        <w:rPr>
-          <w:rFonts w:ascii="Arial" w:eastAsia="Times New Roman" w:hAnsi="Arial" w:cs="Arial"/>
-          <w:color w:val="000000"/>
-          <w:lang w:val="pt-PT" w:eastAsia="pt-BR"/>
-        </w:rPr>
-        <w:t xml:space="preserve">O e-mail </w:t>
-      </w:r>
-      <w:r>
-        <w:rPr>
-          <w:rFonts w:ascii="Arial" w:eastAsia="Times New Roman" w:hAnsi="Arial" w:cs="Arial"/>
-          <w:color w:val="000000"/>
-          <w:lang w:val="pt-PT" w:eastAsia="pt-BR"/>
-        </w:rPr>
-        <w:t>contém</w:t>
-      </w:r>
-      <w:r>
-        <w:rPr>
-          <w:rFonts w:ascii="Arial" w:eastAsia="Times New Roman" w:hAnsi="Arial" w:cs="Arial"/>
-          <w:color w:val="000000"/>
-          <w:lang w:val="pt-PT" w:eastAsia="pt-BR"/>
-        </w:rPr>
-        <w:t xml:space="preserve"> uma planilha do Excel chamada </w:t>
-      </w:r>
-      <w:r>
-        <w:rPr>
-          <w:rFonts w:ascii="Arial" w:eastAsia="Times New Roman" w:hAnsi="Arial" w:cs="Arial"/>
-          <w:color w:val="000000"/>
-          <w:lang w:val="pt-PT" w:eastAsia="pt-BR"/>
-        </w:rPr>
-        <w:t>E</w:t>
-      </w:r>
-      <w:r>
-        <w:rPr>
-          <w:rFonts w:ascii="Arial" w:eastAsia="Times New Roman" w:hAnsi="Arial" w:cs="Arial"/>
-          <w:color w:val="000000"/>
-          <w:lang w:val="pt-PT" w:eastAsia="pt-BR"/>
-        </w:rPr>
-        <w:t>DC -</w:t>
+      </w:r>
+      <w:r>
+        <w:rPr>
+          <w:rFonts w:ascii="Arial" w:eastAsia="Times New Roman" w:hAnsi="Arial" w:cs="Arial"/>
+          <w:color w:val="000000"/>
+          <w:lang w:val="pt-PT" w:eastAsia="pt-BR"/>
+        </w:rPr>
+      </w:r>
+      <w:r>
+        <w:rPr>
+          <w:rFonts w:ascii="Arial" w:eastAsia="Times New Roman" w:hAnsi="Arial" w:cs="Arial"/>
+          <w:color w:val="000000"/>
+          <w:lang w:val="pt-PT" w:eastAsia="pt-BR"/>
+        </w:rPr>
+      </w:r>
+      <w:r>
+        <w:rPr>
+          <w:rFonts w:ascii="Arial" w:eastAsia="Times New Roman" w:hAnsi="Arial" w:cs="Arial"/>
+          <w:color w:val="000000"/>
+          <w:lang w:val="pt-PT" w:eastAsia="pt-BR"/>
+        </w:rPr>
+      </w:r>
+      <w:r>
+        <w:rPr>
+          <w:rFonts w:ascii="Arial" w:eastAsia="Times New Roman" w:hAnsi="Arial" w:cs="Arial"/>
+          <w:color w:val="000000"/>
+          <w:lang w:val="pt-PT" w:eastAsia="pt-BR"/>
+        </w:rPr>
+      </w:r>
+      <w:r>
+        <w:rPr>
+          <w:rFonts w:ascii="Arial" w:eastAsia="Times New Roman" w:hAnsi="Arial" w:cs="Arial"/>
+          <w:color w:val="000000"/>
+          <w:lang w:val="pt-PT" w:eastAsia="pt-BR"/>
+        </w:rPr>
       </w:r>
       <w:r>
         <w:rPr>
@@ -6161,7 +6047,6 @@
           <w:color w:val="000000"/>
           <w:lang w:val="pt-PT" w:eastAsia="pt-BR"/>
         </w:rPr>
-        <w:t xml:space="preserve"> E</w:t>
       </w:r>
       <w:r>
         <w:rPr>
@@ -6171,127 +6056,111 @@
           <w:color w:val="000000"/>
           <w:lang w:val="pt-PT" w:eastAsia="pt-BR"/>
         </w:rPr>
-        <w:t>xaminee Data Capture Form</w:t>
-      </w:r>
-      <w:r>
-        <w:rPr>
-          <w:rFonts w:ascii="Arial" w:eastAsia="Times New Roman" w:hAnsi="Arial" w:cs="Arial"/>
-          <w:color w:val="000000"/>
-          <w:lang w:val="pt-PT" w:eastAsia="pt-BR"/>
-        </w:rPr>
-        <w:t xml:space="preserve"> (Formulário de Captura de Dados do </w:t>
-      </w:r>
-      <w:r>
-        <w:rPr>
-          <w:rFonts w:ascii="Arial" w:eastAsia="Times New Roman" w:hAnsi="Arial" w:cs="Arial"/>
-          <w:color w:val="000000"/>
-          <w:lang w:val="pt-PT" w:eastAsia="pt-BR"/>
-        </w:rPr>
-        <w:t>Candidato</w:t>
-      </w:r>
-      <w:r>
-        <w:rPr>
-          <w:rFonts w:ascii="Arial" w:eastAsia="Times New Roman" w:hAnsi="Arial" w:cs="Arial"/>
-          <w:color w:val="000000"/>
-          <w:lang w:val="pt-PT" w:eastAsia="pt-BR"/>
-        </w:rPr>
-        <w:t>)</w:t>
-      </w:r>
-      <w:r>
-        <w:rPr>
-          <w:rFonts w:ascii="Arial" w:eastAsia="Times New Roman" w:hAnsi="Arial" w:cs="Arial"/>
-          <w:color w:val="000000"/>
-          <w:lang w:val="pt-PT" w:eastAsia="pt-BR"/>
-        </w:rPr>
-        <w:t>. </w:t>
-      </w:r>
-      <w:r>
-        <w:rPr>
-          <w:rFonts w:ascii="Arial" w:eastAsia="Times New Roman" w:hAnsi="Arial" w:cs="Arial"/>
-          <w:color w:val="000000"/>
-          <w:lang w:val="pt-PT" w:eastAsia="pt-BR"/>
-        </w:rPr>
-        <w:t>N</w:t>
-      </w:r>
-      <w:r>
-        <w:rPr>
-          <w:rFonts w:ascii="Arial" w:eastAsia="Times New Roman" w:hAnsi="Arial" w:cs="Arial"/>
-          <w:color w:val="000000"/>
-          <w:lang w:val="pt-PT" w:eastAsia="pt-BR"/>
-        </w:rPr>
-        <w:t>o</w:t>
-      </w:r>
-      <w:r>
-        <w:rPr>
-          <w:rFonts w:ascii="Arial" w:eastAsia="Times New Roman" w:hAnsi="Arial" w:cs="Arial"/>
-          <w:color w:val="000000"/>
-          <w:lang w:val="pt-PT" w:eastAsia="pt-BR"/>
-        </w:rPr>
-        <w:t xml:space="preserve"> EDC, v</w:t>
-      </w:r>
-      <w:r>
-        <w:rPr>
-          <w:rFonts w:ascii="Arial" w:eastAsia="Times New Roman" w:hAnsi="Arial" w:cs="Arial"/>
-          <w:color w:val="000000"/>
-          <w:lang w:val="pt-PT" w:eastAsia="pt-BR"/>
-        </w:rPr>
-        <w:t xml:space="preserve">ocê </w:t>
-      </w:r>
-      <w:r>
-        <w:rPr>
-          <w:rFonts w:ascii="Arial" w:eastAsia="Times New Roman" w:hAnsi="Arial" w:cs="Arial"/>
-          <w:color w:val="000000"/>
-          <w:lang w:val="pt-PT" w:eastAsia="pt-BR"/>
-        </w:rPr>
-        <w:t>deverá</w:t>
-      </w:r>
-      <w:r>
-        <w:rPr>
-          <w:rFonts w:ascii="Arial" w:eastAsia="Times New Roman" w:hAnsi="Arial" w:cs="Arial"/>
-          <w:color w:val="000000"/>
-          <w:lang w:val="pt-PT" w:eastAsia="pt-BR"/>
-        </w:rPr>
-        <w:t xml:space="preserve"> </w:t>
-      </w:r>
-      <w:r>
-        <w:rPr>
-          <w:rFonts w:ascii="Arial" w:eastAsia="Times New Roman" w:hAnsi="Arial" w:cs="Arial"/>
-          <w:color w:val="000000"/>
-          <w:lang w:val="pt-PT" w:eastAsia="pt-BR"/>
-        </w:rPr>
-        <w:t>preencher</w:t>
-      </w:r>
-      <w:r>
-        <w:rPr>
-          <w:rFonts w:ascii="Arial" w:eastAsia="Times New Roman" w:hAnsi="Arial" w:cs="Arial"/>
-          <w:color w:val="000000"/>
-          <w:lang w:val="pt-PT" w:eastAsia="pt-BR"/>
-        </w:rPr>
-        <w:t xml:space="preserve"> os nomes, endereços, endereços de e-mail e outras informações para todos os </w:t>
-      </w:r>
-      <w:r>
-        <w:rPr>
-          <w:rFonts w:ascii="Arial" w:eastAsia="Times New Roman" w:hAnsi="Arial" w:cs="Arial"/>
-          <w:color w:val="000000"/>
-          <w:lang w:val="pt-PT" w:eastAsia="pt-BR"/>
-        </w:rPr>
-        <w:t>C</w:t>
-      </w:r>
-      <w:r>
-        <w:rPr>
-          <w:rFonts w:ascii="Arial" w:eastAsia="Times New Roman" w:hAnsi="Arial" w:cs="Arial"/>
-          <w:color w:val="000000"/>
-          <w:lang w:val="pt-PT" w:eastAsia="pt-BR"/>
-        </w:rPr>
-        <w:t>andidato</w:t>
-      </w:r>
-      <w:r>
-        <w:rPr>
-          <w:rFonts w:ascii="Arial" w:eastAsia="Times New Roman" w:hAnsi="Arial" w:cs="Arial"/>
-          <w:color w:val="000000"/>
-          <w:lang w:val="pt-PT" w:eastAsia="pt-BR"/>
-        </w:rPr>
-        <w:t xml:space="preserve">s que farão o exame. A primeira coluna no EDC é o </w:t>
+      </w:r>
+      <w:r>
+        <w:rPr>
+          <w:rFonts w:ascii="Arial" w:eastAsia="Times New Roman" w:hAnsi="Arial" w:cs="Arial"/>
+          <w:color w:val="000000"/>
+          <w:lang w:val="pt-PT" w:eastAsia="pt-BR"/>
+        </w:rPr>
+      </w:r>
+      <w:r>
+        <w:rPr>
+          <w:rFonts w:ascii="Arial" w:eastAsia="Times New Roman" w:hAnsi="Arial" w:cs="Arial"/>
+          <w:color w:val="000000"/>
+          <w:lang w:val="pt-PT" w:eastAsia="pt-BR"/>
+        </w:rPr>
+      </w:r>
+      <w:r>
+        <w:rPr>
+          <w:rFonts w:ascii="Arial" w:eastAsia="Times New Roman" w:hAnsi="Arial" w:cs="Arial"/>
+          <w:color w:val="000000"/>
+          <w:lang w:val="pt-PT" w:eastAsia="pt-BR"/>
+        </w:rPr>
+      </w:r>
+      <w:r>
+        <w:rPr>
+          <w:rFonts w:ascii="Arial" w:eastAsia="Times New Roman" w:hAnsi="Arial" w:cs="Arial"/>
+          <w:color w:val="000000"/>
+          <w:lang w:val="pt-PT" w:eastAsia="pt-BR"/>
+        </w:rPr>
+      </w:r>
+      <w:r>
+        <w:rPr>
+          <w:rFonts w:ascii="Arial" w:eastAsia="Times New Roman" w:hAnsi="Arial" w:cs="Arial"/>
+          <w:color w:val="000000"/>
+          <w:lang w:val="pt-PT" w:eastAsia="pt-BR"/>
+        </w:rPr>
+      </w:r>
+      <w:r>
+        <w:rPr>
+          <w:rFonts w:ascii="Arial" w:eastAsia="Times New Roman" w:hAnsi="Arial" w:cs="Arial"/>
+          <w:color w:val="000000"/>
+          <w:lang w:val="pt-PT" w:eastAsia="pt-BR"/>
+        </w:rPr>
+      </w:r>
+      <w:r>
+        <w:rPr>
+          <w:rFonts w:ascii="Arial" w:eastAsia="Times New Roman" w:hAnsi="Arial" w:cs="Arial"/>
+          <w:color w:val="000000"/>
+          <w:lang w:val="pt-PT" w:eastAsia="pt-BR"/>
+        </w:rPr>
+      </w:r>
+      <w:r>
+        <w:rPr>
+          <w:rFonts w:ascii="Arial" w:eastAsia="Times New Roman" w:hAnsi="Arial" w:cs="Arial"/>
+          <w:color w:val="000000"/>
+          <w:lang w:val="pt-PT" w:eastAsia="pt-BR"/>
+        </w:rPr>
+      </w:r>
+      <w:r>
+        <w:rPr>
+          <w:rFonts w:ascii="Arial" w:eastAsia="Times New Roman" w:hAnsi="Arial" w:cs="Arial"/>
+          <w:color w:val="000000"/>
+          <w:lang w:val="pt-PT" w:eastAsia="pt-BR"/>
+        </w:rPr>
+      </w:r>
+      <w:r>
+        <w:rPr>
+          <w:rFonts w:ascii="Arial" w:eastAsia="Times New Roman" w:hAnsi="Arial" w:cs="Arial"/>
+          <w:color w:val="000000"/>
+          <w:lang w:val="pt-PT" w:eastAsia="pt-BR"/>
+        </w:rPr>
+      </w:r>
+      <w:r>
+        <w:rPr>
+          <w:rFonts w:ascii="Arial" w:eastAsia="Times New Roman" w:hAnsi="Arial" w:cs="Arial"/>
+          <w:color w:val="000000"/>
+          <w:lang w:val="pt-PT" w:eastAsia="pt-BR"/>
+        </w:rPr>
+      </w:r>
+      <w:r>
+        <w:rPr>
+          <w:rFonts w:ascii="Arial" w:eastAsia="Times New Roman" w:hAnsi="Arial" w:cs="Arial"/>
+          <w:color w:val="000000"/>
+          <w:lang w:val="pt-PT" w:eastAsia="pt-BR"/>
+        </w:rPr>
+      </w:r>
+      <w:r>
+        <w:rPr>
+          <w:rFonts w:ascii="Arial" w:eastAsia="Times New Roman" w:hAnsi="Arial" w:cs="Arial"/>
+          <w:color w:val="000000"/>
+          <w:lang w:val="pt-PT" w:eastAsia="pt-BR"/>
+        </w:rPr>
+      </w:r>
+      <w:r>
+        <w:rPr>
+          <w:rFonts w:ascii="Arial" w:eastAsia="Times New Roman" w:hAnsi="Arial" w:cs="Arial"/>
+          <w:color w:val="000000"/>
+          <w:lang w:val="pt-PT" w:eastAsia="pt-BR"/>
+        </w:rPr>
+      </w:r>
+      <w:r>
+        <w:rPr>
+          <w:rFonts w:ascii="Arial" w:eastAsia="Times New Roman" w:hAnsi="Arial" w:cs="Arial"/>
+          <w:color w:val="000000"/>
+          <w:lang w:val="pt-PT" w:eastAsia="pt-BR"/>
+        </w:rPr>
       </w:r>
       <w:r>
         <w:rPr>
@@ -6301,7 +6170,6 @@
           <w:color w:val="000000"/>
           <w:lang w:val="pt-PT" w:eastAsia="pt-BR"/>
         </w:rPr>
-        <w:t xml:space="preserve">Exam ID - </w:t>
       </w:r>
       <w:r>
         <w:rPr>
@@ -6311,7 +6179,6 @@
           <w:color w:val="000000"/>
           <w:lang w:val="pt-PT" w:eastAsia="pt-BR"/>
         </w:rPr>
-        <w:t>Exam</w:t>
       </w:r>
       <w:r>
         <w:rPr>
@@ -6321,7 +6188,6 @@
           <w:color w:val="000000"/>
           <w:lang w:val="pt-PT" w:eastAsia="pt-BR"/>
         </w:rPr>
-        <w:t xml:space="preserve"> I</w:t>
       </w:r>
       <w:r>
         <w:rPr>
@@ -6331,135 +6197,118 @@
           <w:color w:val="000000"/>
           <w:lang w:val="pt-PT" w:eastAsia="pt-BR"/>
         </w:rPr>
-        <w:t>dentification Code</w:t>
-      </w:r>
-      <w:r>
-        <w:rPr>
-          <w:rFonts w:ascii="Arial" w:eastAsia="Times New Roman" w:hAnsi="Arial" w:cs="Arial"/>
-          <w:color w:val="000000"/>
-          <w:lang w:val="pt-PT" w:eastAsia="pt-BR"/>
-        </w:rPr>
-        <w:t xml:space="preserve"> (Código de Identificação do Exame)</w:t>
-      </w:r>
-      <w:r>
-        <w:rPr>
-          <w:rFonts w:ascii="Arial" w:eastAsia="Times New Roman" w:hAnsi="Arial" w:cs="Arial"/>
-          <w:color w:val="000000"/>
-          <w:lang w:val="pt-PT" w:eastAsia="pt-BR"/>
-        </w:rPr>
-        <w:t xml:space="preserve">, que tem o formato </w:t>
-      </w:r>
-      <w:r>
-        <w:rPr>
-          <w:rFonts w:ascii="Arial" w:eastAsia="Times New Roman" w:hAnsi="Arial" w:cs="Arial"/>
-          <w:color w:val="000000"/>
-          <w:lang w:val="pt-PT" w:eastAsia="pt-BR"/>
-        </w:rPr>
-        <w:t>NNNN</w:t>
-      </w:r>
-      <w:r>
-        <w:rPr>
-          <w:rFonts w:ascii="Arial" w:eastAsia="Times New Roman" w:hAnsi="Arial" w:cs="Arial"/>
-          <w:color w:val="000000"/>
-          <w:lang w:val="pt-PT" w:eastAsia="pt-BR"/>
-        </w:rPr>
-        <w:t>LLLL</w:t>
-      </w:r>
-      <w:r>
-        <w:rPr>
-          <w:rFonts w:ascii="Arial" w:eastAsia="Times New Roman" w:hAnsi="Arial" w:cs="Arial"/>
-          <w:color w:val="000000"/>
-          <w:lang w:val="pt-PT" w:eastAsia="pt-BR"/>
-        </w:rPr>
-        <w:t>,</w:t>
-      </w:r>
-      <w:r>
-        <w:rPr>
-          <w:rFonts w:ascii="Arial" w:eastAsia="Times New Roman" w:hAnsi="Arial" w:cs="Arial"/>
-          <w:color w:val="000000"/>
-          <w:lang w:val="pt-PT" w:eastAsia="pt-BR"/>
-        </w:rPr>
-        <w:t xml:space="preserve"> onde </w:t>
-      </w:r>
-      <w:r>
-        <w:rPr>
-          <w:rFonts w:ascii="Arial" w:eastAsia="Times New Roman" w:hAnsi="Arial" w:cs="Arial"/>
-          <w:color w:val="000000"/>
-          <w:lang w:val="pt-PT" w:eastAsia="pt-BR"/>
-        </w:rPr>
-        <w:t>N</w:t>
-      </w:r>
-      <w:r>
-        <w:rPr>
-          <w:rFonts w:ascii="Arial" w:eastAsia="Times New Roman" w:hAnsi="Arial" w:cs="Arial"/>
-          <w:color w:val="000000"/>
-          <w:lang w:val="pt-PT" w:eastAsia="pt-BR"/>
-        </w:rPr>
-        <w:t xml:space="preserve"> é um </w:t>
-      </w:r>
-      <w:r>
-        <w:rPr>
-          <w:rFonts w:ascii="Arial" w:eastAsia="Times New Roman" w:hAnsi="Arial" w:cs="Arial"/>
-          <w:color w:val="000000"/>
-          <w:lang w:val="pt-PT" w:eastAsia="pt-BR"/>
-        </w:rPr>
-        <w:t>número</w:t>
-      </w:r>
-      <w:r>
-        <w:rPr>
-          <w:rFonts w:ascii="Arial" w:eastAsia="Times New Roman" w:hAnsi="Arial" w:cs="Arial"/>
-          <w:color w:val="000000"/>
-          <w:lang w:val="pt-PT" w:eastAsia="pt-BR"/>
-        </w:rPr>
-        <w:t xml:space="preserve"> e L é uma letra. A segunda coluna do EDC é um número de identificação de dois dígitos (tipicamente de </w:t>
-      </w:r>
-      <w:r>
-        <w:rPr>
-          <w:rFonts w:ascii="Arial" w:eastAsia="Times New Roman" w:hAnsi="Arial" w:cs="Arial"/>
-          <w:color w:val="000000"/>
-          <w:lang w:val="pt-PT" w:eastAsia="pt-BR"/>
-        </w:rPr>
-        <w:t>0</w:t>
-      </w:r>
-      <w:r>
-        <w:rPr>
-          <w:rFonts w:ascii="Arial" w:eastAsia="Times New Roman" w:hAnsi="Arial" w:cs="Arial"/>
-          <w:color w:val="000000"/>
-          <w:lang w:val="pt-PT" w:eastAsia="pt-BR"/>
-        </w:rPr>
-        <w:t xml:space="preserve">1 a 12) que será </w:t>
-      </w:r>
-      <w:r>
-        <w:rPr>
-          <w:rFonts w:ascii="Arial" w:eastAsia="Times New Roman" w:hAnsi="Arial" w:cs="Arial"/>
-          <w:color w:val="000000"/>
-          <w:lang w:val="pt-PT" w:eastAsia="pt-BR"/>
-        </w:rPr>
-        <w:t>associado</w:t>
-      </w:r>
-      <w:r>
-        <w:rPr>
-          <w:rFonts w:ascii="Arial" w:eastAsia="Times New Roman" w:hAnsi="Arial" w:cs="Arial"/>
-          <w:color w:val="000000"/>
-          <w:lang w:val="pt-PT" w:eastAsia="pt-BR"/>
-        </w:rPr>
-        <w:t xml:space="preserve"> com o </w:t>
-      </w:r>
-      <w:r>
-        <w:rPr>
-          <w:rFonts w:ascii="Arial" w:eastAsia="Times New Roman" w:hAnsi="Arial" w:cs="Arial"/>
-          <w:color w:val="000000"/>
-          <w:lang w:val="pt-PT" w:eastAsia="pt-BR"/>
-        </w:rPr>
-        <w:t>Código de Identificação do</w:t>
-      </w:r>
-      <w:r>
-        <w:rPr>
-          <w:rFonts w:ascii="Arial" w:eastAsia="Times New Roman" w:hAnsi="Arial" w:cs="Arial"/>
-          <w:color w:val="000000"/>
-          <w:lang w:val="pt-PT" w:eastAsia="pt-BR"/>
-        </w:rPr>
-        <w:t xml:space="preserve"> Exame para criar um </w:t>
+      </w:r>
+      <w:r>
+        <w:rPr>
+          <w:rFonts w:ascii="Arial" w:eastAsia="Times New Roman" w:hAnsi="Arial" w:cs="Arial"/>
+          <w:color w:val="000000"/>
+          <w:lang w:val="pt-PT" w:eastAsia="pt-BR"/>
+        </w:rPr>
+      </w:r>
+      <w:r>
+        <w:rPr>
+          <w:rFonts w:ascii="Arial" w:eastAsia="Times New Roman" w:hAnsi="Arial" w:cs="Arial"/>
+          <w:color w:val="000000"/>
+          <w:lang w:val="pt-PT" w:eastAsia="pt-BR"/>
+        </w:rPr>
+      </w:r>
+      <w:r>
+        <w:rPr>
+          <w:rFonts w:ascii="Arial" w:eastAsia="Times New Roman" w:hAnsi="Arial" w:cs="Arial"/>
+          <w:color w:val="000000"/>
+          <w:lang w:val="pt-PT" w:eastAsia="pt-BR"/>
+        </w:rPr>
+      </w:r>
+      <w:r>
+        <w:rPr>
+          <w:rFonts w:ascii="Arial" w:eastAsia="Times New Roman" w:hAnsi="Arial" w:cs="Arial"/>
+          <w:color w:val="000000"/>
+          <w:lang w:val="pt-PT" w:eastAsia="pt-BR"/>
+        </w:rPr>
+      </w:r>
+      <w:r>
+        <w:rPr>
+          <w:rFonts w:ascii="Arial" w:eastAsia="Times New Roman" w:hAnsi="Arial" w:cs="Arial"/>
+          <w:color w:val="000000"/>
+          <w:lang w:val="pt-PT" w:eastAsia="pt-BR"/>
+        </w:rPr>
+      </w:r>
+      <w:r>
+        <w:rPr>
+          <w:rFonts w:ascii="Arial" w:eastAsia="Times New Roman" w:hAnsi="Arial" w:cs="Arial"/>
+          <w:color w:val="000000"/>
+          <w:lang w:val="pt-PT" w:eastAsia="pt-BR"/>
+        </w:rPr>
+      </w:r>
+      <w:r>
+        <w:rPr>
+          <w:rFonts w:ascii="Arial" w:eastAsia="Times New Roman" w:hAnsi="Arial" w:cs="Arial"/>
+          <w:color w:val="000000"/>
+          <w:lang w:val="pt-PT" w:eastAsia="pt-BR"/>
+        </w:rPr>
+      </w:r>
+      <w:r>
+        <w:rPr>
+          <w:rFonts w:ascii="Arial" w:eastAsia="Times New Roman" w:hAnsi="Arial" w:cs="Arial"/>
+          <w:color w:val="000000"/>
+          <w:lang w:val="pt-PT" w:eastAsia="pt-BR"/>
+        </w:rPr>
+      </w:r>
+      <w:r>
+        <w:rPr>
+          <w:rFonts w:ascii="Arial" w:eastAsia="Times New Roman" w:hAnsi="Arial" w:cs="Arial"/>
+          <w:color w:val="000000"/>
+          <w:lang w:val="pt-PT" w:eastAsia="pt-BR"/>
+        </w:rPr>
+      </w:r>
+      <w:r>
+        <w:rPr>
+          <w:rFonts w:ascii="Arial" w:eastAsia="Times New Roman" w:hAnsi="Arial" w:cs="Arial"/>
+          <w:color w:val="000000"/>
+          <w:lang w:val="pt-PT" w:eastAsia="pt-BR"/>
+        </w:rPr>
+      </w:r>
+      <w:r>
+        <w:rPr>
+          <w:rFonts w:ascii="Arial" w:eastAsia="Times New Roman" w:hAnsi="Arial" w:cs="Arial"/>
+          <w:color w:val="000000"/>
+          <w:lang w:val="pt-PT" w:eastAsia="pt-BR"/>
+        </w:rPr>
+      </w:r>
+      <w:r>
+        <w:rPr>
+          <w:rFonts w:ascii="Arial" w:eastAsia="Times New Roman" w:hAnsi="Arial" w:cs="Arial"/>
+          <w:color w:val="000000"/>
+          <w:lang w:val="pt-PT" w:eastAsia="pt-BR"/>
+        </w:rPr>
+      </w:r>
+      <w:r>
+        <w:rPr>
+          <w:rFonts w:ascii="Arial" w:eastAsia="Times New Roman" w:hAnsi="Arial" w:cs="Arial"/>
+          <w:color w:val="000000"/>
+          <w:lang w:val="pt-PT" w:eastAsia="pt-BR"/>
+        </w:rPr>
+      </w:r>
+      <w:r>
+        <w:rPr>
+          <w:rFonts w:ascii="Arial" w:eastAsia="Times New Roman" w:hAnsi="Arial" w:cs="Arial"/>
+          <w:color w:val="000000"/>
+          <w:lang w:val="pt-PT" w:eastAsia="pt-BR"/>
+        </w:rPr>
+      </w:r>
+      <w:r>
+        <w:rPr>
+          <w:rFonts w:ascii="Arial" w:eastAsia="Times New Roman" w:hAnsi="Arial" w:cs="Arial"/>
+          <w:color w:val="000000"/>
+          <w:lang w:val="pt-PT" w:eastAsia="pt-BR"/>
+        </w:rPr>
+      </w:r>
+      <w:r>
+        <w:rPr>
+          <w:rFonts w:ascii="Arial" w:eastAsia="Times New Roman" w:hAnsi="Arial" w:cs="Arial"/>
+          <w:color w:val="000000"/>
+          <w:lang w:val="pt-PT" w:eastAsia="pt-BR"/>
+        </w:rPr>
       </w:r>
       <w:r>
         <w:rPr>
@@ -6469,128 +6318,111 @@
           <w:color w:val="000000"/>
           <w:lang w:val="pt-PT" w:eastAsia="pt-BR"/>
         </w:rPr>
-        <w:lastRenderedPageBreak/>
-        <w:t xml:space="preserve">Candidate ID </w:t>
-      </w:r>
-      <w:r>
-        <w:rPr>
-          <w:rFonts w:ascii="Arial" w:eastAsia="Times New Roman" w:hAnsi="Arial" w:cs="Arial"/>
-          <w:color w:val="000000"/>
-          <w:lang w:val="pt-PT" w:eastAsia="pt-BR"/>
-        </w:rPr>
-        <w:t>(Indentificação do Candidato)</w:t>
-      </w:r>
-      <w:r>
-        <w:rPr>
-          <w:rFonts w:ascii="Arial" w:eastAsia="Times New Roman" w:hAnsi="Arial" w:cs="Arial"/>
-          <w:color w:val="000000"/>
-          <w:lang w:val="pt-PT" w:eastAsia="pt-BR"/>
-        </w:rPr>
-        <w:t xml:space="preserve"> exclusivo para cada </w:t>
-      </w:r>
-      <w:r>
-        <w:rPr>
-          <w:rFonts w:ascii="Arial" w:eastAsia="Times New Roman" w:hAnsi="Arial" w:cs="Arial"/>
-          <w:color w:val="000000"/>
-          <w:lang w:val="pt-PT" w:eastAsia="pt-BR"/>
-        </w:rPr>
-        <w:t>C</w:t>
-      </w:r>
-      <w:r>
-        <w:rPr>
-          <w:rFonts w:ascii="Arial" w:eastAsia="Times New Roman" w:hAnsi="Arial" w:cs="Arial"/>
-          <w:color w:val="000000"/>
-          <w:lang w:val="pt-PT" w:eastAsia="pt-BR"/>
-        </w:rPr>
-        <w:t>andidato</w:t>
-      </w:r>
-      <w:r>
-        <w:rPr>
-          <w:rFonts w:ascii="Arial" w:eastAsia="Times New Roman" w:hAnsi="Arial" w:cs="Arial"/>
-          <w:color w:val="000000"/>
-          <w:lang w:val="pt-PT" w:eastAsia="pt-BR"/>
-        </w:rPr>
-        <w:t>.</w:t>
-      </w:r>
-      <w:r>
-        <w:rPr>
-          <w:rFonts w:ascii="Arial" w:eastAsia="Times New Roman" w:hAnsi="Arial" w:cs="Arial"/>
-          <w:color w:val="000000"/>
-          <w:lang w:val="pt-PT" w:eastAsia="pt-BR"/>
-        </w:rPr>
-        <w:t xml:space="preserve"> </w:t>
-      </w:r>
-      <w:r>
-        <w:rPr>
-          <w:rFonts w:ascii="Arial" w:eastAsia="Times New Roman" w:hAnsi="Arial" w:cs="Arial"/>
-          <w:color w:val="000000"/>
-          <w:lang w:val="pt-PT" w:eastAsia="pt-BR"/>
-        </w:rPr>
-        <w:t xml:space="preserve">É vital que você insira </w:t>
-      </w:r>
-      <w:r>
-        <w:rPr>
-          <w:rFonts w:ascii="Arial" w:eastAsia="Times New Roman" w:hAnsi="Arial" w:cs="Arial"/>
-          <w:color w:val="000000"/>
-          <w:lang w:val="pt-PT" w:eastAsia="pt-BR"/>
-        </w:rPr>
-        <w:t>tod</w:t>
-      </w:r>
-      <w:r>
-        <w:rPr>
-          <w:rFonts w:ascii="Arial" w:eastAsia="Times New Roman" w:hAnsi="Arial" w:cs="Arial"/>
-          <w:color w:val="000000"/>
-          <w:lang w:val="pt-PT" w:eastAsia="pt-BR"/>
-        </w:rPr>
-        <w:t xml:space="preserve">os códigos de identificação corretamente, pois </w:t>
-      </w:r>
-      <w:r>
-        <w:rPr>
-          <w:rFonts w:ascii="Arial" w:eastAsia="Times New Roman" w:hAnsi="Arial" w:cs="Arial"/>
-          <w:color w:val="000000"/>
-          <w:lang w:val="pt-PT" w:eastAsia="pt-BR"/>
-        </w:rPr>
-        <w:t xml:space="preserve">esta </w:t>
-      </w:r>
-      <w:r>
-        <w:rPr>
-          <w:rFonts w:ascii="Arial" w:eastAsia="Times New Roman" w:hAnsi="Arial" w:cs="Arial"/>
-          <w:color w:val="000000"/>
-          <w:lang w:val="pt-PT" w:eastAsia="pt-BR"/>
-        </w:rPr>
-        <w:t xml:space="preserve">é a única maneira de associar um exame individual </w:t>
-      </w:r>
-      <w:r>
-        <w:rPr>
-          <w:rFonts w:ascii="Arial" w:eastAsia="Times New Roman" w:hAnsi="Arial" w:cs="Arial"/>
-          <w:color w:val="000000"/>
-          <w:lang w:val="pt-PT" w:eastAsia="pt-BR"/>
-        </w:rPr>
-        <w:t>ao</w:t>
-      </w:r>
-      <w:r>
-        <w:rPr>
-          <w:rFonts w:ascii="Arial" w:eastAsia="Times New Roman" w:hAnsi="Arial" w:cs="Arial"/>
-          <w:color w:val="000000"/>
-          <w:lang w:val="pt-PT" w:eastAsia="pt-BR"/>
-        </w:rPr>
-        <w:t xml:space="preserve"> </w:t>
-      </w:r>
-      <w:r>
-        <w:rPr>
-          <w:rFonts w:ascii="Arial" w:eastAsia="Times New Roman" w:hAnsi="Arial" w:cs="Arial"/>
-          <w:color w:val="000000"/>
-          <w:lang w:val="pt-PT" w:eastAsia="pt-BR"/>
-        </w:rPr>
-        <w:t>Candidato</w:t>
-      </w:r>
-      <w:r>
-        <w:rPr>
-          <w:rFonts w:ascii="Arial" w:eastAsia="Times New Roman" w:hAnsi="Arial" w:cs="Arial"/>
-          <w:color w:val="000000"/>
-          <w:lang w:val="pt-PT" w:eastAsia="pt-BR"/>
-        </w:rPr>
-        <w:t>.</w:t>
+      </w:r>
+      <w:r>
+        <w:rPr>
+          <w:rFonts w:ascii="Arial" w:eastAsia="Times New Roman" w:hAnsi="Arial" w:cs="Arial"/>
+          <w:color w:val="000000"/>
+          <w:lang w:val="pt-PT" w:eastAsia="pt-BR"/>
+        </w:rPr>
+      </w:r>
+      <w:r>
+        <w:rPr>
+          <w:rFonts w:ascii="Arial" w:eastAsia="Times New Roman" w:hAnsi="Arial" w:cs="Arial"/>
+          <w:color w:val="000000"/>
+          <w:lang w:val="pt-PT" w:eastAsia="pt-BR"/>
+        </w:rPr>
+      </w:r>
+      <w:r>
+        <w:rPr>
+          <w:rFonts w:ascii="Arial" w:eastAsia="Times New Roman" w:hAnsi="Arial" w:cs="Arial"/>
+          <w:color w:val="000000"/>
+          <w:lang w:val="pt-PT" w:eastAsia="pt-BR"/>
+        </w:rPr>
+      </w:r>
+      <w:r>
+        <w:rPr>
+          <w:rFonts w:ascii="Arial" w:eastAsia="Times New Roman" w:hAnsi="Arial" w:cs="Arial"/>
+          <w:color w:val="000000"/>
+          <w:lang w:val="pt-PT" w:eastAsia="pt-BR"/>
+        </w:rPr>
+      </w:r>
+      <w:r>
+        <w:rPr>
+          <w:rFonts w:ascii="Arial" w:eastAsia="Times New Roman" w:hAnsi="Arial" w:cs="Arial"/>
+          <w:color w:val="000000"/>
+          <w:lang w:val="pt-PT" w:eastAsia="pt-BR"/>
+        </w:rPr>
+      </w:r>
+      <w:r>
+        <w:rPr>
+          <w:rFonts w:ascii="Arial" w:eastAsia="Times New Roman" w:hAnsi="Arial" w:cs="Arial"/>
+          <w:color w:val="000000"/>
+          <w:lang w:val="pt-PT" w:eastAsia="pt-BR"/>
+        </w:rPr>
+      </w:r>
+      <w:r>
+        <w:rPr>
+          <w:rFonts w:ascii="Arial" w:eastAsia="Times New Roman" w:hAnsi="Arial" w:cs="Arial"/>
+          <w:color w:val="000000"/>
+          <w:lang w:val="pt-PT" w:eastAsia="pt-BR"/>
+        </w:rPr>
+      </w:r>
+      <w:r>
+        <w:rPr>
+          <w:rFonts w:ascii="Arial" w:eastAsia="Times New Roman" w:hAnsi="Arial" w:cs="Arial"/>
+          <w:color w:val="000000"/>
+          <w:lang w:val="pt-PT" w:eastAsia="pt-BR"/>
+        </w:rPr>
+      </w:r>
+      <w:r>
+        <w:rPr>
+          <w:rFonts w:ascii="Arial" w:eastAsia="Times New Roman" w:hAnsi="Arial" w:cs="Arial"/>
+          <w:color w:val="000000"/>
+          <w:lang w:val="pt-PT" w:eastAsia="pt-BR"/>
+        </w:rPr>
+      </w:r>
+      <w:r>
+        <w:rPr>
+          <w:rFonts w:ascii="Arial" w:eastAsia="Times New Roman" w:hAnsi="Arial" w:cs="Arial"/>
+          <w:color w:val="000000"/>
+          <w:lang w:val="pt-PT" w:eastAsia="pt-BR"/>
+        </w:rPr>
+      </w:r>
+      <w:r>
+        <w:rPr>
+          <w:rFonts w:ascii="Arial" w:eastAsia="Times New Roman" w:hAnsi="Arial" w:cs="Arial"/>
+          <w:color w:val="000000"/>
+          <w:lang w:val="pt-PT" w:eastAsia="pt-BR"/>
+        </w:rPr>
+      </w:r>
+      <w:r>
+        <w:rPr>
+          <w:rFonts w:ascii="Arial" w:eastAsia="Times New Roman" w:hAnsi="Arial" w:cs="Arial"/>
+          <w:color w:val="000000"/>
+          <w:lang w:val="pt-PT" w:eastAsia="pt-BR"/>
+        </w:rPr>
+      </w:r>
+      <w:r>
+        <w:rPr>
+          <w:rFonts w:ascii="Arial" w:eastAsia="Times New Roman" w:hAnsi="Arial" w:cs="Arial"/>
+          <w:color w:val="000000"/>
+          <w:lang w:val="pt-PT" w:eastAsia="pt-BR"/>
+        </w:rPr>
+      </w:r>
+      <w:r>
+        <w:rPr>
+          <w:rFonts w:ascii="Arial" w:eastAsia="Times New Roman" w:hAnsi="Arial" w:cs="Arial"/>
+          <w:color w:val="000000"/>
+          <w:lang w:val="pt-PT" w:eastAsia="pt-BR"/>
+        </w:rPr>
+      </w:r>
+      <w:r>
+        <w:rPr>
+          <w:rFonts w:ascii="Arial" w:eastAsia="Times New Roman" w:hAnsi="Arial" w:cs="Arial"/>
+          <w:color w:val="000000"/>
+          <w:lang w:val="pt-PT" w:eastAsia="pt-BR"/>
+        </w:rPr>
       </w:r>
     </w:p>
     <w:p>
@@ -6618,287 +6450,252 @@
           <w:color w:val="000000"/>
           <w:lang w:val="pt-PT" w:eastAsia="pt-BR"/>
         </w:rPr>
-        <w:t>A</w:t>
-      </w:r>
-      <w:r>
-        <w:rPr>
-          <w:rFonts w:ascii="Arial" w:eastAsia="Times New Roman" w:hAnsi="Arial" w:cs="Arial"/>
-          <w:color w:val="000000"/>
-          <w:lang w:val="pt-PT" w:eastAsia="pt-BR"/>
-        </w:rPr>
-        <w:t xml:space="preserve">ntes do exame </w:t>
-      </w:r>
-      <w:r>
-        <w:rPr>
-          <w:rFonts w:ascii="Arial" w:eastAsia="Times New Roman" w:hAnsi="Arial" w:cs="Arial"/>
-          <w:color w:val="000000"/>
-          <w:lang w:val="pt-PT" w:eastAsia="pt-BR"/>
-        </w:rPr>
-        <w:t>v</w:t>
-      </w:r>
-      <w:r>
-        <w:rPr>
-          <w:rFonts w:ascii="Arial" w:eastAsia="Times New Roman" w:hAnsi="Arial" w:cs="Arial"/>
-          <w:color w:val="000000"/>
-          <w:lang w:val="pt-PT" w:eastAsia="pt-BR"/>
-        </w:rPr>
-        <w:t xml:space="preserve">ocê pode </w:t>
-      </w:r>
-      <w:r>
-        <w:rPr>
-          <w:rFonts w:ascii="Arial" w:eastAsia="Times New Roman" w:hAnsi="Arial" w:cs="Arial"/>
-          <w:color w:val="000000"/>
-          <w:lang w:val="pt-PT" w:eastAsia="pt-BR"/>
-        </w:rPr>
-        <w:t>encaminhar</w:t>
-      </w:r>
-      <w:r>
-        <w:rPr>
-          <w:rFonts w:ascii="Arial" w:eastAsia="Times New Roman" w:hAnsi="Arial" w:cs="Arial"/>
-          <w:color w:val="000000"/>
-          <w:lang w:val="pt-PT" w:eastAsia="pt-BR"/>
-        </w:rPr>
-        <w:t xml:space="preserve"> a planilha </w:t>
-      </w:r>
-      <w:r>
-        <w:rPr>
-          <w:rFonts w:ascii="Arial" w:eastAsia="Times New Roman" w:hAnsi="Arial" w:cs="Arial"/>
-          <w:color w:val="000000"/>
-          <w:lang w:val="pt-PT" w:eastAsia="pt-BR"/>
-        </w:rPr>
-        <w:t xml:space="preserve">em branco </w:t>
-      </w:r>
-      <w:r>
-        <w:rPr>
-          <w:rFonts w:ascii="Arial" w:eastAsia="Times New Roman" w:hAnsi="Arial" w:cs="Arial"/>
-          <w:color w:val="000000"/>
-          <w:lang w:val="pt-PT" w:eastAsia="pt-BR"/>
-        </w:rPr>
-        <w:t>para</w:t>
-      </w:r>
-      <w:r>
-        <w:rPr>
-          <w:rFonts w:ascii="Arial" w:eastAsia="Times New Roman" w:hAnsi="Arial" w:cs="Arial"/>
-          <w:color w:val="000000"/>
-          <w:lang w:val="pt-PT" w:eastAsia="pt-BR"/>
-        </w:rPr>
-        <w:t xml:space="preserve"> cada Candidato</w:t>
-      </w:r>
-      <w:r>
-        <w:rPr>
-          <w:rFonts w:ascii="Arial" w:eastAsia="Times New Roman" w:hAnsi="Arial" w:cs="Arial"/>
-          <w:color w:val="000000"/>
-          <w:lang w:val="pt-PT" w:eastAsia="pt-BR"/>
-        </w:rPr>
-        <w:t xml:space="preserve"> </w:t>
-      </w:r>
-      <w:r>
-        <w:rPr>
-          <w:rFonts w:ascii="Arial" w:eastAsia="Times New Roman" w:hAnsi="Arial" w:cs="Arial"/>
-          <w:color w:val="000000"/>
-          <w:lang w:val="pt-PT" w:eastAsia="pt-BR"/>
-        </w:rPr>
-        <w:t>preencher</w:t>
-      </w:r>
-      <w:r>
-        <w:rPr>
-          <w:rFonts w:ascii="Arial" w:eastAsia="Times New Roman" w:hAnsi="Arial" w:cs="Arial"/>
-          <w:color w:val="000000"/>
-          <w:lang w:val="pt-PT" w:eastAsia="pt-BR"/>
-        </w:rPr>
-        <w:t xml:space="preserve"> as</w:t>
-      </w:r>
-      <w:r>
-        <w:rPr>
-          <w:rFonts w:ascii="Arial" w:eastAsia="Times New Roman" w:hAnsi="Arial" w:cs="Arial"/>
-          <w:color w:val="000000"/>
-          <w:lang w:val="pt-PT" w:eastAsia="pt-BR"/>
-        </w:rPr>
-        <w:t xml:space="preserve"> suas próprias informações e </w:t>
-      </w:r>
-      <w:r>
-        <w:rPr>
-          <w:rFonts w:ascii="Arial" w:eastAsia="Times New Roman" w:hAnsi="Arial" w:cs="Arial"/>
-          <w:color w:val="000000"/>
-          <w:lang w:val="pt-PT" w:eastAsia="pt-BR"/>
-        </w:rPr>
-        <w:t>retornar</w:t>
-      </w:r>
-      <w:r>
-        <w:rPr>
-          <w:rFonts w:ascii="Arial" w:eastAsia="Times New Roman" w:hAnsi="Arial" w:cs="Arial"/>
-          <w:color w:val="000000"/>
-          <w:lang w:val="pt-PT" w:eastAsia="pt-BR"/>
-        </w:rPr>
-        <w:t xml:space="preserve"> para você por</w:t>
-      </w:r>
-      <w:r>
-        <w:rPr>
-          <w:rFonts w:ascii="Arial" w:eastAsia="Times New Roman" w:hAnsi="Arial" w:cs="Arial"/>
-          <w:color w:val="000000"/>
-          <w:lang w:val="pt-PT" w:eastAsia="pt-BR"/>
-        </w:rPr>
-        <w:t xml:space="preserve"> e-mail. As informações podem </w:t>
-      </w:r>
-      <w:r>
-        <w:rPr>
-          <w:rFonts w:ascii="Arial" w:eastAsia="Times New Roman" w:hAnsi="Arial" w:cs="Arial"/>
-          <w:color w:val="000000"/>
-          <w:lang w:val="pt-PT" w:eastAsia="pt-BR"/>
-        </w:rPr>
-        <w:t>então ser reunidas</w:t>
-      </w:r>
-      <w:r>
-        <w:rPr>
-          <w:rFonts w:ascii="Arial" w:eastAsia="Times New Roman" w:hAnsi="Arial" w:cs="Arial"/>
-          <w:color w:val="000000"/>
-          <w:lang w:val="pt-PT" w:eastAsia="pt-BR"/>
-        </w:rPr>
-        <w:t xml:space="preserve"> em uma </w:t>
-      </w:r>
-      <w:r>
-        <w:rPr>
-          <w:rFonts w:ascii="Arial" w:eastAsia="Times New Roman" w:hAnsi="Arial" w:cs="Arial"/>
-          <w:color w:val="000000"/>
-          <w:lang w:val="pt-PT" w:eastAsia="pt-BR"/>
-        </w:rPr>
-        <w:t xml:space="preserve">única </w:t>
-      </w:r>
-      <w:r>
-        <w:rPr>
-          <w:rFonts w:ascii="Arial" w:eastAsia="Times New Roman" w:hAnsi="Arial" w:cs="Arial"/>
-          <w:color w:val="000000"/>
-          <w:lang w:val="pt-PT" w:eastAsia="pt-BR"/>
-        </w:rPr>
-        <w:t xml:space="preserve">planilha e revisadas por você quanto a erros ou omissões comuns. </w:t>
-      </w:r>
-      <w:r>
-        <w:rPr>
-          <w:rFonts w:ascii="Arial" w:eastAsia="Times New Roman" w:hAnsi="Arial" w:cs="Arial"/>
-          <w:color w:val="000000"/>
-          <w:lang w:val="pt-PT" w:eastAsia="pt-BR"/>
-        </w:rPr>
-        <w:t>Certifique-se</w:t>
-      </w:r>
-      <w:r>
-        <w:rPr>
-          <w:rFonts w:ascii="Arial" w:eastAsia="Times New Roman" w:hAnsi="Arial" w:cs="Arial"/>
-          <w:color w:val="000000"/>
-          <w:lang w:val="pt-PT" w:eastAsia="pt-BR"/>
-        </w:rPr>
-        <w:t xml:space="preserve"> </w:t>
-      </w:r>
-      <w:r>
-        <w:rPr>
-          <w:rFonts w:ascii="Arial" w:eastAsia="Times New Roman" w:hAnsi="Arial" w:cs="Arial"/>
-          <w:color w:val="000000"/>
-          <w:lang w:val="pt-PT" w:eastAsia="pt-BR"/>
-        </w:rPr>
-        <w:t>que</w:t>
-      </w:r>
-      <w:r>
-        <w:rPr>
-          <w:rFonts w:ascii="Arial" w:eastAsia="Times New Roman" w:hAnsi="Arial" w:cs="Arial"/>
-          <w:color w:val="000000"/>
-          <w:lang w:val="pt-PT" w:eastAsia="pt-BR"/>
-        </w:rPr>
-        <w:t xml:space="preserve"> as informações </w:t>
-      </w:r>
-      <w:r>
-        <w:rPr>
-          <w:rFonts w:ascii="Arial" w:eastAsia="Times New Roman" w:hAnsi="Arial" w:cs="Arial"/>
-          <w:color w:val="000000"/>
-          <w:lang w:val="pt-PT" w:eastAsia="pt-BR"/>
-        </w:rPr>
-        <w:t>estejam</w:t>
-      </w:r>
-      <w:r>
-        <w:rPr>
-          <w:rFonts w:ascii="Arial" w:eastAsia="Times New Roman" w:hAnsi="Arial" w:cs="Arial"/>
-          <w:color w:val="000000"/>
-          <w:lang w:val="pt-PT" w:eastAsia="pt-BR"/>
-        </w:rPr>
-        <w:t xml:space="preserve"> corretas e formatadas</w:t>
-      </w:r>
-      <w:r>
-        <w:rPr>
-          <w:rFonts w:ascii="Arial" w:eastAsia="Times New Roman" w:hAnsi="Arial" w:cs="Arial"/>
-          <w:color w:val="000000"/>
-          <w:lang w:val="pt-PT" w:eastAsia="pt-BR"/>
-        </w:rPr>
-        <w:t xml:space="preserve"> </w:t>
-      </w:r>
-      <w:r>
-        <w:rPr>
-          <w:rFonts w:ascii="Arial" w:eastAsia="Times New Roman" w:hAnsi="Arial" w:cs="Arial"/>
-          <w:color w:val="000000"/>
-          <w:lang w:val="pt-PT" w:eastAsia="pt-BR"/>
-        </w:rPr>
-        <w:t>adequdamente</w:t>
-      </w:r>
-      <w:r>
-        <w:rPr>
-          <w:rFonts w:ascii="Arial" w:eastAsia="Times New Roman" w:hAnsi="Arial" w:cs="Arial"/>
-          <w:color w:val="000000"/>
-          <w:lang w:val="pt-PT" w:eastAsia="pt-BR"/>
-        </w:rPr>
-        <w:t>,</w:t>
-      </w:r>
-      <w:r>
-        <w:rPr>
-          <w:rFonts w:ascii="Arial" w:eastAsia="Times New Roman" w:hAnsi="Arial" w:cs="Arial"/>
-          <w:color w:val="000000"/>
-          <w:lang w:val="pt-PT" w:eastAsia="pt-BR"/>
-        </w:rPr>
-        <w:t xml:space="preserve"> e que a planilha final cont</w:t>
-      </w:r>
-      <w:r>
-        <w:rPr>
-          <w:rFonts w:ascii="Arial" w:eastAsia="Times New Roman" w:hAnsi="Arial" w:cs="Arial"/>
-          <w:color w:val="000000"/>
-          <w:lang w:val="pt-PT" w:eastAsia="pt-BR"/>
-        </w:rPr>
-        <w:t>enha</w:t>
-      </w:r>
-      <w:r>
-        <w:rPr>
-          <w:rFonts w:ascii="Arial" w:eastAsia="Times New Roman" w:hAnsi="Arial" w:cs="Arial"/>
-          <w:color w:val="000000"/>
-          <w:lang w:val="pt-PT" w:eastAsia="pt-BR"/>
-        </w:rPr>
-        <w:t xml:space="preserve"> apenas </w:t>
-      </w:r>
-      <w:r>
-        <w:rPr>
-          <w:rFonts w:ascii="Arial" w:eastAsia="Times New Roman" w:hAnsi="Arial" w:cs="Arial"/>
-          <w:color w:val="000000"/>
-          <w:lang w:val="pt-PT" w:eastAsia="pt-BR"/>
-        </w:rPr>
-        <w:t>os dados dos C</w:t>
-      </w:r>
-      <w:r>
-        <w:rPr>
-          <w:rFonts w:ascii="Arial" w:eastAsia="Times New Roman" w:hAnsi="Arial" w:cs="Arial"/>
-          <w:color w:val="000000"/>
-          <w:lang w:val="pt-PT" w:eastAsia="pt-BR"/>
-        </w:rPr>
-        <w:t xml:space="preserve">andidatos que realmente </w:t>
-      </w:r>
-      <w:r>
-        <w:rPr>
-          <w:rFonts w:ascii="Arial" w:eastAsia="Times New Roman" w:hAnsi="Arial" w:cs="Arial"/>
-          <w:color w:val="000000"/>
-          <w:lang w:val="pt-PT" w:eastAsia="pt-BR"/>
-        </w:rPr>
-        <w:t>prestaram</w:t>
-      </w:r>
-      <w:r>
-        <w:rPr>
-          <w:rFonts w:ascii="Arial" w:eastAsia="Times New Roman" w:hAnsi="Arial" w:cs="Arial"/>
-          <w:color w:val="000000"/>
-          <w:lang w:val="pt-PT" w:eastAsia="pt-BR"/>
-        </w:rPr>
-        <w:t xml:space="preserve"> o exame. Por motivos de privacidade, não distribua as informações do Formulário de Captura de Dados do Candidato a ninguém que não seja o Diretor do Exame.</w:t>
+        <w:t>Antes do exame você pode encaminhar a planilha em branco para cada Candidato preencher as suas próprias informações e retornar para você por e-mail. As informações podem então ser reunidas em uma única planilha e revisadas por você quanto a erros ou omissões comuns. Certifique-se que as informações estejam corretas e formatadas adequadamente, e que a planilha final contenha apenas os dados dos Candidatos que realmente prestaram o exame. Por motivos de privacidade, não distribua as informações do Formulário de Captura de Dados do Candidato a ninguém que não seja o Diretor do Exame.</w:t>
+      </w:r>
+      <w:r>
+        <w:rPr>
+          <w:rFonts w:ascii="Arial" w:eastAsia="Times New Roman" w:hAnsi="Arial" w:cs="Arial"/>
+          <w:color w:val="000000"/>
+          <w:lang w:val="pt-PT" w:eastAsia="pt-BR"/>
+        </w:rPr>
+      </w:r>
+      <w:r>
+        <w:rPr>
+          <w:rFonts w:ascii="Arial" w:eastAsia="Times New Roman" w:hAnsi="Arial" w:cs="Arial"/>
+          <w:color w:val="000000"/>
+          <w:lang w:val="pt-PT" w:eastAsia="pt-BR"/>
+        </w:rPr>
+      </w:r>
+      <w:r>
+        <w:rPr>
+          <w:rFonts w:ascii="Arial" w:eastAsia="Times New Roman" w:hAnsi="Arial" w:cs="Arial"/>
+          <w:color w:val="000000"/>
+          <w:lang w:val="pt-PT" w:eastAsia="pt-BR"/>
+        </w:rPr>
+      </w:r>
+      <w:r>
+        <w:rPr>
+          <w:rFonts w:ascii="Arial" w:eastAsia="Times New Roman" w:hAnsi="Arial" w:cs="Arial"/>
+          <w:color w:val="000000"/>
+          <w:lang w:val="pt-PT" w:eastAsia="pt-BR"/>
+        </w:rPr>
+      </w:r>
+      <w:r>
+        <w:rPr>
+          <w:rFonts w:ascii="Arial" w:eastAsia="Times New Roman" w:hAnsi="Arial" w:cs="Arial"/>
+          <w:color w:val="000000"/>
+          <w:lang w:val="pt-PT" w:eastAsia="pt-BR"/>
+        </w:rPr>
+      </w:r>
+      <w:r>
+        <w:rPr>
+          <w:rFonts w:ascii="Arial" w:eastAsia="Times New Roman" w:hAnsi="Arial" w:cs="Arial"/>
+          <w:color w:val="000000"/>
+          <w:lang w:val="pt-PT" w:eastAsia="pt-BR"/>
+        </w:rPr>
+      </w:r>
+      <w:r>
+        <w:rPr>
+          <w:rFonts w:ascii="Arial" w:eastAsia="Times New Roman" w:hAnsi="Arial" w:cs="Arial"/>
+          <w:color w:val="000000"/>
+          <w:lang w:val="pt-PT" w:eastAsia="pt-BR"/>
+        </w:rPr>
+      </w:r>
+      <w:r>
+        <w:rPr>
+          <w:rFonts w:ascii="Arial" w:eastAsia="Times New Roman" w:hAnsi="Arial" w:cs="Arial"/>
+          <w:color w:val="000000"/>
+          <w:lang w:val="pt-PT" w:eastAsia="pt-BR"/>
+        </w:rPr>
+      </w:r>
+      <w:r>
+        <w:rPr>
+          <w:rFonts w:ascii="Arial" w:eastAsia="Times New Roman" w:hAnsi="Arial" w:cs="Arial"/>
+          <w:color w:val="000000"/>
+          <w:lang w:val="pt-PT" w:eastAsia="pt-BR"/>
+        </w:rPr>
+      </w:r>
+      <w:r>
+        <w:rPr>
+          <w:rFonts w:ascii="Arial" w:eastAsia="Times New Roman" w:hAnsi="Arial" w:cs="Arial"/>
+          <w:color w:val="000000"/>
+          <w:lang w:val="pt-PT" w:eastAsia="pt-BR"/>
+        </w:rPr>
+      </w:r>
+      <w:r>
+        <w:rPr>
+          <w:rFonts w:ascii="Arial" w:eastAsia="Times New Roman" w:hAnsi="Arial" w:cs="Arial"/>
+          <w:color w:val="000000"/>
+          <w:lang w:val="pt-PT" w:eastAsia="pt-BR"/>
+        </w:rPr>
+      </w:r>
+      <w:r>
+        <w:rPr>
+          <w:rFonts w:ascii="Arial" w:eastAsia="Times New Roman" w:hAnsi="Arial" w:cs="Arial"/>
+          <w:color w:val="000000"/>
+          <w:lang w:val="pt-PT" w:eastAsia="pt-BR"/>
+        </w:rPr>
+      </w:r>
+      <w:r>
+        <w:rPr>
+          <w:rFonts w:ascii="Arial" w:eastAsia="Times New Roman" w:hAnsi="Arial" w:cs="Arial"/>
+          <w:color w:val="000000"/>
+          <w:lang w:val="pt-PT" w:eastAsia="pt-BR"/>
+        </w:rPr>
+      </w:r>
+      <w:r>
+        <w:rPr>
+          <w:rFonts w:ascii="Arial" w:eastAsia="Times New Roman" w:hAnsi="Arial" w:cs="Arial"/>
+          <w:color w:val="000000"/>
+          <w:lang w:val="pt-PT" w:eastAsia="pt-BR"/>
+        </w:rPr>
+      </w:r>
+      <w:r>
+        <w:rPr>
+          <w:rFonts w:ascii="Arial" w:eastAsia="Times New Roman" w:hAnsi="Arial" w:cs="Arial"/>
+          <w:color w:val="000000"/>
+          <w:lang w:val="pt-PT" w:eastAsia="pt-BR"/>
+        </w:rPr>
+      </w:r>
+      <w:r>
+        <w:rPr>
+          <w:rFonts w:ascii="Arial" w:eastAsia="Times New Roman" w:hAnsi="Arial" w:cs="Arial"/>
+          <w:color w:val="000000"/>
+          <w:lang w:val="pt-PT" w:eastAsia="pt-BR"/>
+        </w:rPr>
+      </w:r>
+      <w:r>
+        <w:rPr>
+          <w:rFonts w:ascii="Arial" w:eastAsia="Times New Roman" w:hAnsi="Arial" w:cs="Arial"/>
+          <w:color w:val="000000"/>
+          <w:lang w:val="pt-PT" w:eastAsia="pt-BR"/>
+        </w:rPr>
+      </w:r>
+      <w:r>
+        <w:rPr>
+          <w:rFonts w:ascii="Arial" w:eastAsia="Times New Roman" w:hAnsi="Arial" w:cs="Arial"/>
+          <w:color w:val="000000"/>
+          <w:lang w:val="pt-PT" w:eastAsia="pt-BR"/>
+        </w:rPr>
+      </w:r>
+      <w:r>
+        <w:rPr>
+          <w:rFonts w:ascii="Arial" w:eastAsia="Times New Roman" w:hAnsi="Arial" w:cs="Arial"/>
+          <w:color w:val="000000"/>
+          <w:lang w:val="pt-PT" w:eastAsia="pt-BR"/>
+        </w:rPr>
+      </w:r>
+      <w:r>
+        <w:rPr>
+          <w:rFonts w:ascii="Arial" w:eastAsia="Times New Roman" w:hAnsi="Arial" w:cs="Arial"/>
+          <w:color w:val="000000"/>
+          <w:lang w:val="pt-PT" w:eastAsia="pt-BR"/>
+        </w:rPr>
+      </w:r>
+      <w:r>
+        <w:rPr>
+          <w:rFonts w:ascii="Arial" w:eastAsia="Times New Roman" w:hAnsi="Arial" w:cs="Arial"/>
+          <w:color w:val="000000"/>
+          <w:lang w:val="pt-PT" w:eastAsia="pt-BR"/>
+        </w:rPr>
+      </w:r>
+      <w:r>
+        <w:rPr>
+          <w:rFonts w:ascii="Arial" w:eastAsia="Times New Roman" w:hAnsi="Arial" w:cs="Arial"/>
+          <w:color w:val="000000"/>
+          <w:lang w:val="pt-PT" w:eastAsia="pt-BR"/>
+        </w:rPr>
+      </w:r>
+      <w:r>
+        <w:rPr>
+          <w:rFonts w:ascii="Arial" w:eastAsia="Times New Roman" w:hAnsi="Arial" w:cs="Arial"/>
+          <w:color w:val="000000"/>
+          <w:lang w:val="pt-PT" w:eastAsia="pt-BR"/>
+        </w:rPr>
+      </w:r>
+      <w:r>
+        <w:rPr>
+          <w:rFonts w:ascii="Arial" w:eastAsia="Times New Roman" w:hAnsi="Arial" w:cs="Arial"/>
+          <w:color w:val="000000"/>
+          <w:lang w:val="pt-PT" w:eastAsia="pt-BR"/>
+        </w:rPr>
+      </w:r>
+      <w:r>
+        <w:rPr>
+          <w:rFonts w:ascii="Arial" w:eastAsia="Times New Roman" w:hAnsi="Arial" w:cs="Arial"/>
+          <w:color w:val="000000"/>
+          <w:lang w:val="pt-PT" w:eastAsia="pt-BR"/>
+        </w:rPr>
+      </w:r>
+      <w:r>
+        <w:rPr>
+          <w:rFonts w:ascii="Arial" w:eastAsia="Times New Roman" w:hAnsi="Arial" w:cs="Arial"/>
+          <w:color w:val="000000"/>
+          <w:lang w:val="pt-PT" w:eastAsia="pt-BR"/>
+        </w:rPr>
+      </w:r>
+      <w:r>
+        <w:rPr>
+          <w:rFonts w:ascii="Arial" w:eastAsia="Times New Roman" w:hAnsi="Arial" w:cs="Arial"/>
+          <w:color w:val="000000"/>
+          <w:lang w:val="pt-PT" w:eastAsia="pt-BR"/>
+        </w:rPr>
+      </w:r>
+      <w:r>
+        <w:rPr>
+          <w:rFonts w:ascii="Arial" w:eastAsia="Times New Roman" w:hAnsi="Arial" w:cs="Arial"/>
+          <w:color w:val="000000"/>
+          <w:lang w:val="pt-PT" w:eastAsia="pt-BR"/>
+        </w:rPr>
+      </w:r>
+      <w:r>
+        <w:rPr>
+          <w:rFonts w:ascii="Arial" w:eastAsia="Times New Roman" w:hAnsi="Arial" w:cs="Arial"/>
+          <w:color w:val="000000"/>
+          <w:lang w:val="pt-PT" w:eastAsia="pt-BR"/>
+        </w:rPr>
+      </w:r>
+      <w:r>
+        <w:rPr>
+          <w:rFonts w:ascii="Arial" w:eastAsia="Times New Roman" w:hAnsi="Arial" w:cs="Arial"/>
+          <w:color w:val="000000"/>
+          <w:lang w:val="pt-PT" w:eastAsia="pt-BR"/>
+        </w:rPr>
+      </w:r>
+      <w:r>
+        <w:rPr>
+          <w:rFonts w:ascii="Arial" w:eastAsia="Times New Roman" w:hAnsi="Arial" w:cs="Arial"/>
+          <w:color w:val="000000"/>
+          <w:lang w:val="pt-PT" w:eastAsia="pt-BR"/>
+        </w:rPr>
+      </w:r>
+      <w:r>
+        <w:rPr>
+          <w:rFonts w:ascii="Arial" w:eastAsia="Times New Roman" w:hAnsi="Arial" w:cs="Arial"/>
+          <w:color w:val="000000"/>
+          <w:lang w:val="pt-PT" w:eastAsia="pt-BR"/>
+        </w:rPr>
+      </w:r>
+      <w:r>
+        <w:rPr>
+          <w:rFonts w:ascii="Arial" w:eastAsia="Times New Roman" w:hAnsi="Arial" w:cs="Arial"/>
+          <w:color w:val="000000"/>
+          <w:lang w:val="pt-PT" w:eastAsia="pt-BR"/>
+        </w:rPr>
+      </w:r>
+      <w:r>
+        <w:rPr>
+          <w:rFonts w:ascii="Arial" w:eastAsia="Times New Roman" w:hAnsi="Arial" w:cs="Arial"/>
+          <w:color w:val="000000"/>
+          <w:lang w:val="pt-PT" w:eastAsia="pt-BR"/>
+        </w:rPr>
+      </w:r>
+      <w:r>
+        <w:rPr>
+          <w:rFonts w:ascii="Arial" w:eastAsia="Times New Roman" w:hAnsi="Arial" w:cs="Arial"/>
+          <w:color w:val="000000"/>
+          <w:lang w:val="pt-PT" w:eastAsia="pt-BR"/>
+        </w:rPr>
       </w:r>
     </w:p>
     <w:p>
@@ -7442,127 +7239,115 @@
           <w:szCs w:val="22"/>
           <w:lang w:val="pt-PT"/>
         </w:rPr>
-        <w:t xml:space="preserve">O banco de dados </w:t>
-      </w:r>
-      <w:r>
-        <w:rPr>
-          <w:rFonts w:ascii="Arial" w:hAnsi="Arial" w:cs="Arial"/>
-          <w:color w:val="000000"/>
-          <w:sz w:val="22"/>
-          <w:szCs w:val="22"/>
-          <w:lang w:val="pt-PT"/>
-        </w:rPr>
-        <w:t xml:space="preserve">do </w:t>
-      </w:r>
-      <w:r>
-        <w:rPr>
-          <w:rFonts w:ascii="Arial" w:hAnsi="Arial" w:cs="Arial"/>
-          <w:color w:val="000000"/>
-          <w:sz w:val="22"/>
-          <w:szCs w:val="22"/>
-          <w:lang w:val="pt-PT"/>
-        </w:rPr>
-        <w:t xml:space="preserve">BJCP é compatível apenas com texto simples e não </w:t>
-      </w:r>
-      <w:r>
-        <w:rPr>
-          <w:rFonts w:ascii="Arial" w:hAnsi="Arial" w:cs="Arial"/>
-          <w:color w:val="000000"/>
-          <w:sz w:val="22"/>
-          <w:szCs w:val="22"/>
-          <w:lang w:val="pt-PT"/>
-        </w:rPr>
-        <w:t xml:space="preserve">suporta letras </w:t>
-      </w:r>
-      <w:r>
-        <w:rPr>
-          <w:rFonts w:ascii="Arial" w:hAnsi="Arial" w:cs="Arial"/>
-          <w:color w:val="000000"/>
-          <w:sz w:val="22"/>
-          <w:szCs w:val="22"/>
-          <w:lang w:val="pt-PT"/>
-        </w:rPr>
-        <w:t>acentuad</w:t>
-      </w:r>
-      <w:r>
-        <w:rPr>
-          <w:rFonts w:ascii="Arial" w:hAnsi="Arial" w:cs="Arial"/>
-          <w:color w:val="000000"/>
-          <w:sz w:val="22"/>
-          <w:szCs w:val="22"/>
-          <w:lang w:val="pt-PT"/>
-        </w:rPr>
-        <w:t>a</w:t>
-      </w:r>
-      <w:r>
-        <w:rPr>
-          <w:rFonts w:ascii="Arial" w:hAnsi="Arial" w:cs="Arial"/>
-          <w:color w:val="000000"/>
-          <w:sz w:val="22"/>
-          <w:szCs w:val="22"/>
-          <w:lang w:val="pt-PT"/>
-        </w:rPr>
-        <w:t xml:space="preserve">s, símbolos ou caracteres </w:t>
-      </w:r>
-      <w:r>
-        <w:rPr>
-          <w:rFonts w:ascii="Arial" w:hAnsi="Arial" w:cs="Arial"/>
-          <w:color w:val="000000"/>
-          <w:sz w:val="22"/>
-          <w:szCs w:val="22"/>
-          <w:lang w:val="pt-PT"/>
-        </w:rPr>
-        <w:t>fora</w:t>
-      </w:r>
-      <w:r>
-        <w:rPr>
-          <w:rFonts w:ascii="Arial" w:hAnsi="Arial" w:cs="Arial"/>
-          <w:color w:val="000000"/>
-          <w:sz w:val="22"/>
-          <w:szCs w:val="22"/>
-          <w:lang w:val="pt-PT"/>
-        </w:rPr>
-        <w:t xml:space="preserve"> </w:t>
-      </w:r>
-      <w:r>
-        <w:rPr>
-          <w:rFonts w:ascii="Arial" w:hAnsi="Arial" w:cs="Arial"/>
-          <w:color w:val="000000"/>
-          <w:sz w:val="22"/>
-          <w:szCs w:val="22"/>
-          <w:lang w:val="pt-PT"/>
-        </w:rPr>
-        <w:t xml:space="preserve">da lingua </w:t>
-      </w:r>
-      <w:r>
-        <w:rPr>
-          <w:rFonts w:ascii="Arial" w:hAnsi="Arial" w:cs="Arial"/>
-          <w:color w:val="000000"/>
-          <w:sz w:val="22"/>
-          <w:szCs w:val="22"/>
-          <w:lang w:val="pt-PT"/>
-        </w:rPr>
-        <w:t>ingles</w:t>
-      </w:r>
-      <w:r>
-        <w:rPr>
-          <w:rFonts w:ascii="Arial" w:hAnsi="Arial" w:cs="Arial"/>
-          <w:color w:val="000000"/>
-          <w:sz w:val="22"/>
-          <w:szCs w:val="22"/>
-          <w:lang w:val="pt-PT"/>
-        </w:rPr>
-        <w:t>a</w:t>
-      </w:r>
-      <w:r>
-        <w:rPr>
-          <w:rFonts w:ascii="Arial" w:hAnsi="Arial" w:cs="Arial"/>
-          <w:color w:val="000000"/>
-          <w:sz w:val="22"/>
-          <w:szCs w:val="22"/>
-          <w:lang w:val="pt-PT"/>
-        </w:rPr>
-        <w:t>.</w:t>
+        <w:t>O banco de dados do BJCP é compatível apenas com texto simples e não suporta letras acentuadas, símbolos ou caracteres fora da língua inglesa.</w:t>
+      </w:r>
+      <w:r>
+        <w:rPr>
+          <w:rFonts w:ascii="Arial" w:hAnsi="Arial" w:cs="Arial"/>
+          <w:color w:val="000000"/>
+          <w:sz w:val="22"/>
+          <w:szCs w:val="22"/>
+          <w:lang w:val="pt-PT"/>
+        </w:rPr>
+      </w:r>
+      <w:r>
+        <w:rPr>
+          <w:rFonts w:ascii="Arial" w:hAnsi="Arial" w:cs="Arial"/>
+          <w:color w:val="000000"/>
+          <w:sz w:val="22"/>
+          <w:szCs w:val="22"/>
+          <w:lang w:val="pt-PT"/>
+        </w:rPr>
+      </w:r>
+      <w:r>
+        <w:rPr>
+          <w:rFonts w:ascii="Arial" w:hAnsi="Arial" w:cs="Arial"/>
+          <w:color w:val="000000"/>
+          <w:sz w:val="22"/>
+          <w:szCs w:val="22"/>
+          <w:lang w:val="pt-PT"/>
+        </w:rPr>
+      </w:r>
+      <w:r>
+        <w:rPr>
+          <w:rFonts w:ascii="Arial" w:hAnsi="Arial" w:cs="Arial"/>
+          <w:color w:val="000000"/>
+          <w:sz w:val="22"/>
+          <w:szCs w:val="22"/>
+          <w:lang w:val="pt-PT"/>
+        </w:rPr>
+      </w:r>
+      <w:r>
+        <w:rPr>
+          <w:rFonts w:ascii="Arial" w:hAnsi="Arial" w:cs="Arial"/>
+          <w:color w:val="000000"/>
+          <w:sz w:val="22"/>
+          <w:szCs w:val="22"/>
+          <w:lang w:val="pt-PT"/>
+        </w:rPr>
+      </w:r>
+      <w:r>
+        <w:rPr>
+          <w:rFonts w:ascii="Arial" w:hAnsi="Arial" w:cs="Arial"/>
+          <w:color w:val="000000"/>
+          <w:sz w:val="22"/>
+          <w:szCs w:val="22"/>
+          <w:lang w:val="pt-PT"/>
+        </w:rPr>
+      </w:r>
+      <w:r>
+        <w:rPr>
+          <w:rFonts w:ascii="Arial" w:hAnsi="Arial" w:cs="Arial"/>
+          <w:color w:val="000000"/>
+          <w:sz w:val="22"/>
+          <w:szCs w:val="22"/>
+          <w:lang w:val="pt-PT"/>
+        </w:rPr>
+      </w:r>
+      <w:r>
+        <w:rPr>
+          <w:rFonts w:ascii="Arial" w:hAnsi="Arial" w:cs="Arial"/>
+          <w:color w:val="000000"/>
+          <w:sz w:val="22"/>
+          <w:szCs w:val="22"/>
+          <w:lang w:val="pt-PT"/>
+        </w:rPr>
+      </w:r>
+      <w:r>
+        <w:rPr>
+          <w:rFonts w:ascii="Arial" w:hAnsi="Arial" w:cs="Arial"/>
+          <w:color w:val="000000"/>
+          <w:sz w:val="22"/>
+          <w:szCs w:val="22"/>
+          <w:lang w:val="pt-PT"/>
+        </w:rPr>
+      </w:r>
+      <w:r>
+        <w:rPr>
+          <w:rFonts w:ascii="Arial" w:hAnsi="Arial" w:cs="Arial"/>
+          <w:color w:val="000000"/>
+          <w:sz w:val="22"/>
+          <w:szCs w:val="22"/>
+          <w:lang w:val="pt-PT"/>
+        </w:rPr>
+      </w:r>
+      <w:r>
+        <w:rPr>
+          <w:rFonts w:ascii="Arial" w:hAnsi="Arial" w:cs="Arial"/>
+          <w:color w:val="000000"/>
+          <w:sz w:val="22"/>
+          <w:szCs w:val="22"/>
+          <w:lang w:val="pt-PT"/>
+        </w:rPr>
+      </w:r>
+      <w:r>
+        <w:rPr>
+          <w:rFonts w:ascii="Arial" w:hAnsi="Arial" w:cs="Arial"/>
+          <w:color w:val="000000"/>
+          <w:sz w:val="22"/>
+          <w:szCs w:val="22"/>
+          <w:lang w:val="pt-PT"/>
+        </w:rPr>
       </w:r>
     </w:p>
     <w:bookmarkEnd w:id="4"/>
@@ -8891,7 +8676,7 @@
           <w:color w:val="000000"/>
           <w:lang w:val="pt-PT" w:eastAsia="pt-BR"/>
         </w:rPr>
-        <w:t>Hidromel</w:t>
+        <w:t>Hidroméis do Exame</w:t>
       </w:r>
       <w:r>
         <w:rPr>
@@ -8903,7 +8688,6 @@
           <w:color w:val="000000"/>
           <w:lang w:val="pt-PT" w:eastAsia="pt-BR"/>
         </w:rPr>
-        <w:t xml:space="preserve">s do </w:t>
       </w:r>
       <w:r>
         <w:rPr>
@@ -8915,7 +8699,6 @@
           <w:color w:val="000000"/>
           <w:lang w:val="pt-PT" w:eastAsia="pt-BR"/>
         </w:rPr>
-        <w:t>E</w:t>
       </w:r>
       <w:r>
         <w:rPr>
@@ -8927,7 +8710,6 @@
           <w:color w:val="000000"/>
           <w:lang w:val="pt-PT" w:eastAsia="pt-BR"/>
         </w:rPr>
-        <w:t>xame</w:t>
       </w:r>
     </w:p>
     <w:p>
@@ -8945,503 +8727,441 @@
           <w:color w:val="000000"/>
           <w:lang w:val="pt-PT" w:eastAsia="pt-BR"/>
         </w:rPr>
-        <w:t xml:space="preserve">Você </w:t>
-      </w:r>
-      <w:r>
-        <w:rPr>
-          <w:rFonts w:ascii="Arial" w:eastAsia="Times New Roman" w:hAnsi="Arial" w:cs="Arial"/>
-          <w:color w:val="000000"/>
-          <w:lang w:val="pt-PT" w:eastAsia="pt-BR"/>
-        </w:rPr>
-        <w:t>vai precisar</w:t>
-      </w:r>
-      <w:r>
-        <w:rPr>
-          <w:rFonts w:ascii="Arial" w:eastAsia="Times New Roman" w:hAnsi="Arial" w:cs="Arial"/>
-          <w:color w:val="000000"/>
-          <w:lang w:val="pt-PT" w:eastAsia="pt-BR"/>
-        </w:rPr>
-        <w:t xml:space="preserve"> de seis </w:t>
-      </w:r>
-      <w:r>
-        <w:rPr>
-          <w:rFonts w:ascii="Arial" w:eastAsia="Times New Roman" w:hAnsi="Arial" w:cs="Arial"/>
-          <w:color w:val="000000"/>
-          <w:lang w:val="pt-PT" w:eastAsia="pt-BR"/>
-        </w:rPr>
-        <w:t>hidrom</w:t>
-      </w:r>
-      <w:r>
-        <w:rPr>
-          <w:rFonts w:ascii="Arial" w:eastAsia="Times New Roman" w:hAnsi="Arial" w:cs="Arial"/>
-          <w:color w:val="000000"/>
-          <w:lang w:val="pt-PT" w:eastAsia="pt-BR"/>
-        </w:rPr>
-        <w:t>éis</w:t>
-      </w:r>
-      <w:r>
-        <w:rPr>
-          <w:rFonts w:ascii="Arial" w:eastAsia="Times New Roman" w:hAnsi="Arial" w:cs="Arial"/>
-          <w:color w:val="000000"/>
-          <w:lang w:val="pt-PT" w:eastAsia="pt-BR"/>
-        </w:rPr>
-        <w:t xml:space="preserve"> para o exame, com </w:t>
-      </w:r>
-      <w:r>
-        <w:rPr>
-          <w:rFonts w:ascii="Arial" w:eastAsia="Times New Roman" w:hAnsi="Arial" w:cs="Arial"/>
-          <w:color w:val="000000"/>
-          <w:lang w:val="pt-PT" w:eastAsia="pt-BR"/>
-        </w:rPr>
-        <w:t>quantidade</w:t>
-      </w:r>
-      <w:r>
-        <w:rPr>
-          <w:rFonts w:ascii="Arial" w:eastAsia="Times New Roman" w:hAnsi="Arial" w:cs="Arial"/>
-          <w:color w:val="000000"/>
-          <w:lang w:val="pt-PT" w:eastAsia="pt-BR"/>
-        </w:rPr>
-        <w:t xml:space="preserve"> suficiente de cada um para </w:t>
-      </w:r>
-      <w:r>
-        <w:rPr>
-          <w:rFonts w:ascii="Arial" w:eastAsia="Times New Roman" w:hAnsi="Arial" w:cs="Arial"/>
-          <w:color w:val="000000"/>
-          <w:lang w:val="pt-PT" w:eastAsia="pt-BR"/>
-        </w:rPr>
-        <w:t xml:space="preserve">servir </w:t>
-      </w:r>
-      <w:r>
-        <w:rPr>
-          <w:rFonts w:ascii="Arial" w:eastAsia="Times New Roman" w:hAnsi="Arial" w:cs="Arial"/>
-          <w:color w:val="000000"/>
-          <w:lang w:val="pt-PT" w:eastAsia="pt-BR"/>
-        </w:rPr>
-        <w:t xml:space="preserve">todos os </w:t>
-      </w:r>
-      <w:r>
-        <w:rPr>
-          <w:rFonts w:ascii="Arial" w:eastAsia="Times New Roman" w:hAnsi="Arial" w:cs="Arial"/>
-          <w:color w:val="000000"/>
-          <w:lang w:val="pt-PT" w:eastAsia="pt-BR"/>
-        </w:rPr>
-        <w:t>C</w:t>
-      </w:r>
-      <w:r>
-        <w:rPr>
-          <w:rFonts w:ascii="Arial" w:eastAsia="Times New Roman" w:hAnsi="Arial" w:cs="Arial"/>
-          <w:color w:val="000000"/>
-          <w:lang w:val="pt-PT" w:eastAsia="pt-BR"/>
-        </w:rPr>
-        <w:t>andidato</w:t>
-      </w:r>
-      <w:r>
-        <w:rPr>
-          <w:rFonts w:ascii="Arial" w:eastAsia="Times New Roman" w:hAnsi="Arial" w:cs="Arial"/>
-          <w:color w:val="000000"/>
-          <w:lang w:val="pt-PT" w:eastAsia="pt-BR"/>
-        </w:rPr>
-        <w:t>s</w:t>
-      </w:r>
-      <w:r>
-        <w:rPr>
-          <w:rFonts w:ascii="Arial" w:eastAsia="Times New Roman" w:hAnsi="Arial" w:cs="Arial"/>
-          <w:color w:val="000000"/>
-          <w:lang w:val="pt-PT" w:eastAsia="pt-BR"/>
-        </w:rPr>
-        <w:t xml:space="preserve"> e </w:t>
-      </w:r>
-      <w:r>
-        <w:rPr>
-          <w:rFonts w:ascii="Arial" w:eastAsia="Times New Roman" w:hAnsi="Arial" w:cs="Arial"/>
-          <w:color w:val="000000"/>
-          <w:lang w:val="pt-PT" w:eastAsia="pt-BR"/>
-        </w:rPr>
-        <w:t>Proctor</w:t>
-      </w:r>
-      <w:r>
-        <w:rPr>
-          <w:rFonts w:ascii="Arial" w:eastAsia="Times New Roman" w:hAnsi="Arial" w:cs="Arial"/>
-          <w:color w:val="000000"/>
-          <w:lang w:val="pt-PT" w:eastAsia="pt-BR"/>
-        </w:rPr>
-        <w:t>s</w:t>
-      </w:r>
-      <w:r>
-        <w:rPr>
-          <w:rFonts w:ascii="Arial" w:eastAsia="Times New Roman" w:hAnsi="Arial" w:cs="Arial"/>
-          <w:color w:val="000000"/>
-          <w:lang w:val="pt-PT" w:eastAsia="pt-BR"/>
-        </w:rPr>
-        <w:t xml:space="preserve">. Uma boa </w:t>
-      </w:r>
-      <w:r>
-        <w:rPr>
-          <w:rFonts w:ascii="Arial" w:eastAsia="Times New Roman" w:hAnsi="Arial" w:cs="Arial"/>
-          <w:color w:val="000000"/>
-          <w:lang w:val="pt-PT" w:eastAsia="pt-BR"/>
-        </w:rPr>
-        <w:t>quantia</w:t>
-      </w:r>
-      <w:r>
-        <w:rPr>
-          <w:rFonts w:ascii="Arial" w:eastAsia="Times New Roman" w:hAnsi="Arial" w:cs="Arial"/>
-          <w:color w:val="000000"/>
-          <w:lang w:val="pt-PT" w:eastAsia="pt-BR"/>
-        </w:rPr>
-        <w:t xml:space="preserve"> é de </w:t>
-      </w:r>
-      <w:r>
-        <w:rPr>
-          <w:rFonts w:ascii="Arial" w:eastAsia="Times New Roman" w:hAnsi="Arial" w:cs="Arial"/>
-          <w:color w:val="000000"/>
-          <w:lang w:val="pt-PT" w:eastAsia="pt-BR"/>
-        </w:rPr>
-        <w:t>60 a 90 ml</w:t>
-      </w:r>
-      <w:r>
-        <w:rPr>
-          <w:rFonts w:ascii="Arial" w:eastAsia="Times New Roman" w:hAnsi="Arial" w:cs="Arial"/>
-          <w:color w:val="000000"/>
-          <w:lang w:val="pt-PT" w:eastAsia="pt-BR"/>
-        </w:rPr>
-        <w:t xml:space="preserve"> </w:t>
-      </w:r>
-      <w:r>
-        <w:rPr>
-          <w:rFonts w:ascii="Arial" w:eastAsia="Times New Roman" w:hAnsi="Arial" w:cs="Arial"/>
-          <w:color w:val="000000"/>
-          <w:lang w:val="pt-PT" w:eastAsia="pt-BR"/>
-        </w:rPr>
-        <w:t xml:space="preserve">de cada amostra </w:t>
-      </w:r>
-      <w:r>
-        <w:rPr>
-          <w:rFonts w:ascii="Arial" w:eastAsia="Times New Roman" w:hAnsi="Arial" w:cs="Arial"/>
-          <w:color w:val="000000"/>
-          <w:lang w:val="pt-PT" w:eastAsia="pt-BR"/>
-        </w:rPr>
-        <w:t xml:space="preserve">por </w:t>
-      </w:r>
-      <w:r>
-        <w:rPr>
-          <w:rFonts w:ascii="Arial" w:eastAsia="Times New Roman" w:hAnsi="Arial" w:cs="Arial"/>
-          <w:color w:val="000000"/>
-          <w:lang w:val="pt-PT" w:eastAsia="pt-BR"/>
-        </w:rPr>
-        <w:t>pessoa</w:t>
-      </w:r>
-      <w:r>
-        <w:rPr>
-          <w:rFonts w:ascii="Arial" w:eastAsia="Times New Roman" w:hAnsi="Arial" w:cs="Arial"/>
-          <w:color w:val="000000"/>
-          <w:lang w:val="pt-PT" w:eastAsia="pt-BR"/>
-        </w:rPr>
-        <w:t xml:space="preserve">. É preferível que </w:t>
-      </w:r>
-      <w:r>
-        <w:rPr>
-          <w:rFonts w:ascii="Arial" w:eastAsia="Times New Roman" w:hAnsi="Arial" w:cs="Arial"/>
-          <w:color w:val="000000"/>
-          <w:lang w:val="pt-PT" w:eastAsia="pt-BR"/>
-        </w:rPr>
-        <w:t>o</w:t>
-      </w:r>
-      <w:r>
-        <w:rPr>
-          <w:rFonts w:ascii="Arial" w:eastAsia="Times New Roman" w:hAnsi="Arial" w:cs="Arial"/>
-          <w:color w:val="000000"/>
-          <w:lang w:val="pt-PT" w:eastAsia="pt-BR"/>
-        </w:rPr>
-        <w:t xml:space="preserve">s </w:t>
-      </w:r>
-      <w:r>
-        <w:rPr>
-          <w:rFonts w:ascii="Arial" w:eastAsia="Times New Roman" w:hAnsi="Arial" w:cs="Arial"/>
-          <w:color w:val="000000"/>
-          <w:lang w:val="pt-PT" w:eastAsia="pt-BR"/>
-        </w:rPr>
-        <w:t>hidrom</w:t>
-      </w:r>
-      <w:r>
-        <w:rPr>
-          <w:rFonts w:ascii="Arial" w:eastAsia="Times New Roman" w:hAnsi="Arial" w:cs="Arial"/>
-          <w:color w:val="000000"/>
-          <w:lang w:val="pt-PT" w:eastAsia="pt-BR"/>
-        </w:rPr>
-        <w:t>éis</w:t>
-      </w:r>
-      <w:r>
-        <w:rPr>
-          <w:rFonts w:ascii="Arial" w:eastAsia="Times New Roman" w:hAnsi="Arial" w:cs="Arial"/>
-          <w:color w:val="000000"/>
-          <w:lang w:val="pt-PT" w:eastAsia="pt-BR"/>
-        </w:rPr>
-        <w:t xml:space="preserve"> sejam</w:t>
-      </w:r>
-      <w:r>
-        <w:rPr>
-          <w:rFonts w:ascii="Arial" w:eastAsia="Times New Roman" w:hAnsi="Arial" w:cs="Arial"/>
-          <w:color w:val="000000"/>
-          <w:lang w:val="pt-PT" w:eastAsia="pt-BR"/>
-        </w:rPr>
-        <w:t xml:space="preserve"> caseir</w:t>
-      </w:r>
-      <w:r>
-        <w:rPr>
-          <w:rFonts w:ascii="Arial" w:eastAsia="Times New Roman" w:hAnsi="Arial" w:cs="Arial"/>
-          <w:color w:val="000000"/>
-          <w:lang w:val="pt-PT" w:eastAsia="pt-BR"/>
-        </w:rPr>
-        <w:t>o</w:t>
-      </w:r>
-      <w:r>
-        <w:rPr>
-          <w:rFonts w:ascii="Arial" w:eastAsia="Times New Roman" w:hAnsi="Arial" w:cs="Arial"/>
-          <w:color w:val="000000"/>
-          <w:lang w:val="pt-PT" w:eastAsia="pt-BR"/>
-        </w:rPr>
-        <w:t xml:space="preserve">s </w:t>
-      </w:r>
-      <w:r>
-        <w:rPr>
-          <w:rFonts w:ascii="Arial" w:eastAsia="Times New Roman" w:hAnsi="Arial" w:cs="Arial"/>
-          <w:color w:val="000000"/>
-          <w:lang w:val="pt-PT" w:eastAsia="pt-BR"/>
-        </w:rPr>
-        <w:t xml:space="preserve">e representem </w:t>
-      </w:r>
-      <w:r>
-        <w:rPr>
-          <w:rFonts w:ascii="Arial" w:eastAsia="Times New Roman" w:hAnsi="Arial" w:cs="Arial"/>
-          <w:color w:val="000000"/>
-          <w:lang w:val="pt-PT" w:eastAsia="pt-BR"/>
-        </w:rPr>
-        <w:t>o máximo</w:t>
-      </w:r>
-      <w:r>
-        <w:rPr>
-          <w:rFonts w:ascii="Arial" w:eastAsia="Times New Roman" w:hAnsi="Arial" w:cs="Arial"/>
-          <w:color w:val="000000"/>
-          <w:lang w:val="pt-PT" w:eastAsia="pt-BR"/>
-        </w:rPr>
-        <w:t xml:space="preserve"> </w:t>
-      </w:r>
-      <w:r>
-        <w:rPr>
-          <w:rFonts w:ascii="Arial" w:eastAsia="Times New Roman" w:hAnsi="Arial" w:cs="Arial"/>
-          <w:color w:val="000000"/>
-          <w:lang w:val="pt-PT" w:eastAsia="pt-BR"/>
-        </w:rPr>
-        <w:t>d</w:t>
-      </w:r>
-      <w:r>
-        <w:rPr>
-          <w:rFonts w:ascii="Arial" w:eastAsia="Times New Roman" w:hAnsi="Arial" w:cs="Arial"/>
-          <w:color w:val="000000"/>
-          <w:lang w:val="pt-PT" w:eastAsia="pt-BR"/>
-        </w:rPr>
-        <w:t xml:space="preserve">os estilos clássicos de </w:t>
-      </w:r>
-      <w:r>
-        <w:rPr>
-          <w:rFonts w:ascii="Arial" w:eastAsia="Times New Roman" w:hAnsi="Arial" w:cs="Arial"/>
-          <w:color w:val="000000"/>
-          <w:lang w:val="pt-PT" w:eastAsia="pt-BR"/>
-        </w:rPr>
-        <w:t>hidromel</w:t>
-      </w:r>
-      <w:r>
-        <w:rPr>
-          <w:rFonts w:ascii="Arial" w:eastAsia="Times New Roman" w:hAnsi="Arial" w:cs="Arial"/>
-          <w:color w:val="000000"/>
-          <w:lang w:val="pt-PT" w:eastAsia="pt-BR"/>
-        </w:rPr>
-        <w:t>. </w:t>
-      </w:r>
-      <w:r>
-        <w:rPr>
-          <w:rFonts w:ascii="Arial" w:eastAsia="Times New Roman" w:hAnsi="Arial" w:cs="Arial"/>
-          <w:color w:val="000000"/>
-          <w:lang w:val="pt-PT" w:eastAsia="pt-BR"/>
-        </w:rPr>
-        <w:t xml:space="preserve">Amostras de </w:t>
-      </w:r>
-      <w:r>
-        <w:rPr>
-          <w:rFonts w:ascii="Arial" w:eastAsia="Times New Roman" w:hAnsi="Arial" w:cs="Arial"/>
-          <w:color w:val="000000"/>
-          <w:lang w:val="pt-PT" w:eastAsia="pt-BR"/>
-        </w:rPr>
-        <w:t>hidromel</w:t>
-      </w:r>
-      <w:r>
-        <w:rPr>
-          <w:rFonts w:ascii="Arial" w:eastAsia="Times New Roman" w:hAnsi="Arial" w:cs="Arial"/>
-          <w:color w:val="000000"/>
-          <w:lang w:val="pt-PT" w:eastAsia="pt-BR"/>
-        </w:rPr>
-        <w:t>s</w:t>
-      </w:r>
-      <w:r>
-        <w:rPr>
-          <w:rFonts w:ascii="Arial" w:eastAsia="Times New Roman" w:hAnsi="Arial" w:cs="Arial"/>
-          <w:color w:val="000000"/>
-          <w:lang w:val="pt-PT" w:eastAsia="pt-BR"/>
-        </w:rPr>
-        <w:t xml:space="preserve"> </w:t>
-      </w:r>
-      <w:r>
-        <w:rPr>
-          <w:rFonts w:ascii="Arial" w:eastAsia="Times New Roman" w:hAnsi="Arial" w:cs="Arial"/>
-          <w:color w:val="000000"/>
-          <w:lang w:val="pt-PT" w:eastAsia="pt-BR"/>
-        </w:rPr>
-        <w:t>sobressalentes de</w:t>
-      </w:r>
-      <w:r>
-        <w:rPr>
-          <w:rFonts w:ascii="Arial" w:eastAsia="Times New Roman" w:hAnsi="Arial" w:cs="Arial"/>
-          <w:color w:val="000000"/>
-          <w:lang w:val="pt-PT" w:eastAsia="pt-BR"/>
-        </w:rPr>
-        <w:t xml:space="preserve"> </w:t>
-      </w:r>
-      <w:r>
-        <w:rPr>
-          <w:rFonts w:ascii="Arial" w:eastAsia="Times New Roman" w:hAnsi="Arial" w:cs="Arial"/>
-          <w:color w:val="000000"/>
-          <w:lang w:val="pt-PT" w:eastAsia="pt-BR"/>
-        </w:rPr>
-        <w:t>concursos caseiros</w:t>
-      </w:r>
-      <w:r>
-        <w:rPr>
-          <w:rFonts w:ascii="Arial" w:eastAsia="Times New Roman" w:hAnsi="Arial" w:cs="Arial"/>
-          <w:color w:val="000000"/>
-          <w:lang w:val="pt-PT" w:eastAsia="pt-BR"/>
-        </w:rPr>
-        <w:t xml:space="preserve"> </w:t>
-      </w:r>
-      <w:r>
-        <w:rPr>
-          <w:rFonts w:ascii="Arial" w:eastAsia="Times New Roman" w:hAnsi="Arial" w:cs="Arial"/>
-          <w:color w:val="000000"/>
-          <w:lang w:val="pt-PT" w:eastAsia="pt-BR"/>
-        </w:rPr>
-        <w:t xml:space="preserve">são excelentes fontes de </w:t>
-      </w:r>
-      <w:r>
-        <w:rPr>
-          <w:rFonts w:ascii="Arial" w:eastAsia="Times New Roman" w:hAnsi="Arial" w:cs="Arial"/>
-          <w:color w:val="000000"/>
-          <w:lang w:val="pt-PT" w:eastAsia="pt-BR"/>
-        </w:rPr>
-        <w:t xml:space="preserve">amostras </w:t>
-      </w:r>
-      <w:r>
-        <w:rPr>
-          <w:rFonts w:ascii="Arial" w:eastAsia="Times New Roman" w:hAnsi="Arial" w:cs="Arial"/>
-          <w:color w:val="000000"/>
-          <w:lang w:val="pt-PT" w:eastAsia="pt-BR"/>
-        </w:rPr>
-        <w:t xml:space="preserve">para um exame </w:t>
-      </w:r>
-      <w:r>
-        <w:rPr>
-          <w:rFonts w:ascii="Arial" w:eastAsia="Times New Roman" w:hAnsi="Arial" w:cs="Arial"/>
-          <w:color w:val="000000"/>
-          <w:lang w:val="pt-PT" w:eastAsia="pt-BR"/>
-        </w:rPr>
-        <w:t xml:space="preserve">do </w:t>
-      </w:r>
-      <w:r>
-        <w:rPr>
-          <w:rFonts w:ascii="Arial" w:eastAsia="Times New Roman" w:hAnsi="Arial" w:cs="Arial"/>
-          <w:color w:val="000000"/>
-          <w:lang w:val="pt-PT" w:eastAsia="pt-BR"/>
-        </w:rPr>
-        <w:t>BJCP</w:t>
-      </w:r>
-      <w:r>
-        <w:rPr>
-          <w:rFonts w:ascii="Arial" w:eastAsia="Times New Roman" w:hAnsi="Arial" w:cs="Arial"/>
-          <w:color w:val="000000"/>
-          <w:lang w:val="pt-PT" w:eastAsia="pt-BR"/>
-        </w:rPr>
-        <w:t xml:space="preserve">. </w:t>
-      </w:r>
-      <w:r>
-        <w:rPr>
-          <w:rFonts w:ascii="Arial" w:eastAsia="Times New Roman" w:hAnsi="Arial" w:cs="Arial"/>
-          <w:color w:val="000000"/>
-          <w:lang w:val="pt-PT" w:eastAsia="pt-BR"/>
-        </w:rPr>
-        <w:t>Hidromel</w:t>
-      </w:r>
-      <w:r>
-        <w:rPr>
-          <w:rFonts w:ascii="Arial" w:eastAsia="Times New Roman" w:hAnsi="Arial" w:cs="Arial"/>
-          <w:color w:val="000000"/>
-          <w:lang w:val="pt-PT" w:eastAsia="pt-BR"/>
-        </w:rPr>
-        <w:t>s</w:t>
-      </w:r>
-      <w:r>
-        <w:rPr>
-          <w:rFonts w:ascii="Arial" w:eastAsia="Times New Roman" w:hAnsi="Arial" w:cs="Arial"/>
-          <w:color w:val="000000"/>
-          <w:lang w:val="pt-PT" w:eastAsia="pt-BR"/>
-        </w:rPr>
-        <w:t xml:space="preserve"> de estilos semelhantes podem</w:t>
-      </w:r>
-      <w:r>
-        <w:rPr>
-          <w:rFonts w:ascii="Arial" w:eastAsia="Times New Roman" w:hAnsi="Arial" w:cs="Arial"/>
-          <w:color w:val="000000"/>
-          <w:lang w:val="pt-PT" w:eastAsia="pt-BR"/>
-        </w:rPr>
-        <w:t xml:space="preserve"> </w:t>
-      </w:r>
-      <w:r>
-        <w:rPr>
-          <w:rFonts w:ascii="Arial" w:eastAsia="Times New Roman" w:hAnsi="Arial" w:cs="Arial"/>
-          <w:color w:val="000000"/>
-          <w:lang w:val="pt-PT" w:eastAsia="pt-BR"/>
-        </w:rPr>
-        <w:t>ser misturad</w:t>
-      </w:r>
-      <w:r>
-        <w:rPr>
-          <w:rFonts w:ascii="Arial" w:eastAsia="Times New Roman" w:hAnsi="Arial" w:cs="Arial"/>
-          <w:color w:val="000000"/>
-          <w:lang w:val="pt-PT" w:eastAsia="pt-BR"/>
-        </w:rPr>
-        <w:t>a</w:t>
-      </w:r>
-      <w:r>
-        <w:rPr>
-          <w:rFonts w:ascii="Arial" w:eastAsia="Times New Roman" w:hAnsi="Arial" w:cs="Arial"/>
-          <w:color w:val="000000"/>
-          <w:lang w:val="pt-PT" w:eastAsia="pt-BR"/>
-        </w:rPr>
-        <w:t xml:space="preserve">s para </w:t>
-      </w:r>
-      <w:r>
-        <w:rPr>
-          <w:rFonts w:ascii="Arial" w:eastAsia="Times New Roman" w:hAnsi="Arial" w:cs="Arial"/>
-          <w:color w:val="000000"/>
-          <w:lang w:val="pt-PT" w:eastAsia="pt-BR"/>
-        </w:rPr>
-        <w:t>compor</w:t>
-      </w:r>
-      <w:r>
-        <w:rPr>
-          <w:rFonts w:ascii="Arial" w:eastAsia="Times New Roman" w:hAnsi="Arial" w:cs="Arial"/>
-          <w:color w:val="000000"/>
-          <w:lang w:val="pt-PT" w:eastAsia="pt-BR"/>
-        </w:rPr>
-        <w:t xml:space="preserve"> uma amostra única. </w:t>
+        <w:t xml:space="preserve">Você vai precisar de seis hidroméis para o exame, com quantidade suficiente de cada um para servir todos os Candidatos e Proctors. Uma boa quantia é de 60 a 90 ml de cada amostra por pessoa. É preferível que os hidroméis sejam caseiros e representem o máximo dos estilos clássicos de hidromel. Amostras de hidroméis sobressalentes de concursos caseiros são excelentes fontes de amostras para um exame do BJCP. Hidroméis de estilos semelhantes podem ser misturadas para compor uma amostra única. </w:t>
+      </w:r>
+      <w:r>
+        <w:rPr>
+          <w:rFonts w:ascii="Arial" w:eastAsia="Times New Roman" w:hAnsi="Arial" w:cs="Arial"/>
+          <w:color w:val="000000"/>
+          <w:lang w:val="pt-PT" w:eastAsia="pt-BR"/>
+        </w:rPr>
+      </w:r>
+      <w:r>
+        <w:rPr>
+          <w:rFonts w:ascii="Arial" w:eastAsia="Times New Roman" w:hAnsi="Arial" w:cs="Arial"/>
+          <w:color w:val="000000"/>
+          <w:lang w:val="pt-PT" w:eastAsia="pt-BR"/>
+        </w:rPr>
+      </w:r>
+      <w:r>
+        <w:rPr>
+          <w:rFonts w:ascii="Arial" w:eastAsia="Times New Roman" w:hAnsi="Arial" w:cs="Arial"/>
+          <w:color w:val="000000"/>
+          <w:lang w:val="pt-PT" w:eastAsia="pt-BR"/>
+        </w:rPr>
+      </w:r>
+      <w:r>
+        <w:rPr>
+          <w:rFonts w:ascii="Arial" w:eastAsia="Times New Roman" w:hAnsi="Arial" w:cs="Arial"/>
+          <w:color w:val="000000"/>
+          <w:lang w:val="pt-PT" w:eastAsia="pt-BR"/>
+        </w:rPr>
+      </w:r>
+      <w:r>
+        <w:rPr>
+          <w:rFonts w:ascii="Arial" w:eastAsia="Times New Roman" w:hAnsi="Arial" w:cs="Arial"/>
+          <w:color w:val="000000"/>
+          <w:lang w:val="pt-PT" w:eastAsia="pt-BR"/>
+        </w:rPr>
+      </w:r>
+      <w:r>
+        <w:rPr>
+          <w:rFonts w:ascii="Arial" w:eastAsia="Times New Roman" w:hAnsi="Arial" w:cs="Arial"/>
+          <w:color w:val="000000"/>
+          <w:lang w:val="pt-PT" w:eastAsia="pt-BR"/>
+        </w:rPr>
+      </w:r>
+      <w:r>
+        <w:rPr>
+          <w:rFonts w:ascii="Arial" w:eastAsia="Times New Roman" w:hAnsi="Arial" w:cs="Arial"/>
+          <w:color w:val="000000"/>
+          <w:lang w:val="pt-PT" w:eastAsia="pt-BR"/>
+        </w:rPr>
+      </w:r>
+      <w:r>
+        <w:rPr>
+          <w:rFonts w:ascii="Arial" w:eastAsia="Times New Roman" w:hAnsi="Arial" w:cs="Arial"/>
+          <w:color w:val="000000"/>
+          <w:lang w:val="pt-PT" w:eastAsia="pt-BR"/>
+        </w:rPr>
+      </w:r>
+      <w:r>
+        <w:rPr>
+          <w:rFonts w:ascii="Arial" w:eastAsia="Times New Roman" w:hAnsi="Arial" w:cs="Arial"/>
+          <w:color w:val="000000"/>
+          <w:lang w:val="pt-PT" w:eastAsia="pt-BR"/>
+        </w:rPr>
+      </w:r>
+      <w:r>
+        <w:rPr>
+          <w:rFonts w:ascii="Arial" w:eastAsia="Times New Roman" w:hAnsi="Arial" w:cs="Arial"/>
+          <w:color w:val="000000"/>
+          <w:lang w:val="pt-PT" w:eastAsia="pt-BR"/>
+        </w:rPr>
+      </w:r>
+      <w:r>
+        <w:rPr>
+          <w:rFonts w:ascii="Arial" w:eastAsia="Times New Roman" w:hAnsi="Arial" w:cs="Arial"/>
+          <w:color w:val="000000"/>
+          <w:lang w:val="pt-PT" w:eastAsia="pt-BR"/>
+        </w:rPr>
+      </w:r>
+      <w:r>
+        <w:rPr>
+          <w:rFonts w:ascii="Arial" w:eastAsia="Times New Roman" w:hAnsi="Arial" w:cs="Arial"/>
+          <w:color w:val="000000"/>
+          <w:lang w:val="pt-PT" w:eastAsia="pt-BR"/>
+        </w:rPr>
+      </w:r>
+      <w:r>
+        <w:rPr>
+          <w:rFonts w:ascii="Arial" w:eastAsia="Times New Roman" w:hAnsi="Arial" w:cs="Arial"/>
+          <w:color w:val="000000"/>
+          <w:lang w:val="pt-PT" w:eastAsia="pt-BR"/>
+        </w:rPr>
+      </w:r>
+      <w:r>
+        <w:rPr>
+          <w:rFonts w:ascii="Arial" w:eastAsia="Times New Roman" w:hAnsi="Arial" w:cs="Arial"/>
+          <w:color w:val="000000"/>
+          <w:lang w:val="pt-PT" w:eastAsia="pt-BR"/>
+        </w:rPr>
+      </w:r>
+      <w:r>
+        <w:rPr>
+          <w:rFonts w:ascii="Arial" w:eastAsia="Times New Roman" w:hAnsi="Arial" w:cs="Arial"/>
+          <w:color w:val="000000"/>
+          <w:lang w:val="pt-PT" w:eastAsia="pt-BR"/>
+        </w:rPr>
+      </w:r>
+      <w:r>
+        <w:rPr>
+          <w:rFonts w:ascii="Arial" w:eastAsia="Times New Roman" w:hAnsi="Arial" w:cs="Arial"/>
+          <w:color w:val="000000"/>
+          <w:lang w:val="pt-PT" w:eastAsia="pt-BR"/>
+        </w:rPr>
+      </w:r>
+      <w:r>
+        <w:rPr>
+          <w:rFonts w:ascii="Arial" w:eastAsia="Times New Roman" w:hAnsi="Arial" w:cs="Arial"/>
+          <w:color w:val="000000"/>
+          <w:lang w:val="pt-PT" w:eastAsia="pt-BR"/>
+        </w:rPr>
+      </w:r>
+      <w:r>
+        <w:rPr>
+          <w:rFonts w:ascii="Arial" w:eastAsia="Times New Roman" w:hAnsi="Arial" w:cs="Arial"/>
+          <w:color w:val="000000"/>
+          <w:lang w:val="pt-PT" w:eastAsia="pt-BR"/>
+        </w:rPr>
+      </w:r>
+      <w:r>
+        <w:rPr>
+          <w:rFonts w:ascii="Arial" w:eastAsia="Times New Roman" w:hAnsi="Arial" w:cs="Arial"/>
+          <w:color w:val="000000"/>
+          <w:lang w:val="pt-PT" w:eastAsia="pt-BR"/>
+        </w:rPr>
+      </w:r>
+      <w:r>
+        <w:rPr>
+          <w:rFonts w:ascii="Arial" w:eastAsia="Times New Roman" w:hAnsi="Arial" w:cs="Arial"/>
+          <w:color w:val="000000"/>
+          <w:lang w:val="pt-PT" w:eastAsia="pt-BR"/>
+        </w:rPr>
+      </w:r>
+      <w:r>
+        <w:rPr>
+          <w:rFonts w:ascii="Arial" w:eastAsia="Times New Roman" w:hAnsi="Arial" w:cs="Arial"/>
+          <w:color w:val="000000"/>
+          <w:lang w:val="pt-PT" w:eastAsia="pt-BR"/>
+        </w:rPr>
+      </w:r>
+      <w:r>
+        <w:rPr>
+          <w:rFonts w:ascii="Arial" w:eastAsia="Times New Roman" w:hAnsi="Arial" w:cs="Arial"/>
+          <w:color w:val="000000"/>
+          <w:lang w:val="pt-PT" w:eastAsia="pt-BR"/>
+        </w:rPr>
+      </w:r>
+      <w:r>
+        <w:rPr>
+          <w:rFonts w:ascii="Arial" w:eastAsia="Times New Roman" w:hAnsi="Arial" w:cs="Arial"/>
+          <w:color w:val="000000"/>
+          <w:lang w:val="pt-PT" w:eastAsia="pt-BR"/>
+        </w:rPr>
+      </w:r>
+      <w:r>
+        <w:rPr>
+          <w:rFonts w:ascii="Arial" w:eastAsia="Times New Roman" w:hAnsi="Arial" w:cs="Arial"/>
+          <w:color w:val="000000"/>
+          <w:lang w:val="pt-PT" w:eastAsia="pt-BR"/>
+        </w:rPr>
+      </w:r>
+      <w:r>
+        <w:rPr>
+          <w:rFonts w:ascii="Arial" w:eastAsia="Times New Roman" w:hAnsi="Arial" w:cs="Arial"/>
+          <w:color w:val="000000"/>
+          <w:lang w:val="pt-PT" w:eastAsia="pt-BR"/>
+        </w:rPr>
+      </w:r>
+      <w:r>
+        <w:rPr>
+          <w:rFonts w:ascii="Arial" w:eastAsia="Times New Roman" w:hAnsi="Arial" w:cs="Arial"/>
+          <w:color w:val="000000"/>
+          <w:lang w:val="pt-PT" w:eastAsia="pt-BR"/>
+        </w:rPr>
+      </w:r>
+      <w:r>
+        <w:rPr>
+          <w:rFonts w:ascii="Arial" w:eastAsia="Times New Roman" w:hAnsi="Arial" w:cs="Arial"/>
+          <w:color w:val="000000"/>
+          <w:lang w:val="pt-PT" w:eastAsia="pt-BR"/>
+        </w:rPr>
+      </w:r>
+      <w:r>
+        <w:rPr>
+          <w:rFonts w:ascii="Arial" w:eastAsia="Times New Roman" w:hAnsi="Arial" w:cs="Arial"/>
+          <w:color w:val="000000"/>
+          <w:lang w:val="pt-PT" w:eastAsia="pt-BR"/>
+        </w:rPr>
+      </w:r>
+      <w:r>
+        <w:rPr>
+          <w:rFonts w:ascii="Arial" w:eastAsia="Times New Roman" w:hAnsi="Arial" w:cs="Arial"/>
+          <w:color w:val="000000"/>
+          <w:lang w:val="pt-PT" w:eastAsia="pt-BR"/>
+        </w:rPr>
+      </w:r>
+      <w:r>
+        <w:rPr>
+          <w:rFonts w:ascii="Arial" w:eastAsia="Times New Roman" w:hAnsi="Arial" w:cs="Arial"/>
+          <w:color w:val="000000"/>
+          <w:lang w:val="pt-PT" w:eastAsia="pt-BR"/>
+        </w:rPr>
+      </w:r>
+      <w:r>
+        <w:rPr>
+          <w:rFonts w:ascii="Arial" w:eastAsia="Times New Roman" w:hAnsi="Arial" w:cs="Arial"/>
+          <w:color w:val="000000"/>
+          <w:lang w:val="pt-PT" w:eastAsia="pt-BR"/>
+        </w:rPr>
+      </w:r>
+      <w:r>
+        <w:rPr>
+          <w:rFonts w:ascii="Arial" w:eastAsia="Times New Roman" w:hAnsi="Arial" w:cs="Arial"/>
+          <w:color w:val="000000"/>
+          <w:lang w:val="pt-PT" w:eastAsia="pt-BR"/>
+        </w:rPr>
+      </w:r>
+      <w:r>
+        <w:rPr>
+          <w:rFonts w:ascii="Arial" w:eastAsia="Times New Roman" w:hAnsi="Arial" w:cs="Arial"/>
+          <w:color w:val="000000"/>
+          <w:lang w:val="pt-PT" w:eastAsia="pt-BR"/>
+        </w:rPr>
+      </w:r>
+      <w:r>
+        <w:rPr>
+          <w:rFonts w:ascii="Arial" w:eastAsia="Times New Roman" w:hAnsi="Arial" w:cs="Arial"/>
+          <w:color w:val="000000"/>
+          <w:lang w:val="pt-PT" w:eastAsia="pt-BR"/>
+        </w:rPr>
+      </w:r>
+      <w:r>
+        <w:rPr>
+          <w:rFonts w:ascii="Arial" w:eastAsia="Times New Roman" w:hAnsi="Arial" w:cs="Arial"/>
+          <w:color w:val="000000"/>
+          <w:lang w:val="pt-PT" w:eastAsia="pt-BR"/>
+        </w:rPr>
+      </w:r>
+      <w:r>
+        <w:rPr>
+          <w:rFonts w:ascii="Arial" w:eastAsia="Times New Roman" w:hAnsi="Arial" w:cs="Arial"/>
+          <w:color w:val="000000"/>
+          <w:lang w:val="pt-PT" w:eastAsia="pt-BR"/>
+        </w:rPr>
+      </w:r>
+      <w:r>
+        <w:rPr>
+          <w:rFonts w:ascii="Arial" w:eastAsia="Times New Roman" w:hAnsi="Arial" w:cs="Arial"/>
+          <w:color w:val="000000"/>
+          <w:lang w:val="pt-PT" w:eastAsia="pt-BR"/>
+        </w:rPr>
+      </w:r>
+      <w:r>
+        <w:rPr>
+          <w:rFonts w:ascii="Arial" w:eastAsia="Times New Roman" w:hAnsi="Arial" w:cs="Arial"/>
+          <w:color w:val="000000"/>
+          <w:lang w:val="pt-PT" w:eastAsia="pt-BR"/>
+        </w:rPr>
+      </w:r>
+      <w:r>
+        <w:rPr>
+          <w:rFonts w:ascii="Arial" w:eastAsia="Times New Roman" w:hAnsi="Arial" w:cs="Arial"/>
+          <w:color w:val="000000"/>
+          <w:lang w:val="pt-PT" w:eastAsia="pt-BR"/>
+        </w:rPr>
+      </w:r>
+      <w:r>
+        <w:rPr>
+          <w:rFonts w:ascii="Arial" w:eastAsia="Times New Roman" w:hAnsi="Arial" w:cs="Arial"/>
+          <w:color w:val="000000"/>
+          <w:lang w:val="pt-PT" w:eastAsia="pt-BR"/>
+        </w:rPr>
+      </w:r>
+      <w:r>
+        <w:rPr>
+          <w:rFonts w:ascii="Arial" w:eastAsia="Times New Roman" w:hAnsi="Arial" w:cs="Arial"/>
+          <w:color w:val="000000"/>
+          <w:lang w:val="pt-PT" w:eastAsia="pt-BR"/>
+        </w:rPr>
+      </w:r>
+      <w:r>
+        <w:rPr>
+          <w:rFonts w:ascii="Arial" w:eastAsia="Times New Roman" w:hAnsi="Arial" w:cs="Arial"/>
+          <w:color w:val="000000"/>
+          <w:lang w:val="pt-PT" w:eastAsia="pt-BR"/>
+        </w:rPr>
+      </w:r>
+      <w:r>
+        <w:rPr>
+          <w:rFonts w:ascii="Arial" w:eastAsia="Times New Roman" w:hAnsi="Arial" w:cs="Arial"/>
+          <w:color w:val="000000"/>
+          <w:lang w:val="pt-PT" w:eastAsia="pt-BR"/>
+        </w:rPr>
+      </w:r>
+      <w:r>
+        <w:rPr>
+          <w:rFonts w:ascii="Arial" w:eastAsia="Times New Roman" w:hAnsi="Arial" w:cs="Arial"/>
+          <w:color w:val="000000"/>
+          <w:lang w:val="pt-PT" w:eastAsia="pt-BR"/>
+        </w:rPr>
+      </w:r>
+      <w:r>
+        <w:rPr>
+          <w:rFonts w:ascii="Arial" w:eastAsia="Times New Roman" w:hAnsi="Arial" w:cs="Arial"/>
+          <w:color w:val="000000"/>
+          <w:lang w:val="pt-PT" w:eastAsia="pt-BR"/>
+        </w:rPr>
+      </w:r>
+      <w:r>
+        <w:rPr>
+          <w:rFonts w:ascii="Arial" w:eastAsia="Times New Roman" w:hAnsi="Arial" w:cs="Arial"/>
+          <w:color w:val="000000"/>
+          <w:lang w:val="pt-PT" w:eastAsia="pt-BR"/>
+        </w:rPr>
+      </w:r>
+      <w:r>
+        <w:rPr>
+          <w:rFonts w:ascii="Arial" w:eastAsia="Times New Roman" w:hAnsi="Arial" w:cs="Arial"/>
+          <w:color w:val="000000"/>
+          <w:lang w:val="pt-PT" w:eastAsia="pt-BR"/>
+        </w:rPr>
+      </w:r>
+      <w:r>
+        <w:rPr>
+          <w:rFonts w:ascii="Arial" w:eastAsia="Times New Roman" w:hAnsi="Arial" w:cs="Arial"/>
+          <w:color w:val="000000"/>
+          <w:lang w:val="pt-PT" w:eastAsia="pt-BR"/>
+        </w:rPr>
+      </w:r>
+      <w:r>
+        <w:rPr>
+          <w:rFonts w:ascii="Arial" w:eastAsia="Times New Roman" w:hAnsi="Arial" w:cs="Arial"/>
+          <w:color w:val="000000"/>
+          <w:lang w:val="pt-PT" w:eastAsia="pt-BR"/>
+        </w:rPr>
+      </w:r>
+      <w:r>
+        <w:rPr>
+          <w:rFonts w:ascii="Arial" w:eastAsia="Times New Roman" w:hAnsi="Arial" w:cs="Arial"/>
+          <w:color w:val="000000"/>
+          <w:lang w:val="pt-PT" w:eastAsia="pt-BR"/>
+        </w:rPr>
+      </w:r>
+      <w:r>
+        <w:rPr>
+          <w:rFonts w:ascii="Arial" w:eastAsia="Times New Roman" w:hAnsi="Arial" w:cs="Arial"/>
+          <w:color w:val="000000"/>
+          <w:lang w:val="pt-PT" w:eastAsia="pt-BR"/>
+        </w:rPr>
+      </w:r>
+      <w:r>
+        <w:rPr>
+          <w:rFonts w:ascii="Arial" w:eastAsia="Times New Roman" w:hAnsi="Arial" w:cs="Arial"/>
+          <w:color w:val="000000"/>
+          <w:lang w:val="pt-PT" w:eastAsia="pt-BR"/>
+        </w:rPr>
+      </w:r>
+      <w:r>
+        <w:rPr>
+          <w:rFonts w:ascii="Arial" w:eastAsia="Times New Roman" w:hAnsi="Arial" w:cs="Arial"/>
+          <w:color w:val="000000"/>
+          <w:lang w:val="pt-PT" w:eastAsia="pt-BR"/>
+        </w:rPr>
+      </w:r>
+      <w:r>
+        <w:rPr>
+          <w:rFonts w:ascii="Arial" w:eastAsia="Times New Roman" w:hAnsi="Arial" w:cs="Arial"/>
+          <w:color w:val="000000"/>
+          <w:lang w:val="pt-PT" w:eastAsia="pt-BR"/>
+        </w:rPr>
+      </w:r>
+      <w:r>
+        <w:rPr>
+          <w:rFonts w:ascii="Arial" w:eastAsia="Times New Roman" w:hAnsi="Arial" w:cs="Arial"/>
+          <w:color w:val="000000"/>
+          <w:lang w:val="pt-PT" w:eastAsia="pt-BR"/>
+        </w:rPr>
+      </w:r>
+      <w:r>
+        <w:rPr>
+          <w:rFonts w:ascii="Arial" w:eastAsia="Times New Roman" w:hAnsi="Arial" w:cs="Arial"/>
+          <w:color w:val="000000"/>
+          <w:lang w:val="pt-PT" w:eastAsia="pt-BR"/>
+        </w:rPr>
+      </w:r>
+      <w:r>
+        <w:rPr>
+          <w:rFonts w:ascii="Arial" w:eastAsia="Times New Roman" w:hAnsi="Arial" w:cs="Arial"/>
+          <w:color w:val="000000"/>
+          <w:lang w:val="pt-PT" w:eastAsia="pt-BR"/>
+        </w:rPr>
+      </w:r>
+      <w:r>
+        <w:rPr>
+          <w:rFonts w:ascii="Arial" w:eastAsia="Times New Roman" w:hAnsi="Arial" w:cs="Arial"/>
+          <w:color w:val="000000"/>
+          <w:lang w:val="pt-PT" w:eastAsia="pt-BR"/>
+        </w:rPr>
+      </w:r>
+      <w:r>
+        <w:rPr>
+          <w:rFonts w:ascii="Arial" w:eastAsia="Times New Roman" w:hAnsi="Arial" w:cs="Arial"/>
+          <w:color w:val="000000"/>
+          <w:lang w:val="pt-PT" w:eastAsia="pt-BR"/>
+        </w:rPr>
+      </w:r>
+      <w:r>
+        <w:rPr>
+          <w:rFonts w:ascii="Arial" w:eastAsia="Times New Roman" w:hAnsi="Arial" w:cs="Arial"/>
+          <w:color w:val="000000"/>
+          <w:lang w:val="pt-PT" w:eastAsia="pt-BR"/>
+        </w:rPr>
+      </w:r>
+      <w:r>
+        <w:rPr>
+          <w:rFonts w:ascii="Arial" w:eastAsia="Times New Roman" w:hAnsi="Arial" w:cs="Arial"/>
+          <w:color w:val="000000"/>
+          <w:lang w:val="pt-PT" w:eastAsia="pt-BR"/>
+        </w:rPr>
+      </w:r>
+      <w:r>
+        <w:rPr>
+          <w:rFonts w:ascii="Arial" w:eastAsia="Times New Roman" w:hAnsi="Arial" w:cs="Arial"/>
+          <w:color w:val="000000"/>
+          <w:lang w:val="pt-PT" w:eastAsia="pt-BR"/>
+        </w:rPr>
       </w:r>
     </w:p>
     <w:p>
@@ -11814,42 +11534,37 @@
           <w:rFonts w:ascii="Arial" w:eastAsia="Times New Roman" w:hAnsi="Arial" w:cs="Arial"/>
           <w:lang w:val="pt-PT" w:eastAsia="pt-BR"/>
         </w:rPr>
-        <w:t xml:space="preserve">Esforce-se para servir </w:t>
-      </w:r>
-      <w:r>
-        <w:rPr>
-          <w:rFonts w:ascii="Arial" w:eastAsia="Times New Roman" w:hAnsi="Arial" w:cs="Arial"/>
-          <w:lang w:val="pt-PT" w:eastAsia="pt-BR"/>
-        </w:rPr>
-        <w:t>hidromel</w:t>
-      </w:r>
-      <w:r>
-        <w:rPr>
-          <w:rFonts w:ascii="Arial" w:eastAsia="Times New Roman" w:hAnsi="Arial" w:cs="Arial"/>
-          <w:lang w:val="pt-PT" w:eastAsia="pt-BR"/>
-        </w:rPr>
-        <w:t>s e peradas</w:t>
-      </w:r>
-      <w:r>
-        <w:rPr>
-          <w:rFonts w:ascii="Arial" w:eastAsia="Times New Roman" w:hAnsi="Arial" w:cs="Arial"/>
-          <w:lang w:val="pt-PT" w:eastAsia="pt-BR"/>
-        </w:rPr>
-        <w:t xml:space="preserve"> com diferentes níveis de </w:t>
-      </w:r>
-      <w:r>
-        <w:rPr>
-          <w:rFonts w:ascii="Arial" w:eastAsia="Times New Roman" w:hAnsi="Arial" w:cs="Arial"/>
-          <w:lang w:val="pt-PT" w:eastAsia="pt-BR"/>
-        </w:rPr>
-        <w:t>dulçor</w:t>
-      </w:r>
-      <w:r>
-        <w:rPr>
-          <w:rFonts w:ascii="Arial" w:eastAsia="Times New Roman" w:hAnsi="Arial" w:cs="Arial"/>
-          <w:lang w:val="pt-PT" w:eastAsia="pt-BR"/>
-        </w:rPr>
-        <w:t xml:space="preserve"> e carbonação.</w:t>
+        <w:t>Esforce-se para servir hidroméis e peradas com diferentes níveis de dulçor e carbonação.</w:t>
+      </w:r>
+      <w:r>
+        <w:rPr>
+          <w:rFonts w:ascii="Arial" w:eastAsia="Times New Roman" w:hAnsi="Arial" w:cs="Arial"/>
+          <w:lang w:val="pt-PT" w:eastAsia="pt-BR"/>
+        </w:rPr>
+      </w:r>
+      <w:r>
+        <w:rPr>
+          <w:rFonts w:ascii="Arial" w:eastAsia="Times New Roman" w:hAnsi="Arial" w:cs="Arial"/>
+          <w:lang w:val="pt-PT" w:eastAsia="pt-BR"/>
+        </w:rPr>
+      </w:r>
+      <w:r>
+        <w:rPr>
+          <w:rFonts w:ascii="Arial" w:eastAsia="Times New Roman" w:hAnsi="Arial" w:cs="Arial"/>
+          <w:lang w:val="pt-PT" w:eastAsia="pt-BR"/>
+        </w:rPr>
+      </w:r>
+      <w:r>
+        <w:rPr>
+          <w:rFonts w:ascii="Arial" w:eastAsia="Times New Roman" w:hAnsi="Arial" w:cs="Arial"/>
+          <w:lang w:val="pt-PT" w:eastAsia="pt-BR"/>
+        </w:rPr>
+      </w:r>
+      <w:r>
+        <w:rPr>
+          <w:rFonts w:ascii="Arial" w:eastAsia="Times New Roman" w:hAnsi="Arial" w:cs="Arial"/>
+          <w:lang w:val="pt-PT" w:eastAsia="pt-BR"/>
+        </w:rPr>
       </w:r>
     </w:p>
     <w:p>
@@ -11867,49 +11582,43 @@
           <w:rFonts w:ascii="Arial" w:eastAsia="Times New Roman" w:hAnsi="Arial" w:cs="Arial"/>
           <w:lang w:val="pt-PT" w:eastAsia="pt-BR"/>
         </w:rPr>
-        <w:t>1. M1A Traditional Dry Mead,</w:t>
-      </w:r>
-      <w:r>
-        <w:rPr>
-          <w:rFonts w:ascii="Arial" w:eastAsia="Times New Roman" w:hAnsi="Arial" w:cs="Arial"/>
-          <w:lang w:val="pt-PT" w:eastAsia="pt-BR"/>
-        </w:rPr>
-        <w:t xml:space="preserve"> </w:t>
-      </w:r>
-      <w:r>
-        <w:rPr>
-          <w:rFonts w:ascii="Arial" w:eastAsia="Times New Roman" w:hAnsi="Arial" w:cs="Arial"/>
-          <w:lang w:val="pt-PT" w:eastAsia="pt-BR"/>
-        </w:rPr>
-        <w:t>carbonatação frisante, dulçor seco, teror alcoólico</w:t>
-      </w:r>
-      <w:r>
-        <w:rPr>
-          <w:rFonts w:ascii="Arial" w:eastAsia="Times New Roman" w:hAnsi="Arial" w:cs="Arial"/>
-          <w:lang w:val="pt-PT" w:eastAsia="pt-BR"/>
-        </w:rPr>
-        <w:t xml:space="preserve"> médio, mel de </w:t>
-      </w:r>
-      <w:r>
-        <w:rPr>
-          <w:rFonts w:ascii="Arial" w:eastAsia="Times New Roman" w:hAnsi="Arial" w:cs="Arial"/>
-          <w:lang w:val="pt-PT" w:eastAsia="pt-BR"/>
-        </w:rPr>
-        <w:t xml:space="preserve">flor de </w:t>
-      </w:r>
-      <w:r>
-        <w:rPr>
-          <w:rFonts w:ascii="Arial" w:eastAsia="Times New Roman" w:hAnsi="Arial" w:cs="Arial"/>
-          <w:lang w:val="pt-PT" w:eastAsia="pt-BR"/>
-        </w:rPr>
-        <w:t xml:space="preserve">Tupelo – </w:t>
-      </w:r>
-      <w:r>
-        <w:rPr>
-          <w:rFonts w:ascii="Arial" w:eastAsia="Times New Roman" w:hAnsi="Arial" w:cs="Arial"/>
-          <w:lang w:val="pt-PT" w:eastAsia="pt-BR"/>
-        </w:rPr>
-        <w:t>sem defeitos, exemplar excepcional</w:t>
+        <w:t>1. M1A Traditional Dry Mead, carbonatação frisante, dulçor seco, teor alcoólico médio, mel de flor de Tupelo – sem defeitos, exemplar excepcional</w:t>
+      </w:r>
+      <w:r>
+        <w:rPr>
+          <w:rFonts w:ascii="Arial" w:eastAsia="Times New Roman" w:hAnsi="Arial" w:cs="Arial"/>
+          <w:lang w:val="pt-PT" w:eastAsia="pt-BR"/>
+        </w:rPr>
+      </w:r>
+      <w:r>
+        <w:rPr>
+          <w:rFonts w:ascii="Arial" w:eastAsia="Times New Roman" w:hAnsi="Arial" w:cs="Arial"/>
+          <w:lang w:val="pt-PT" w:eastAsia="pt-BR"/>
+        </w:rPr>
+      </w:r>
+      <w:r>
+        <w:rPr>
+          <w:rFonts w:ascii="Arial" w:eastAsia="Times New Roman" w:hAnsi="Arial" w:cs="Arial"/>
+          <w:lang w:val="pt-PT" w:eastAsia="pt-BR"/>
+        </w:rPr>
+      </w:r>
+      <w:r>
+        <w:rPr>
+          <w:rFonts w:ascii="Arial" w:eastAsia="Times New Roman" w:hAnsi="Arial" w:cs="Arial"/>
+          <w:lang w:val="pt-PT" w:eastAsia="pt-BR"/>
+        </w:rPr>
+      </w:r>
+      <w:r>
+        <w:rPr>
+          <w:rFonts w:ascii="Arial" w:eastAsia="Times New Roman" w:hAnsi="Arial" w:cs="Arial"/>
+          <w:lang w:val="pt-PT" w:eastAsia="pt-BR"/>
+        </w:rPr>
+      </w:r>
+      <w:r>
+        <w:rPr>
+          <w:rFonts w:ascii="Arial" w:eastAsia="Times New Roman" w:hAnsi="Arial" w:cs="Arial"/>
+          <w:lang w:val="pt-PT" w:eastAsia="pt-BR"/>
+        </w:rPr>
       </w:r>
     </w:p>
     <w:p>
@@ -12106,341 +11815,299 @@
           <w:rFonts w:ascii="Arial" w:eastAsia="Times New Roman" w:hAnsi="Arial" w:cs="Arial"/>
           <w:lang w:val="pt-PT" w:eastAsia="pt-BR"/>
         </w:rPr>
-        <w:t xml:space="preserve">Embora apenas uma </w:t>
-      </w:r>
-      <w:r>
-        <w:rPr>
-          <w:rFonts w:ascii="Arial" w:eastAsia="Times New Roman" w:hAnsi="Arial" w:cs="Arial"/>
-          <w:lang w:val="pt-PT" w:eastAsia="pt-BR"/>
-        </w:rPr>
-        <w:t>combinação</w:t>
-      </w:r>
-      <w:r>
-        <w:rPr>
-          <w:rFonts w:ascii="Arial" w:eastAsia="Times New Roman" w:hAnsi="Arial" w:cs="Arial"/>
-          <w:lang w:val="pt-PT" w:eastAsia="pt-BR"/>
-        </w:rPr>
-        <w:t xml:space="preserve"> hipotética </w:t>
-      </w:r>
-      <w:r>
-        <w:rPr>
-          <w:rFonts w:ascii="Arial" w:eastAsia="Times New Roman" w:hAnsi="Arial" w:cs="Arial"/>
-          <w:color w:val="000000"/>
-          <w:lang w:val="pt-PT" w:eastAsia="pt-BR"/>
-        </w:rPr>
-        <w:t xml:space="preserve">de </w:t>
-      </w:r>
-      <w:r>
-        <w:rPr>
-          <w:rFonts w:ascii="Arial" w:eastAsia="Times New Roman" w:hAnsi="Arial" w:cs="Arial"/>
-          <w:color w:val="000000"/>
-          <w:lang w:val="pt-PT" w:eastAsia="pt-BR"/>
-        </w:rPr>
-        <w:t>hidrom</w:t>
-      </w:r>
-      <w:r>
-        <w:rPr>
-          <w:rFonts w:ascii="Arial" w:eastAsia="Times New Roman" w:hAnsi="Arial" w:cs="Arial"/>
-          <w:color w:val="000000"/>
-          <w:lang w:val="pt-PT" w:eastAsia="pt-BR"/>
-        </w:rPr>
-        <w:t>éis</w:t>
-      </w:r>
-      <w:r>
-        <w:rPr>
-          <w:rFonts w:ascii="Arial" w:eastAsia="Times New Roman" w:hAnsi="Arial" w:cs="Arial"/>
-          <w:color w:val="000000"/>
-          <w:lang w:val="pt-PT" w:eastAsia="pt-BR"/>
-        </w:rPr>
-        <w:t>, esta</w:t>
-      </w:r>
-      <w:r>
-        <w:rPr>
-          <w:rFonts w:ascii="Arial" w:eastAsia="Times New Roman" w:hAnsi="Arial" w:cs="Arial"/>
-          <w:color w:val="000000"/>
-          <w:lang w:val="pt-PT" w:eastAsia="pt-BR"/>
-        </w:rPr>
-        <w:t xml:space="preserve"> cobre uma gama de estilos, cores, </w:t>
-      </w:r>
-      <w:r>
-        <w:rPr>
-          <w:rFonts w:ascii="Arial" w:eastAsia="Times New Roman" w:hAnsi="Arial" w:cs="Arial"/>
-          <w:color w:val="000000"/>
-          <w:lang w:val="pt-PT" w:eastAsia="pt-BR"/>
-        </w:rPr>
-        <w:t>teores alcoólicos</w:t>
-      </w:r>
-      <w:r>
-        <w:rPr>
-          <w:rFonts w:ascii="Arial" w:eastAsia="Times New Roman" w:hAnsi="Arial" w:cs="Arial"/>
-          <w:color w:val="000000"/>
-          <w:lang w:val="pt-PT" w:eastAsia="pt-BR"/>
-        </w:rPr>
-        <w:t xml:space="preserve"> e </w:t>
-      </w:r>
-      <w:r>
-        <w:rPr>
-          <w:rFonts w:ascii="Arial" w:eastAsia="Times New Roman" w:hAnsi="Arial" w:cs="Arial"/>
-          <w:color w:val="000000"/>
-          <w:lang w:val="pt-PT" w:eastAsia="pt-BR"/>
-        </w:rPr>
-        <w:t>tipo</w:t>
-      </w:r>
-      <w:r>
-        <w:rPr>
-          <w:rFonts w:ascii="Arial" w:eastAsia="Times New Roman" w:hAnsi="Arial" w:cs="Arial"/>
-          <w:color w:val="000000"/>
-          <w:lang w:val="pt-PT" w:eastAsia="pt-BR"/>
-        </w:rPr>
-        <w:t xml:space="preserve">. O intervalo apropriado </w:t>
-      </w:r>
-      <w:r>
-        <w:rPr>
-          <w:rFonts w:ascii="Arial" w:eastAsia="Times New Roman" w:hAnsi="Arial" w:cs="Arial"/>
-          <w:color w:val="000000"/>
-          <w:lang w:val="pt-PT" w:eastAsia="pt-BR"/>
-        </w:rPr>
-        <w:t>na</w:t>
-      </w:r>
-      <w:r>
-        <w:rPr>
-          <w:rFonts w:ascii="Arial" w:eastAsia="Times New Roman" w:hAnsi="Arial" w:cs="Arial"/>
-          <w:color w:val="000000"/>
-          <w:lang w:val="pt-PT" w:eastAsia="pt-BR"/>
-        </w:rPr>
-        <w:t xml:space="preserve"> </w:t>
-      </w:r>
-      <w:r>
-        <w:rPr>
-          <w:rFonts w:ascii="Arial" w:eastAsia="Times New Roman" w:hAnsi="Arial" w:cs="Arial"/>
-          <w:color w:val="000000"/>
-          <w:lang w:val="pt-PT" w:eastAsia="pt-BR"/>
-        </w:rPr>
-        <w:t>pon</w:t>
-      </w:r>
-      <w:r>
-        <w:rPr>
-          <w:rFonts w:ascii="Arial" w:eastAsia="Times New Roman" w:hAnsi="Arial" w:cs="Arial"/>
-          <w:color w:val="000000"/>
-          <w:lang w:val="pt-PT" w:eastAsia="pt-BR"/>
-        </w:rPr>
-        <w:t>tuação</w:t>
-      </w:r>
-      <w:r>
-        <w:rPr>
-          <w:rFonts w:ascii="Arial" w:eastAsia="Times New Roman" w:hAnsi="Arial" w:cs="Arial"/>
-          <w:color w:val="000000"/>
-          <w:lang w:val="pt-PT" w:eastAsia="pt-BR"/>
-        </w:rPr>
-        <w:t xml:space="preserve"> </w:t>
-      </w:r>
-      <w:r>
-        <w:rPr>
-          <w:rFonts w:ascii="Arial" w:eastAsia="Times New Roman" w:hAnsi="Arial" w:cs="Arial"/>
-          <w:color w:val="000000"/>
-          <w:lang w:val="pt-PT" w:eastAsia="pt-BR"/>
-        </w:rPr>
-        <w:t>normalmente</w:t>
-      </w:r>
-      <w:r>
-        <w:rPr>
-          <w:rFonts w:ascii="Arial" w:eastAsia="Times New Roman" w:hAnsi="Arial" w:cs="Arial"/>
-          <w:color w:val="000000"/>
-          <w:lang w:val="pt-PT" w:eastAsia="pt-BR"/>
-        </w:rPr>
-        <w:t xml:space="preserve"> </w:t>
-      </w:r>
-      <w:r>
-        <w:rPr>
-          <w:rFonts w:ascii="Arial" w:eastAsia="Times New Roman" w:hAnsi="Arial" w:cs="Arial"/>
-          <w:color w:val="000000"/>
-          <w:lang w:val="pt-PT" w:eastAsia="pt-BR"/>
-        </w:rPr>
-        <w:t>varia</w:t>
-      </w:r>
-      <w:r>
-        <w:rPr>
-          <w:rFonts w:ascii="Arial" w:eastAsia="Times New Roman" w:hAnsi="Arial" w:cs="Arial"/>
-          <w:color w:val="000000"/>
-          <w:lang w:val="pt-PT" w:eastAsia="pt-BR"/>
-        </w:rPr>
-        <w:t xml:space="preserve"> </w:t>
-      </w:r>
-      <w:r>
-        <w:rPr>
-          <w:rFonts w:ascii="Arial" w:eastAsia="Times New Roman" w:hAnsi="Arial" w:cs="Arial"/>
-          <w:color w:val="000000"/>
-          <w:lang w:val="pt-PT" w:eastAsia="pt-BR"/>
-        </w:rPr>
-        <w:t>de 11</w:t>
-      </w:r>
-      <w:r>
-        <w:rPr>
-          <w:rFonts w:ascii="Arial" w:eastAsia="Times New Roman" w:hAnsi="Arial" w:cs="Arial"/>
-          <w:color w:val="000000"/>
-          <w:lang w:val="pt-PT" w:eastAsia="pt-BR"/>
-        </w:rPr>
-        <w:t>/</w:t>
-      </w:r>
-      <w:r>
-        <w:rPr>
-          <w:rFonts w:ascii="Arial" w:eastAsia="Times New Roman" w:hAnsi="Arial" w:cs="Arial"/>
-          <w:color w:val="000000"/>
-          <w:lang w:val="pt-PT" w:eastAsia="pt-BR"/>
-        </w:rPr>
-        <w:t>13</w:t>
-      </w:r>
-      <w:r>
-        <w:rPr>
-          <w:rFonts w:ascii="Arial" w:eastAsia="Times New Roman" w:hAnsi="Arial" w:cs="Arial"/>
-          <w:color w:val="000000"/>
-          <w:lang w:val="pt-PT" w:eastAsia="pt-BR"/>
-        </w:rPr>
-        <w:t xml:space="preserve"> até </w:t>
-      </w:r>
-      <w:r>
-        <w:rPr>
-          <w:rFonts w:ascii="Arial" w:eastAsia="Times New Roman" w:hAnsi="Arial" w:cs="Arial"/>
-          <w:color w:val="000000"/>
-          <w:lang w:val="pt-PT" w:eastAsia="pt-BR"/>
-        </w:rPr>
-        <w:t>44</w:t>
-      </w:r>
-      <w:r>
-        <w:rPr>
-          <w:rFonts w:ascii="Arial" w:eastAsia="Times New Roman" w:hAnsi="Arial" w:cs="Arial"/>
-          <w:color w:val="000000"/>
-          <w:lang w:val="pt-PT" w:eastAsia="pt-BR"/>
-        </w:rPr>
-        <w:t>/</w:t>
-      </w:r>
-      <w:r>
-        <w:rPr>
-          <w:rFonts w:ascii="Arial" w:eastAsia="Times New Roman" w:hAnsi="Arial" w:cs="Arial"/>
-          <w:color w:val="000000"/>
-          <w:lang w:val="pt-PT" w:eastAsia="pt-BR"/>
-        </w:rPr>
-        <w:t>46</w:t>
-      </w:r>
-      <w:r>
-        <w:rPr>
-          <w:rFonts w:ascii="Arial" w:eastAsia="Times New Roman" w:hAnsi="Arial" w:cs="Arial"/>
-          <w:color w:val="000000"/>
-          <w:lang w:val="pt-PT" w:eastAsia="pt-BR"/>
-        </w:rPr>
-        <w:t>.</w:t>
-      </w:r>
-      <w:r>
-        <w:rPr>
-          <w:rFonts w:ascii="Arial" w:eastAsia="Times New Roman" w:hAnsi="Arial" w:cs="Arial"/>
-          <w:color w:val="000000"/>
-          <w:lang w:val="pt-PT" w:eastAsia="pt-BR"/>
-        </w:rPr>
-        <w:t xml:space="preserve"> </w:t>
-      </w:r>
-      <w:r>
-        <w:rPr>
-          <w:rFonts w:ascii="Arial" w:eastAsia="Times New Roman" w:hAnsi="Arial" w:cs="Arial"/>
-          <w:color w:val="000000"/>
-          <w:lang w:val="pt-PT" w:eastAsia="pt-BR"/>
-        </w:rPr>
-        <w:t xml:space="preserve">As </w:t>
-      </w:r>
-      <w:r>
-        <w:rPr>
-          <w:rFonts w:ascii="Arial" w:eastAsia="Times New Roman" w:hAnsi="Arial" w:cs="Arial"/>
-          <w:color w:val="000000"/>
-          <w:lang w:val="pt-PT" w:eastAsia="pt-BR"/>
-        </w:rPr>
-        <w:t>hidroméis</w:t>
-      </w:r>
-      <w:r>
-        <w:rPr>
-          <w:rFonts w:ascii="Arial" w:eastAsia="Times New Roman" w:hAnsi="Arial" w:cs="Arial"/>
-          <w:color w:val="000000"/>
-          <w:lang w:val="pt-PT" w:eastAsia="pt-BR"/>
-        </w:rPr>
-        <w:t xml:space="preserve"> devem ser apresentadas aos </w:t>
-      </w:r>
-      <w:r>
-        <w:rPr>
-          <w:rFonts w:ascii="Arial" w:eastAsia="Times New Roman" w:hAnsi="Arial" w:cs="Arial"/>
-          <w:color w:val="000000"/>
-          <w:lang w:val="pt-PT" w:eastAsia="pt-BR"/>
-        </w:rPr>
-        <w:t>C</w:t>
-      </w:r>
-      <w:r>
-        <w:rPr>
-          <w:rFonts w:ascii="Arial" w:eastAsia="Times New Roman" w:hAnsi="Arial" w:cs="Arial"/>
-          <w:color w:val="000000"/>
-          <w:lang w:val="pt-PT" w:eastAsia="pt-BR"/>
-        </w:rPr>
-        <w:t xml:space="preserve">andidatos por ordem </w:t>
-      </w:r>
-      <w:r>
-        <w:rPr>
-          <w:rFonts w:ascii="Arial" w:eastAsia="Times New Roman" w:hAnsi="Arial" w:cs="Arial"/>
-          <w:color w:val="000000"/>
-          <w:lang w:val="pt-PT" w:eastAsia="pt-BR"/>
-        </w:rPr>
-        <w:t xml:space="preserve">crescente </w:t>
-      </w:r>
-      <w:r>
-        <w:rPr>
-          <w:rFonts w:ascii="Arial" w:eastAsia="Times New Roman" w:hAnsi="Arial" w:cs="Arial"/>
-          <w:color w:val="000000"/>
-          <w:lang w:val="pt-PT" w:eastAsia="pt-BR"/>
-        </w:rPr>
-        <w:t>de assertividade dos sabores do estilo (como se faria</w:t>
-      </w:r>
-      <w:r>
-        <w:rPr>
-          <w:rFonts w:ascii="Arial" w:eastAsia="Times New Roman" w:hAnsi="Arial" w:cs="Arial"/>
-          <w:color w:val="000000"/>
-          <w:lang w:val="pt-PT" w:eastAsia="pt-BR"/>
-        </w:rPr>
-        <w:t xml:space="preserve"> com os</w:t>
-      </w:r>
-      <w:r>
-        <w:rPr>
-          <w:rFonts w:ascii="Arial" w:eastAsia="Times New Roman" w:hAnsi="Arial" w:cs="Arial"/>
-          <w:color w:val="000000"/>
-          <w:lang w:val="pt-PT" w:eastAsia="pt-BR"/>
-        </w:rPr>
-        <w:t xml:space="preserve"> voos </w:t>
-      </w:r>
-      <w:r>
-        <w:rPr>
-          <w:rFonts w:ascii="Arial" w:eastAsia="Times New Roman" w:hAnsi="Arial" w:cs="Arial"/>
-          <w:color w:val="000000"/>
-          <w:lang w:val="pt-PT" w:eastAsia="pt-BR"/>
-        </w:rPr>
-        <w:t>em uma competição</w:t>
-      </w:r>
-      <w:r>
-        <w:rPr>
-          <w:rFonts w:ascii="Arial" w:eastAsia="Times New Roman" w:hAnsi="Arial" w:cs="Arial"/>
-          <w:color w:val="000000"/>
-          <w:lang w:val="pt-PT" w:eastAsia="pt-BR"/>
-        </w:rPr>
-        <w:t xml:space="preserve"> de </w:t>
-      </w:r>
-      <w:r>
-        <w:rPr>
-          <w:rFonts w:ascii="Arial" w:eastAsia="Times New Roman" w:hAnsi="Arial" w:cs="Arial"/>
-          <w:color w:val="000000"/>
-          <w:lang w:val="pt-PT" w:eastAsia="pt-BR"/>
-        </w:rPr>
-        <w:t>hidromel</w:t>
-      </w:r>
-      <w:r>
-        <w:rPr>
-          <w:rFonts w:ascii="Arial" w:eastAsia="Times New Roman" w:hAnsi="Arial" w:cs="Arial"/>
-          <w:color w:val="000000"/>
-          <w:lang w:val="pt-PT" w:eastAsia="pt-BR"/>
-        </w:rPr>
-        <w:t>s).</w:t>
+        <w:t>Embora apenas uma combinação hipotética de hidroméis, esta cobre uma gama de estilos, cores, teores alcoólicos e tipo. O intervalo apropriado na pontuação normalmente varia de 11/13 até 44/46. As hidroméis devem ser apresentadas aos Candidatos por ordem crescente de assertividade dos sabores do estilo (como se faria com os voos em uma competição de hidroméis).</w:t>
+      </w:r>
+      <w:r>
+        <w:rPr>
+          <w:rFonts w:ascii="Arial" w:eastAsia="Times New Roman" w:hAnsi="Arial" w:cs="Arial"/>
+          <w:lang w:val="pt-PT" w:eastAsia="pt-BR"/>
+        </w:rPr>
+      </w:r>
+      <w:r>
+        <w:rPr>
+          <w:rFonts w:ascii="Arial" w:eastAsia="Times New Roman" w:hAnsi="Arial" w:cs="Arial"/>
+          <w:lang w:val="pt-PT" w:eastAsia="pt-BR"/>
+        </w:rPr>
+      </w:r>
+      <w:r>
+        <w:rPr>
+          <w:rFonts w:ascii="Arial" w:eastAsia="Times New Roman" w:hAnsi="Arial" w:cs="Arial"/>
+          <w:color w:val="000000"/>
+          <w:lang w:val="pt-PT" w:eastAsia="pt-BR"/>
+        </w:rPr>
+      </w:r>
+      <w:r>
+        <w:rPr>
+          <w:rFonts w:ascii="Arial" w:eastAsia="Times New Roman" w:hAnsi="Arial" w:cs="Arial"/>
+          <w:color w:val="000000"/>
+          <w:lang w:val="pt-PT" w:eastAsia="pt-BR"/>
+        </w:rPr>
+      </w:r>
+      <w:r>
+        <w:rPr>
+          <w:rFonts w:ascii="Arial" w:eastAsia="Times New Roman" w:hAnsi="Arial" w:cs="Arial"/>
+          <w:color w:val="000000"/>
+          <w:lang w:val="pt-PT" w:eastAsia="pt-BR"/>
+        </w:rPr>
+      </w:r>
+      <w:r>
+        <w:rPr>
+          <w:rFonts w:ascii="Arial" w:eastAsia="Times New Roman" w:hAnsi="Arial" w:cs="Arial"/>
+          <w:color w:val="000000"/>
+          <w:lang w:val="pt-PT" w:eastAsia="pt-BR"/>
+        </w:rPr>
+      </w:r>
+      <w:r>
+        <w:rPr>
+          <w:rFonts w:ascii="Arial" w:eastAsia="Times New Roman" w:hAnsi="Arial" w:cs="Arial"/>
+          <w:color w:val="000000"/>
+          <w:lang w:val="pt-PT" w:eastAsia="pt-BR"/>
+        </w:rPr>
+      </w:r>
+      <w:r>
+        <w:rPr>
+          <w:rFonts w:ascii="Arial" w:eastAsia="Times New Roman" w:hAnsi="Arial" w:cs="Arial"/>
+          <w:color w:val="000000"/>
+          <w:lang w:val="pt-PT" w:eastAsia="pt-BR"/>
+        </w:rPr>
+      </w:r>
+      <w:r>
+        <w:rPr>
+          <w:rFonts w:ascii="Arial" w:eastAsia="Times New Roman" w:hAnsi="Arial" w:cs="Arial"/>
+          <w:color w:val="000000"/>
+          <w:lang w:val="pt-PT" w:eastAsia="pt-BR"/>
+        </w:rPr>
+      </w:r>
+      <w:r>
+        <w:rPr>
+          <w:rFonts w:ascii="Arial" w:eastAsia="Times New Roman" w:hAnsi="Arial" w:cs="Arial"/>
+          <w:color w:val="000000"/>
+          <w:lang w:val="pt-PT" w:eastAsia="pt-BR"/>
+        </w:rPr>
+      </w:r>
+      <w:r>
+        <w:rPr>
+          <w:rFonts w:ascii="Arial" w:eastAsia="Times New Roman" w:hAnsi="Arial" w:cs="Arial"/>
+          <w:color w:val="000000"/>
+          <w:lang w:val="pt-PT" w:eastAsia="pt-BR"/>
+        </w:rPr>
+      </w:r>
+      <w:r>
+        <w:rPr>
+          <w:rFonts w:ascii="Arial" w:eastAsia="Times New Roman" w:hAnsi="Arial" w:cs="Arial"/>
+          <w:color w:val="000000"/>
+          <w:lang w:val="pt-PT" w:eastAsia="pt-BR"/>
+        </w:rPr>
+      </w:r>
+      <w:r>
+        <w:rPr>
+          <w:rFonts w:ascii="Arial" w:eastAsia="Times New Roman" w:hAnsi="Arial" w:cs="Arial"/>
+          <w:color w:val="000000"/>
+          <w:lang w:val="pt-PT" w:eastAsia="pt-BR"/>
+        </w:rPr>
+      </w:r>
+      <w:r>
+        <w:rPr>
+          <w:rFonts w:ascii="Arial" w:eastAsia="Times New Roman" w:hAnsi="Arial" w:cs="Arial"/>
+          <w:color w:val="000000"/>
+          <w:lang w:val="pt-PT" w:eastAsia="pt-BR"/>
+        </w:rPr>
+      </w:r>
+      <w:r>
+        <w:rPr>
+          <w:rFonts w:ascii="Arial" w:eastAsia="Times New Roman" w:hAnsi="Arial" w:cs="Arial"/>
+          <w:color w:val="000000"/>
+          <w:lang w:val="pt-PT" w:eastAsia="pt-BR"/>
+        </w:rPr>
+      </w:r>
+      <w:r>
+        <w:rPr>
+          <w:rFonts w:ascii="Arial" w:eastAsia="Times New Roman" w:hAnsi="Arial" w:cs="Arial"/>
+          <w:color w:val="000000"/>
+          <w:lang w:val="pt-PT" w:eastAsia="pt-BR"/>
+        </w:rPr>
+      </w:r>
+      <w:r>
+        <w:rPr>
+          <w:rFonts w:ascii="Arial" w:eastAsia="Times New Roman" w:hAnsi="Arial" w:cs="Arial"/>
+          <w:color w:val="000000"/>
+          <w:lang w:val="pt-PT" w:eastAsia="pt-BR"/>
+        </w:rPr>
+      </w:r>
+      <w:r>
+        <w:rPr>
+          <w:rFonts w:ascii="Arial" w:eastAsia="Times New Roman" w:hAnsi="Arial" w:cs="Arial"/>
+          <w:color w:val="000000"/>
+          <w:lang w:val="pt-PT" w:eastAsia="pt-BR"/>
+        </w:rPr>
+      </w:r>
+      <w:r>
+        <w:rPr>
+          <w:rFonts w:ascii="Arial" w:eastAsia="Times New Roman" w:hAnsi="Arial" w:cs="Arial"/>
+          <w:color w:val="000000"/>
+          <w:lang w:val="pt-PT" w:eastAsia="pt-BR"/>
+        </w:rPr>
+      </w:r>
+      <w:r>
+        <w:rPr>
+          <w:rFonts w:ascii="Arial" w:eastAsia="Times New Roman" w:hAnsi="Arial" w:cs="Arial"/>
+          <w:color w:val="000000"/>
+          <w:lang w:val="pt-PT" w:eastAsia="pt-BR"/>
+        </w:rPr>
+      </w:r>
+      <w:r>
+        <w:rPr>
+          <w:rFonts w:ascii="Arial" w:eastAsia="Times New Roman" w:hAnsi="Arial" w:cs="Arial"/>
+          <w:color w:val="000000"/>
+          <w:lang w:val="pt-PT" w:eastAsia="pt-BR"/>
+        </w:rPr>
+      </w:r>
+      <w:r>
+        <w:rPr>
+          <w:rFonts w:ascii="Arial" w:eastAsia="Times New Roman" w:hAnsi="Arial" w:cs="Arial"/>
+          <w:color w:val="000000"/>
+          <w:lang w:val="pt-PT" w:eastAsia="pt-BR"/>
+        </w:rPr>
+      </w:r>
+      <w:r>
+        <w:rPr>
+          <w:rFonts w:ascii="Arial" w:eastAsia="Times New Roman" w:hAnsi="Arial" w:cs="Arial"/>
+          <w:color w:val="000000"/>
+          <w:lang w:val="pt-PT" w:eastAsia="pt-BR"/>
+        </w:rPr>
+      </w:r>
+      <w:r>
+        <w:rPr>
+          <w:rFonts w:ascii="Arial" w:eastAsia="Times New Roman" w:hAnsi="Arial" w:cs="Arial"/>
+          <w:color w:val="000000"/>
+          <w:lang w:val="pt-PT" w:eastAsia="pt-BR"/>
+        </w:rPr>
+      </w:r>
+      <w:r>
+        <w:rPr>
+          <w:rFonts w:ascii="Arial" w:eastAsia="Times New Roman" w:hAnsi="Arial" w:cs="Arial"/>
+          <w:color w:val="000000"/>
+          <w:lang w:val="pt-PT" w:eastAsia="pt-BR"/>
+        </w:rPr>
+      </w:r>
+      <w:r>
+        <w:rPr>
+          <w:rFonts w:ascii="Arial" w:eastAsia="Times New Roman" w:hAnsi="Arial" w:cs="Arial"/>
+          <w:color w:val="000000"/>
+          <w:lang w:val="pt-PT" w:eastAsia="pt-BR"/>
+        </w:rPr>
+      </w:r>
+      <w:r>
+        <w:rPr>
+          <w:rFonts w:ascii="Arial" w:eastAsia="Times New Roman" w:hAnsi="Arial" w:cs="Arial"/>
+          <w:color w:val="000000"/>
+          <w:lang w:val="pt-PT" w:eastAsia="pt-BR"/>
+        </w:rPr>
+      </w:r>
+      <w:r>
+        <w:rPr>
+          <w:rFonts w:ascii="Arial" w:eastAsia="Times New Roman" w:hAnsi="Arial" w:cs="Arial"/>
+          <w:color w:val="000000"/>
+          <w:lang w:val="pt-PT" w:eastAsia="pt-BR"/>
+        </w:rPr>
+      </w:r>
+      <w:r>
+        <w:rPr>
+          <w:rFonts w:ascii="Arial" w:eastAsia="Times New Roman" w:hAnsi="Arial" w:cs="Arial"/>
+          <w:color w:val="000000"/>
+          <w:lang w:val="pt-PT" w:eastAsia="pt-BR"/>
+        </w:rPr>
+      </w:r>
+      <w:r>
+        <w:rPr>
+          <w:rFonts w:ascii="Arial" w:eastAsia="Times New Roman" w:hAnsi="Arial" w:cs="Arial"/>
+          <w:color w:val="000000"/>
+          <w:lang w:val="pt-PT" w:eastAsia="pt-BR"/>
+        </w:rPr>
+      </w:r>
+      <w:r>
+        <w:rPr>
+          <w:rFonts w:ascii="Arial" w:eastAsia="Times New Roman" w:hAnsi="Arial" w:cs="Arial"/>
+          <w:color w:val="000000"/>
+          <w:lang w:val="pt-PT" w:eastAsia="pt-BR"/>
+        </w:rPr>
+      </w:r>
+      <w:r>
+        <w:rPr>
+          <w:rFonts w:ascii="Arial" w:eastAsia="Times New Roman" w:hAnsi="Arial" w:cs="Arial"/>
+          <w:color w:val="000000"/>
+          <w:lang w:val="pt-PT" w:eastAsia="pt-BR"/>
+        </w:rPr>
+      </w:r>
+      <w:r>
+        <w:rPr>
+          <w:rFonts w:ascii="Arial" w:eastAsia="Times New Roman" w:hAnsi="Arial" w:cs="Arial"/>
+          <w:color w:val="000000"/>
+          <w:lang w:val="pt-PT" w:eastAsia="pt-BR"/>
+        </w:rPr>
+      </w:r>
+      <w:r>
+        <w:rPr>
+          <w:rFonts w:ascii="Arial" w:eastAsia="Times New Roman" w:hAnsi="Arial" w:cs="Arial"/>
+          <w:color w:val="000000"/>
+          <w:lang w:val="pt-PT" w:eastAsia="pt-BR"/>
+        </w:rPr>
+      </w:r>
+      <w:r>
+        <w:rPr>
+          <w:rFonts w:ascii="Arial" w:eastAsia="Times New Roman" w:hAnsi="Arial" w:cs="Arial"/>
+          <w:color w:val="000000"/>
+          <w:lang w:val="pt-PT" w:eastAsia="pt-BR"/>
+        </w:rPr>
+      </w:r>
+      <w:r>
+        <w:rPr>
+          <w:rFonts w:ascii="Arial" w:eastAsia="Times New Roman" w:hAnsi="Arial" w:cs="Arial"/>
+          <w:color w:val="000000"/>
+          <w:lang w:val="pt-PT" w:eastAsia="pt-BR"/>
+        </w:rPr>
+      </w:r>
+      <w:r>
+        <w:rPr>
+          <w:rFonts w:ascii="Arial" w:eastAsia="Times New Roman" w:hAnsi="Arial" w:cs="Arial"/>
+          <w:color w:val="000000"/>
+          <w:lang w:val="pt-PT" w:eastAsia="pt-BR"/>
+        </w:rPr>
+      </w:r>
+      <w:r>
+        <w:rPr>
+          <w:rFonts w:ascii="Arial" w:eastAsia="Times New Roman" w:hAnsi="Arial" w:cs="Arial"/>
+          <w:color w:val="000000"/>
+          <w:lang w:val="pt-PT" w:eastAsia="pt-BR"/>
+        </w:rPr>
+      </w:r>
+      <w:r>
+        <w:rPr>
+          <w:rFonts w:ascii="Arial" w:eastAsia="Times New Roman" w:hAnsi="Arial" w:cs="Arial"/>
+          <w:color w:val="000000"/>
+          <w:lang w:val="pt-PT" w:eastAsia="pt-BR"/>
+        </w:rPr>
+      </w:r>
+      <w:r>
+        <w:rPr>
+          <w:rFonts w:ascii="Arial" w:eastAsia="Times New Roman" w:hAnsi="Arial" w:cs="Arial"/>
+          <w:color w:val="000000"/>
+          <w:lang w:val="pt-PT" w:eastAsia="pt-BR"/>
+        </w:rPr>
+      </w:r>
+      <w:r>
+        <w:rPr>
+          <w:rFonts w:ascii="Arial" w:eastAsia="Times New Roman" w:hAnsi="Arial" w:cs="Arial"/>
+          <w:color w:val="000000"/>
+          <w:lang w:val="pt-PT" w:eastAsia="pt-BR"/>
+        </w:rPr>
+      </w:r>
+      <w:r>
+        <w:rPr>
+          <w:rFonts w:ascii="Arial" w:eastAsia="Times New Roman" w:hAnsi="Arial" w:cs="Arial"/>
+          <w:color w:val="000000"/>
+          <w:lang w:val="pt-PT" w:eastAsia="pt-BR"/>
+        </w:rPr>
       </w:r>
     </w:p>
     <w:p>
@@ -13727,231 +13394,203 @@
           <w:color w:val="000000"/>
           <w:lang w:val="pt-PT" w:eastAsia="pt-BR"/>
         </w:rPr>
-        <w:t xml:space="preserve">O Administrador do Exame deve </w:t>
-      </w:r>
-      <w:r>
-        <w:rPr>
-          <w:rFonts w:ascii="Arial" w:eastAsia="Times New Roman" w:hAnsi="Arial" w:cs="Arial"/>
-          <w:color w:val="000000"/>
-          <w:lang w:val="pt-PT" w:eastAsia="pt-BR"/>
-        </w:rPr>
-        <w:t xml:space="preserve">se </w:t>
-      </w:r>
-      <w:r>
-        <w:rPr>
-          <w:rFonts w:ascii="Arial" w:eastAsia="Times New Roman" w:hAnsi="Arial" w:cs="Arial"/>
-          <w:color w:val="000000"/>
-          <w:lang w:val="pt-PT" w:eastAsia="pt-BR"/>
-        </w:rPr>
-        <w:t xml:space="preserve">abster de </w:t>
-      </w:r>
-      <w:r>
-        <w:rPr>
-          <w:rFonts w:ascii="Arial" w:eastAsia="Times New Roman" w:hAnsi="Arial" w:cs="Arial"/>
-          <w:color w:val="000000"/>
-          <w:lang w:val="pt-PT" w:eastAsia="pt-BR"/>
-        </w:rPr>
-        <w:t>preencher súmulas</w:t>
-      </w:r>
-      <w:r>
-        <w:rPr>
-          <w:rFonts w:ascii="Arial" w:eastAsia="Times New Roman" w:hAnsi="Arial" w:cs="Arial"/>
-          <w:color w:val="000000"/>
-          <w:lang w:val="pt-PT" w:eastAsia="pt-BR"/>
-        </w:rPr>
-        <w:t xml:space="preserve"> de pontuação detalhadas se também </w:t>
-      </w:r>
-      <w:r>
-        <w:rPr>
-          <w:rFonts w:ascii="Arial" w:eastAsia="Times New Roman" w:hAnsi="Arial" w:cs="Arial"/>
-          <w:color w:val="000000"/>
-          <w:lang w:val="pt-PT" w:eastAsia="pt-BR"/>
-        </w:rPr>
-        <w:t>estiver preparando e servindo as</w:t>
-      </w:r>
-      <w:r>
-        <w:rPr>
-          <w:rFonts w:ascii="Arial" w:eastAsia="Times New Roman" w:hAnsi="Arial" w:cs="Arial"/>
-          <w:color w:val="000000"/>
-          <w:lang w:val="pt-PT" w:eastAsia="pt-BR"/>
-        </w:rPr>
-        <w:t xml:space="preserve"> </w:t>
-      </w:r>
-      <w:r>
-        <w:rPr>
-          <w:rFonts w:ascii="Arial" w:eastAsia="Times New Roman" w:hAnsi="Arial" w:cs="Arial"/>
-          <w:color w:val="000000"/>
-          <w:lang w:val="pt-PT" w:eastAsia="pt-BR"/>
-        </w:rPr>
-        <w:t>hidromel</w:t>
-      </w:r>
-      <w:r>
-        <w:rPr>
-          <w:rFonts w:ascii="Arial" w:eastAsia="Times New Roman" w:hAnsi="Arial" w:cs="Arial"/>
-          <w:color w:val="000000"/>
-          <w:lang w:val="pt-PT" w:eastAsia="pt-BR"/>
-        </w:rPr>
-        <w:t xml:space="preserve">s </w:t>
-      </w:r>
-      <w:r>
-        <w:rPr>
-          <w:rFonts w:ascii="Arial" w:eastAsia="Times New Roman" w:hAnsi="Arial" w:cs="Arial"/>
-          <w:color w:val="000000"/>
-          <w:lang w:val="pt-PT" w:eastAsia="pt-BR"/>
-        </w:rPr>
-        <w:t>do exame</w:t>
-      </w:r>
-      <w:r>
-        <w:rPr>
-          <w:rFonts w:ascii="Arial" w:eastAsia="Times New Roman" w:hAnsi="Arial" w:cs="Arial"/>
-          <w:color w:val="000000"/>
-          <w:lang w:val="pt-PT" w:eastAsia="pt-BR"/>
-        </w:rPr>
-        <w:t xml:space="preserve">. Isso pode introduzir viés na pontuação, pois o administrador do exame sabe mais sobre a origem das </w:t>
-      </w:r>
-      <w:r>
-        <w:rPr>
-          <w:rFonts w:ascii="Arial" w:eastAsia="Times New Roman" w:hAnsi="Arial" w:cs="Arial"/>
-          <w:color w:val="000000"/>
-          <w:lang w:val="pt-PT" w:eastAsia="pt-BR"/>
-        </w:rPr>
-        <w:t>hidromel</w:t>
-      </w:r>
-      <w:r>
-        <w:rPr>
-          <w:rFonts w:ascii="Arial" w:eastAsia="Times New Roman" w:hAnsi="Arial" w:cs="Arial"/>
-          <w:color w:val="000000"/>
-          <w:lang w:val="pt-PT" w:eastAsia="pt-BR"/>
-        </w:rPr>
-        <w:t xml:space="preserve">s do que os participantes. Os </w:t>
-      </w:r>
-      <w:r>
-        <w:rPr>
-          <w:rFonts w:ascii="Arial" w:eastAsia="Times New Roman" w:hAnsi="Arial" w:cs="Arial"/>
-          <w:color w:val="000000"/>
-          <w:lang w:val="pt-PT" w:eastAsia="pt-BR"/>
-        </w:rPr>
-        <w:t>Proctors</w:t>
-      </w:r>
-      <w:r>
-        <w:rPr>
-          <w:rFonts w:ascii="Arial" w:eastAsia="Times New Roman" w:hAnsi="Arial" w:cs="Arial"/>
-          <w:color w:val="000000"/>
-          <w:lang w:val="pt-PT" w:eastAsia="pt-BR"/>
-        </w:rPr>
-        <w:t xml:space="preserve"> </w:t>
-      </w:r>
-      <w:r>
-        <w:rPr>
-          <w:rFonts w:ascii="Arial" w:eastAsia="Times New Roman" w:hAnsi="Arial" w:cs="Arial"/>
-          <w:color w:val="000000"/>
-          <w:lang w:val="pt-PT" w:eastAsia="pt-BR"/>
-        </w:rPr>
-        <w:t>utilizam</w:t>
-      </w:r>
-      <w:r>
-        <w:rPr>
-          <w:rFonts w:ascii="Arial" w:eastAsia="Times New Roman" w:hAnsi="Arial" w:cs="Arial"/>
-          <w:color w:val="000000"/>
-          <w:lang w:val="pt-PT" w:eastAsia="pt-BR"/>
-        </w:rPr>
-        <w:t xml:space="preserve"> súmulas expandidas e evitam a discussão até </w:t>
-      </w:r>
-      <w:r>
-        <w:rPr>
-          <w:rFonts w:ascii="Arial" w:eastAsia="Times New Roman" w:hAnsi="Arial" w:cs="Arial"/>
-          <w:color w:val="000000"/>
-          <w:lang w:val="pt-PT" w:eastAsia="pt-BR"/>
-        </w:rPr>
-        <w:t>terminarem</w:t>
-      </w:r>
-      <w:r>
-        <w:rPr>
-          <w:rFonts w:ascii="Arial" w:eastAsia="Times New Roman" w:hAnsi="Arial" w:cs="Arial"/>
-          <w:color w:val="000000"/>
-          <w:lang w:val="pt-PT" w:eastAsia="pt-BR"/>
-        </w:rPr>
-        <w:t xml:space="preserve"> sua pontuação e registr</w:t>
-      </w:r>
-      <w:r>
-        <w:rPr>
-          <w:rFonts w:ascii="Arial" w:eastAsia="Times New Roman" w:hAnsi="Arial" w:cs="Arial"/>
-          <w:color w:val="000000"/>
-          <w:lang w:val="pt-PT" w:eastAsia="pt-BR"/>
-        </w:rPr>
-        <w:t>arem</w:t>
-      </w:r>
-      <w:r>
-        <w:rPr>
-          <w:rFonts w:ascii="Arial" w:eastAsia="Times New Roman" w:hAnsi="Arial" w:cs="Arial"/>
-          <w:color w:val="000000"/>
-          <w:lang w:val="pt-PT" w:eastAsia="pt-BR"/>
-        </w:rPr>
-        <w:t xml:space="preserve"> os comentários na súmula. </w:t>
-      </w:r>
-      <w:r>
-        <w:rPr>
-          <w:rFonts w:ascii="Arial" w:eastAsia="Times New Roman" w:hAnsi="Arial" w:cs="Arial"/>
-          <w:color w:val="000000"/>
-          <w:lang w:val="pt-PT" w:eastAsia="pt-BR"/>
-        </w:rPr>
-        <w:t>E</w:t>
-      </w:r>
-      <w:r>
-        <w:rPr>
-          <w:rFonts w:ascii="Arial" w:eastAsia="Times New Roman" w:hAnsi="Arial" w:cs="Arial"/>
-          <w:color w:val="000000"/>
-          <w:lang w:val="pt-PT" w:eastAsia="pt-BR"/>
-        </w:rPr>
-        <w:t xml:space="preserve">les devem </w:t>
-      </w:r>
-      <w:r>
-        <w:rPr>
-          <w:rFonts w:ascii="Arial" w:eastAsia="Times New Roman" w:hAnsi="Arial" w:cs="Arial"/>
-          <w:color w:val="000000"/>
-          <w:lang w:val="pt-PT" w:eastAsia="pt-BR"/>
-        </w:rPr>
-        <w:t xml:space="preserve">então </w:t>
-      </w:r>
-      <w:r>
-        <w:rPr>
-          <w:rFonts w:ascii="Arial" w:eastAsia="Times New Roman" w:hAnsi="Arial" w:cs="Arial"/>
-          <w:color w:val="000000"/>
-          <w:lang w:val="pt-PT" w:eastAsia="pt-BR"/>
-        </w:rPr>
-        <w:t xml:space="preserve">preencher a planilha de consenso para a </w:t>
-      </w:r>
-      <w:r>
-        <w:rPr>
-          <w:rFonts w:ascii="Arial" w:eastAsia="Times New Roman" w:hAnsi="Arial" w:cs="Arial"/>
-          <w:color w:val="000000"/>
-          <w:lang w:val="pt-PT" w:eastAsia="pt-BR"/>
-        </w:rPr>
-        <w:t>hidromel</w:t>
-      </w:r>
-      <w:r>
-        <w:rPr>
-          <w:rFonts w:ascii="Arial" w:eastAsia="Times New Roman" w:hAnsi="Arial" w:cs="Arial"/>
-          <w:color w:val="000000"/>
-          <w:lang w:val="pt-PT" w:eastAsia="pt-BR"/>
-        </w:rPr>
-        <w:t xml:space="preserve">, mas não devem alterar suas </w:t>
-      </w:r>
-      <w:r>
-        <w:rPr>
-          <w:rFonts w:ascii="Arial" w:eastAsia="Times New Roman" w:hAnsi="Arial" w:cs="Arial"/>
-          <w:color w:val="000000"/>
-          <w:lang w:val="pt-PT" w:eastAsia="pt-BR"/>
-        </w:rPr>
-        <w:t>súmulas</w:t>
-      </w:r>
-      <w:r>
-        <w:rPr>
-          <w:rFonts w:ascii="Arial" w:eastAsia="Times New Roman" w:hAnsi="Arial" w:cs="Arial"/>
-          <w:color w:val="000000"/>
-          <w:lang w:val="pt-PT" w:eastAsia="pt-BR"/>
-        </w:rPr>
-        <w:t xml:space="preserve"> originais.</w:t>
+        <w:t>O Administrador do Exame deve se abster de preencher súmulas de pontuação detalhadas se também estiver preparando e servindo as hidroméis do exame. Isso pode introduzir viés na pontuação, pois o administrador do exame sabe mais sobre a origem das hidroméis do que os participantes. Os Proctors utilizam súmulas expandidas e evitam a discussão até terminarem sua pontuação e registrarem os comentários na súmula. Eles devem então preencher a planilha de consenso para a hidromel, mas não devem alterar suas súmulas originais.</w:t>
+      </w:r>
+      <w:r>
+        <w:rPr>
+          <w:rFonts w:ascii="Arial" w:eastAsia="Times New Roman" w:hAnsi="Arial" w:cs="Arial"/>
+          <w:color w:val="000000"/>
+          <w:lang w:val="pt-PT" w:eastAsia="pt-BR"/>
+        </w:rPr>
+      </w:r>
+      <w:r>
+        <w:rPr>
+          <w:rFonts w:ascii="Arial" w:eastAsia="Times New Roman" w:hAnsi="Arial" w:cs="Arial"/>
+          <w:color w:val="000000"/>
+          <w:lang w:val="pt-PT" w:eastAsia="pt-BR"/>
+        </w:rPr>
+      </w:r>
+      <w:r>
+        <w:rPr>
+          <w:rFonts w:ascii="Arial" w:eastAsia="Times New Roman" w:hAnsi="Arial" w:cs="Arial"/>
+          <w:color w:val="000000"/>
+          <w:lang w:val="pt-PT" w:eastAsia="pt-BR"/>
+        </w:rPr>
+      </w:r>
+      <w:r>
+        <w:rPr>
+          <w:rFonts w:ascii="Arial" w:eastAsia="Times New Roman" w:hAnsi="Arial" w:cs="Arial"/>
+          <w:color w:val="000000"/>
+          <w:lang w:val="pt-PT" w:eastAsia="pt-BR"/>
+        </w:rPr>
+      </w:r>
+      <w:r>
+        <w:rPr>
+          <w:rFonts w:ascii="Arial" w:eastAsia="Times New Roman" w:hAnsi="Arial" w:cs="Arial"/>
+          <w:color w:val="000000"/>
+          <w:lang w:val="pt-PT" w:eastAsia="pt-BR"/>
+        </w:rPr>
+      </w:r>
+      <w:r>
+        <w:rPr>
+          <w:rFonts w:ascii="Arial" w:eastAsia="Times New Roman" w:hAnsi="Arial" w:cs="Arial"/>
+          <w:color w:val="000000"/>
+          <w:lang w:val="pt-PT" w:eastAsia="pt-BR"/>
+        </w:rPr>
+      </w:r>
+      <w:r>
+        <w:rPr>
+          <w:rFonts w:ascii="Arial" w:eastAsia="Times New Roman" w:hAnsi="Arial" w:cs="Arial"/>
+          <w:color w:val="000000"/>
+          <w:lang w:val="pt-PT" w:eastAsia="pt-BR"/>
+        </w:rPr>
+      </w:r>
+      <w:r>
+        <w:rPr>
+          <w:rFonts w:ascii="Arial" w:eastAsia="Times New Roman" w:hAnsi="Arial" w:cs="Arial"/>
+          <w:color w:val="000000"/>
+          <w:lang w:val="pt-PT" w:eastAsia="pt-BR"/>
+        </w:rPr>
+      </w:r>
+      <w:r>
+        <w:rPr>
+          <w:rFonts w:ascii="Arial" w:eastAsia="Times New Roman" w:hAnsi="Arial" w:cs="Arial"/>
+          <w:color w:val="000000"/>
+          <w:lang w:val="pt-PT" w:eastAsia="pt-BR"/>
+        </w:rPr>
+      </w:r>
+      <w:r>
+        <w:rPr>
+          <w:rFonts w:ascii="Arial" w:eastAsia="Times New Roman" w:hAnsi="Arial" w:cs="Arial"/>
+          <w:color w:val="000000"/>
+          <w:lang w:val="pt-PT" w:eastAsia="pt-BR"/>
+        </w:rPr>
+      </w:r>
+      <w:r>
+        <w:rPr>
+          <w:rFonts w:ascii="Arial" w:eastAsia="Times New Roman" w:hAnsi="Arial" w:cs="Arial"/>
+          <w:color w:val="000000"/>
+          <w:lang w:val="pt-PT" w:eastAsia="pt-BR"/>
+        </w:rPr>
+      </w:r>
+      <w:r>
+        <w:rPr>
+          <w:rFonts w:ascii="Arial" w:eastAsia="Times New Roman" w:hAnsi="Arial" w:cs="Arial"/>
+          <w:color w:val="000000"/>
+          <w:lang w:val="pt-PT" w:eastAsia="pt-BR"/>
+        </w:rPr>
+      </w:r>
+      <w:r>
+        <w:rPr>
+          <w:rFonts w:ascii="Arial" w:eastAsia="Times New Roman" w:hAnsi="Arial" w:cs="Arial"/>
+          <w:color w:val="000000"/>
+          <w:lang w:val="pt-PT" w:eastAsia="pt-BR"/>
+        </w:rPr>
+      </w:r>
+      <w:r>
+        <w:rPr>
+          <w:rFonts w:ascii="Arial" w:eastAsia="Times New Roman" w:hAnsi="Arial" w:cs="Arial"/>
+          <w:color w:val="000000"/>
+          <w:lang w:val="pt-PT" w:eastAsia="pt-BR"/>
+        </w:rPr>
+      </w:r>
+      <w:r>
+        <w:rPr>
+          <w:rFonts w:ascii="Arial" w:eastAsia="Times New Roman" w:hAnsi="Arial" w:cs="Arial"/>
+          <w:color w:val="000000"/>
+          <w:lang w:val="pt-PT" w:eastAsia="pt-BR"/>
+        </w:rPr>
+      </w:r>
+      <w:r>
+        <w:rPr>
+          <w:rFonts w:ascii="Arial" w:eastAsia="Times New Roman" w:hAnsi="Arial" w:cs="Arial"/>
+          <w:color w:val="000000"/>
+          <w:lang w:val="pt-PT" w:eastAsia="pt-BR"/>
+        </w:rPr>
+      </w:r>
+      <w:r>
+        <w:rPr>
+          <w:rFonts w:ascii="Arial" w:eastAsia="Times New Roman" w:hAnsi="Arial" w:cs="Arial"/>
+          <w:color w:val="000000"/>
+          <w:lang w:val="pt-PT" w:eastAsia="pt-BR"/>
+        </w:rPr>
+      </w:r>
+      <w:r>
+        <w:rPr>
+          <w:rFonts w:ascii="Arial" w:eastAsia="Times New Roman" w:hAnsi="Arial" w:cs="Arial"/>
+          <w:color w:val="000000"/>
+          <w:lang w:val="pt-PT" w:eastAsia="pt-BR"/>
+        </w:rPr>
+      </w:r>
+      <w:r>
+        <w:rPr>
+          <w:rFonts w:ascii="Arial" w:eastAsia="Times New Roman" w:hAnsi="Arial" w:cs="Arial"/>
+          <w:color w:val="000000"/>
+          <w:lang w:val="pt-PT" w:eastAsia="pt-BR"/>
+        </w:rPr>
+      </w:r>
+      <w:r>
+        <w:rPr>
+          <w:rFonts w:ascii="Arial" w:eastAsia="Times New Roman" w:hAnsi="Arial" w:cs="Arial"/>
+          <w:color w:val="000000"/>
+          <w:lang w:val="pt-PT" w:eastAsia="pt-BR"/>
+        </w:rPr>
+      </w:r>
+      <w:r>
+        <w:rPr>
+          <w:rFonts w:ascii="Arial" w:eastAsia="Times New Roman" w:hAnsi="Arial" w:cs="Arial"/>
+          <w:color w:val="000000"/>
+          <w:lang w:val="pt-PT" w:eastAsia="pt-BR"/>
+        </w:rPr>
+      </w:r>
+      <w:r>
+        <w:rPr>
+          <w:rFonts w:ascii="Arial" w:eastAsia="Times New Roman" w:hAnsi="Arial" w:cs="Arial"/>
+          <w:color w:val="000000"/>
+          <w:lang w:val="pt-PT" w:eastAsia="pt-BR"/>
+        </w:rPr>
+      </w:r>
+      <w:r>
+        <w:rPr>
+          <w:rFonts w:ascii="Arial" w:eastAsia="Times New Roman" w:hAnsi="Arial" w:cs="Arial"/>
+          <w:color w:val="000000"/>
+          <w:lang w:val="pt-PT" w:eastAsia="pt-BR"/>
+        </w:rPr>
+      </w:r>
+      <w:r>
+        <w:rPr>
+          <w:rFonts w:ascii="Arial" w:eastAsia="Times New Roman" w:hAnsi="Arial" w:cs="Arial"/>
+          <w:color w:val="000000"/>
+          <w:lang w:val="pt-PT" w:eastAsia="pt-BR"/>
+        </w:rPr>
+      </w:r>
+      <w:r>
+        <w:rPr>
+          <w:rFonts w:ascii="Arial" w:eastAsia="Times New Roman" w:hAnsi="Arial" w:cs="Arial"/>
+          <w:color w:val="000000"/>
+          <w:lang w:val="pt-PT" w:eastAsia="pt-BR"/>
+        </w:rPr>
+      </w:r>
+      <w:r>
+        <w:rPr>
+          <w:rFonts w:ascii="Arial" w:eastAsia="Times New Roman" w:hAnsi="Arial" w:cs="Arial"/>
+          <w:color w:val="000000"/>
+          <w:lang w:val="pt-PT" w:eastAsia="pt-BR"/>
+        </w:rPr>
+      </w:r>
+      <w:r>
+        <w:rPr>
+          <w:rFonts w:ascii="Arial" w:eastAsia="Times New Roman" w:hAnsi="Arial" w:cs="Arial"/>
+          <w:color w:val="000000"/>
+          <w:lang w:val="pt-PT" w:eastAsia="pt-BR"/>
+        </w:rPr>
+      </w:r>
+      <w:r>
+        <w:rPr>
+          <w:rFonts w:ascii="Arial" w:eastAsia="Times New Roman" w:hAnsi="Arial" w:cs="Arial"/>
+          <w:color w:val="000000"/>
+          <w:lang w:val="pt-PT" w:eastAsia="pt-BR"/>
+        </w:rPr>
       </w:r>
     </w:p>
     <w:p>
@@ -18027,168 +17666,145 @@
           <w:rFonts w:ascii="Arial" w:eastAsia="Times New Roman" w:hAnsi="Arial" w:cs="Arial"/>
           <w:lang w:val="pt-PT" w:eastAsia="pt-BR"/>
         </w:rPr>
-        <w:t xml:space="preserve">O </w:t>
-      </w:r>
-      <w:r>
-        <w:rPr>
-          <w:rFonts w:ascii="Arial" w:eastAsia="Times New Roman" w:hAnsi="Arial" w:cs="Arial"/>
-          <w:lang w:val="pt-PT" w:eastAsia="pt-BR"/>
-        </w:rPr>
-        <w:t>A</w:t>
-      </w:r>
-      <w:r>
-        <w:rPr>
-          <w:rFonts w:ascii="Arial" w:eastAsia="Times New Roman" w:hAnsi="Arial" w:cs="Arial"/>
-          <w:lang w:val="pt-PT" w:eastAsia="pt-BR"/>
-        </w:rPr>
-        <w:t xml:space="preserve">dministrador do </w:t>
-      </w:r>
-      <w:r>
-        <w:rPr>
-          <w:rFonts w:ascii="Arial" w:eastAsia="Times New Roman" w:hAnsi="Arial" w:cs="Arial"/>
-          <w:lang w:val="pt-PT" w:eastAsia="pt-BR"/>
-        </w:rPr>
-        <w:t>E</w:t>
-      </w:r>
-      <w:r>
-        <w:rPr>
-          <w:rFonts w:ascii="Arial" w:eastAsia="Times New Roman" w:hAnsi="Arial" w:cs="Arial"/>
-          <w:lang w:val="pt-PT" w:eastAsia="pt-BR"/>
-        </w:rPr>
-        <w:t xml:space="preserve">xame é responsável </w:t>
-      </w:r>
-      <w:r>
-        <w:rPr>
-          <w:rFonts w:ascii="Arial" w:eastAsia="Times New Roman" w:hAnsi="Arial" w:cs="Arial"/>
-          <w:lang w:val="pt-PT" w:eastAsia="pt-BR"/>
-        </w:rPr>
-        <w:t>por fazer a</w:t>
-      </w:r>
-      <w:r>
-        <w:rPr>
-          <w:rFonts w:ascii="Arial" w:eastAsia="Times New Roman" w:hAnsi="Arial" w:cs="Arial"/>
-          <w:lang w:val="pt-PT" w:eastAsia="pt-BR"/>
-        </w:rPr>
-        <w:t xml:space="preserve"> digitalização </w:t>
-      </w:r>
-      <w:r>
-        <w:rPr>
-          <w:rFonts w:ascii="Arial" w:eastAsia="Times New Roman" w:hAnsi="Arial" w:cs="Arial"/>
-          <w:lang w:val="pt-PT" w:eastAsia="pt-BR"/>
-        </w:rPr>
-        <w:t xml:space="preserve">e manter um registro </w:t>
-      </w:r>
-      <w:r>
-        <w:rPr>
-          <w:rFonts w:ascii="Arial" w:eastAsia="Times New Roman" w:hAnsi="Arial" w:cs="Arial"/>
-          <w:lang w:val="pt-PT" w:eastAsia="pt-BR"/>
-        </w:rPr>
-        <w:t>complet</w:t>
-      </w:r>
-      <w:r>
-        <w:rPr>
-          <w:rFonts w:ascii="Arial" w:eastAsia="Times New Roman" w:hAnsi="Arial" w:cs="Arial"/>
-          <w:lang w:val="pt-PT" w:eastAsia="pt-BR"/>
-        </w:rPr>
-        <w:t>o</w:t>
-      </w:r>
-      <w:r>
-        <w:rPr>
-          <w:rFonts w:ascii="Arial" w:eastAsia="Times New Roman" w:hAnsi="Arial" w:cs="Arial"/>
-          <w:lang w:val="pt-PT" w:eastAsia="pt-BR"/>
-        </w:rPr>
-        <w:t xml:space="preserve"> dos exames, </w:t>
-      </w:r>
-      <w:r>
-        <w:rPr>
-          <w:rFonts w:ascii="Arial" w:eastAsia="Times New Roman" w:hAnsi="Arial" w:cs="Arial"/>
-          <w:lang w:val="pt-PT" w:eastAsia="pt-BR"/>
-        </w:rPr>
-        <w:t>formulários</w:t>
-      </w:r>
-      <w:r>
-        <w:rPr>
-          <w:rFonts w:ascii="Arial" w:eastAsia="Times New Roman" w:hAnsi="Arial" w:cs="Arial"/>
-          <w:lang w:val="pt-PT" w:eastAsia="pt-BR"/>
-        </w:rPr>
-        <w:t xml:space="preserve"> d</w:t>
-      </w:r>
-      <w:r>
-        <w:rPr>
-          <w:rFonts w:ascii="Arial" w:eastAsia="Times New Roman" w:hAnsi="Arial" w:cs="Arial"/>
-          <w:lang w:val="pt-PT" w:eastAsia="pt-BR"/>
-        </w:rPr>
-        <w:t xml:space="preserve">os </w:t>
-      </w:r>
-      <w:r>
-        <w:rPr>
-          <w:rFonts w:ascii="Arial" w:eastAsia="Times New Roman" w:hAnsi="Arial" w:cs="Arial"/>
-          <w:lang w:val="pt-PT" w:eastAsia="pt-BR"/>
-        </w:rPr>
-        <w:t xml:space="preserve">Proctor e </w:t>
-      </w:r>
-      <w:r>
-        <w:rPr>
-          <w:rFonts w:ascii="Arial" w:eastAsia="Times New Roman" w:hAnsi="Arial" w:cs="Arial"/>
-          <w:lang w:val="pt-PT" w:eastAsia="pt-BR"/>
-        </w:rPr>
-        <w:t>anotações das</w:t>
-      </w:r>
-      <w:r>
-        <w:rPr>
-          <w:rFonts w:ascii="Arial" w:eastAsia="Times New Roman" w:hAnsi="Arial" w:cs="Arial"/>
-          <w:lang w:val="pt-PT" w:eastAsia="pt-BR"/>
-        </w:rPr>
-        <w:t xml:space="preserve"> </w:t>
-      </w:r>
-      <w:r>
-        <w:rPr>
-          <w:rFonts w:ascii="Arial" w:eastAsia="Times New Roman" w:hAnsi="Arial" w:cs="Arial"/>
-          <w:lang w:val="pt-PT" w:eastAsia="pt-BR"/>
-        </w:rPr>
-        <w:t>hidromel</w:t>
-      </w:r>
-      <w:r>
-        <w:rPr>
-          <w:rFonts w:ascii="Arial" w:eastAsia="Times New Roman" w:hAnsi="Arial" w:cs="Arial"/>
-          <w:lang w:val="pt-PT" w:eastAsia="pt-BR"/>
-        </w:rPr>
-        <w:t>s</w:t>
-      </w:r>
-      <w:r>
-        <w:rPr>
-          <w:rFonts w:ascii="Arial" w:eastAsia="Times New Roman" w:hAnsi="Arial" w:cs="Arial"/>
-          <w:lang w:val="pt-PT" w:eastAsia="pt-BR"/>
-        </w:rPr>
-        <w:t xml:space="preserve"> do exame - cada página deve ser digitalizad</w:t>
-      </w:r>
-      <w:r>
-        <w:rPr>
-          <w:rFonts w:ascii="Arial" w:eastAsia="Times New Roman" w:hAnsi="Arial" w:cs="Arial"/>
-          <w:lang w:val="pt-PT" w:eastAsia="pt-BR"/>
-        </w:rPr>
-        <w:t>a</w:t>
-      </w:r>
-      <w:r>
-        <w:rPr>
-          <w:rFonts w:ascii="Arial" w:eastAsia="Times New Roman" w:hAnsi="Arial" w:cs="Arial"/>
-          <w:lang w:val="pt-PT" w:eastAsia="pt-BR"/>
-        </w:rPr>
-        <w:t xml:space="preserve"> utilizando um escaner ou outro método pré</w:t>
-      </w:r>
-      <w:r>
-        <w:rPr>
-          <w:rFonts w:ascii="Arial" w:eastAsia="Times New Roman" w:hAnsi="Arial" w:cs="Arial"/>
-          <w:lang w:val="pt-PT" w:eastAsia="pt-BR"/>
-        </w:rPr>
-        <w:t>-</w:t>
-      </w:r>
-      <w:r>
-        <w:rPr>
-          <w:rFonts w:ascii="Arial" w:eastAsia="Times New Roman" w:hAnsi="Arial" w:cs="Arial"/>
-          <w:lang w:val="pt-PT" w:eastAsia="pt-BR"/>
-        </w:rPr>
-        <w:t xml:space="preserve">aprovado. </w:t>
+        <w:t xml:space="preserve">O Administrador do Exame é responsável por fazer a digitalização e manter um registro completo dos exames, formulários dos Proctor e anotações das hidroméis do exame - cada página deve ser digitalizada utilizando um escaner ou outro método pré-aprovado. </w:t>
+      </w:r>
+      <w:r>
+        <w:rPr>
+          <w:rFonts w:ascii="Arial" w:eastAsia="Times New Roman" w:hAnsi="Arial" w:cs="Arial"/>
+          <w:lang w:val="pt-PT" w:eastAsia="pt-BR"/>
+        </w:rPr>
+      </w:r>
+      <w:r>
+        <w:rPr>
+          <w:rFonts w:ascii="Arial" w:eastAsia="Times New Roman" w:hAnsi="Arial" w:cs="Arial"/>
+          <w:lang w:val="pt-PT" w:eastAsia="pt-BR"/>
+        </w:rPr>
+      </w:r>
+      <w:r>
+        <w:rPr>
+          <w:rFonts w:ascii="Arial" w:eastAsia="Times New Roman" w:hAnsi="Arial" w:cs="Arial"/>
+          <w:lang w:val="pt-PT" w:eastAsia="pt-BR"/>
+        </w:rPr>
+      </w:r>
+      <w:r>
+        <w:rPr>
+          <w:rFonts w:ascii="Arial" w:eastAsia="Times New Roman" w:hAnsi="Arial" w:cs="Arial"/>
+          <w:lang w:val="pt-PT" w:eastAsia="pt-BR"/>
+        </w:rPr>
+      </w:r>
+      <w:r>
+        <w:rPr>
+          <w:rFonts w:ascii="Arial" w:eastAsia="Times New Roman" w:hAnsi="Arial" w:cs="Arial"/>
+          <w:lang w:val="pt-PT" w:eastAsia="pt-BR"/>
+        </w:rPr>
+      </w:r>
+      <w:r>
+        <w:rPr>
+          <w:rFonts w:ascii="Arial" w:eastAsia="Times New Roman" w:hAnsi="Arial" w:cs="Arial"/>
+          <w:lang w:val="pt-PT" w:eastAsia="pt-BR"/>
+        </w:rPr>
+      </w:r>
+      <w:r>
+        <w:rPr>
+          <w:rFonts w:ascii="Arial" w:eastAsia="Times New Roman" w:hAnsi="Arial" w:cs="Arial"/>
+          <w:lang w:val="pt-PT" w:eastAsia="pt-BR"/>
+        </w:rPr>
+      </w:r>
+      <w:r>
+        <w:rPr>
+          <w:rFonts w:ascii="Arial" w:eastAsia="Times New Roman" w:hAnsi="Arial" w:cs="Arial"/>
+          <w:lang w:val="pt-PT" w:eastAsia="pt-BR"/>
+        </w:rPr>
+      </w:r>
+      <w:r>
+        <w:rPr>
+          <w:rFonts w:ascii="Arial" w:eastAsia="Times New Roman" w:hAnsi="Arial" w:cs="Arial"/>
+          <w:lang w:val="pt-PT" w:eastAsia="pt-BR"/>
+        </w:rPr>
+      </w:r>
+      <w:r>
+        <w:rPr>
+          <w:rFonts w:ascii="Arial" w:eastAsia="Times New Roman" w:hAnsi="Arial" w:cs="Arial"/>
+          <w:lang w:val="pt-PT" w:eastAsia="pt-BR"/>
+        </w:rPr>
+      </w:r>
+      <w:r>
+        <w:rPr>
+          <w:rFonts w:ascii="Arial" w:eastAsia="Times New Roman" w:hAnsi="Arial" w:cs="Arial"/>
+          <w:lang w:val="pt-PT" w:eastAsia="pt-BR"/>
+        </w:rPr>
+      </w:r>
+      <w:r>
+        <w:rPr>
+          <w:rFonts w:ascii="Arial" w:eastAsia="Times New Roman" w:hAnsi="Arial" w:cs="Arial"/>
+          <w:lang w:val="pt-PT" w:eastAsia="pt-BR"/>
+        </w:rPr>
+      </w:r>
+      <w:r>
+        <w:rPr>
+          <w:rFonts w:ascii="Arial" w:eastAsia="Times New Roman" w:hAnsi="Arial" w:cs="Arial"/>
+          <w:lang w:val="pt-PT" w:eastAsia="pt-BR"/>
+        </w:rPr>
+      </w:r>
+      <w:r>
+        <w:rPr>
+          <w:rFonts w:ascii="Arial" w:eastAsia="Times New Roman" w:hAnsi="Arial" w:cs="Arial"/>
+          <w:lang w:val="pt-PT" w:eastAsia="pt-BR"/>
+        </w:rPr>
+      </w:r>
+      <w:r>
+        <w:rPr>
+          <w:rFonts w:ascii="Arial" w:eastAsia="Times New Roman" w:hAnsi="Arial" w:cs="Arial"/>
+          <w:lang w:val="pt-PT" w:eastAsia="pt-BR"/>
+        </w:rPr>
+      </w:r>
+      <w:r>
+        <w:rPr>
+          <w:rFonts w:ascii="Arial" w:eastAsia="Times New Roman" w:hAnsi="Arial" w:cs="Arial"/>
+          <w:lang w:val="pt-PT" w:eastAsia="pt-BR"/>
+        </w:rPr>
+      </w:r>
+      <w:r>
+        <w:rPr>
+          <w:rFonts w:ascii="Arial" w:eastAsia="Times New Roman" w:hAnsi="Arial" w:cs="Arial"/>
+          <w:lang w:val="pt-PT" w:eastAsia="pt-BR"/>
+        </w:rPr>
+      </w:r>
+      <w:r>
+        <w:rPr>
+          <w:rFonts w:ascii="Arial" w:eastAsia="Times New Roman" w:hAnsi="Arial" w:cs="Arial"/>
+          <w:lang w:val="pt-PT" w:eastAsia="pt-BR"/>
+        </w:rPr>
+      </w:r>
+      <w:r>
+        <w:rPr>
+          <w:rFonts w:ascii="Arial" w:eastAsia="Times New Roman" w:hAnsi="Arial" w:cs="Arial"/>
+          <w:lang w:val="pt-PT" w:eastAsia="pt-BR"/>
+        </w:rPr>
+      </w:r>
+      <w:r>
+        <w:rPr>
+          <w:rFonts w:ascii="Arial" w:eastAsia="Times New Roman" w:hAnsi="Arial" w:cs="Arial"/>
+          <w:lang w:val="pt-PT" w:eastAsia="pt-BR"/>
+        </w:rPr>
+      </w:r>
+      <w:r>
+        <w:rPr>
+          <w:rFonts w:ascii="Arial" w:eastAsia="Times New Roman" w:hAnsi="Arial" w:cs="Arial"/>
+          <w:lang w:val="pt-PT" w:eastAsia="pt-BR"/>
+        </w:rPr>
+      </w:r>
+      <w:r>
+        <w:rPr>
+          <w:rFonts w:ascii="Arial" w:eastAsia="Times New Roman" w:hAnsi="Arial" w:cs="Arial"/>
+          <w:lang w:val="pt-PT" w:eastAsia="pt-BR"/>
+        </w:rPr>
+      </w:r>
+      <w:r>
+        <w:rPr>
+          <w:rFonts w:ascii="Arial" w:eastAsia="Times New Roman" w:hAnsi="Arial" w:cs="Arial"/>
+          <w:lang w:val="pt-PT" w:eastAsia="pt-BR"/>
+        </w:rPr>
       </w:r>
     </w:p>
     <w:p>
